--- a/docs/Stock_System_Guide_zh-TW.docx
+++ b/docs/Stock_System_Guide_zh-TW.docx
@@ -1165,7 +1165,7 @@
         <w:pStyle w:val="ListParagraph"/>
         <w:numPr>
           <w:ilvl w:val="0"/>
-          <w:numId w:val="4"/>
+          <w:numId w:val="3"/>
         </w:numPr>
         <w:spacing w:after="60"/>
       </w:pPr>
@@ -1202,7 +1202,7 @@
         <w:pStyle w:val="ListParagraph"/>
         <w:numPr>
           <w:ilvl w:val="0"/>
-          <w:numId w:val="4"/>
+          <w:numId w:val="3"/>
         </w:numPr>
         <w:spacing w:after="60"/>
       </w:pPr>
@@ -1215,7 +1215,7 @@
         <w:pStyle w:val="ListParagraph"/>
         <w:numPr>
           <w:ilvl w:val="0"/>
-          <w:numId w:val="4"/>
+          <w:numId w:val="3"/>
         </w:numPr>
         <w:spacing w:after="60"/>
       </w:pPr>
@@ -2091,7 +2091,7 @@
         <w:pStyle w:val="ListParagraph"/>
         <w:numPr>
           <w:ilvl w:val="0"/>
-          <w:numId w:val="5"/>
+          <w:numId w:val="4"/>
         </w:numPr>
         <w:spacing w:after="60"/>
       </w:pPr>
@@ -2104,7 +2104,7 @@
         <w:pStyle w:val="ListParagraph"/>
         <w:numPr>
           <w:ilvl w:val="0"/>
-          <w:numId w:val="5"/>
+          <w:numId w:val="4"/>
         </w:numPr>
         <w:spacing w:after="60"/>
       </w:pPr>
@@ -2117,7 +2117,7 @@
         <w:pStyle w:val="ListParagraph"/>
         <w:numPr>
           <w:ilvl w:val="0"/>
-          <w:numId w:val="5"/>
+          <w:numId w:val="4"/>
         </w:numPr>
         <w:spacing w:after="60"/>
       </w:pPr>
@@ -2130,7 +2130,7 @@
         <w:pStyle w:val="ListParagraph"/>
         <w:numPr>
           <w:ilvl w:val="0"/>
-          <w:numId w:val="5"/>
+          <w:numId w:val="4"/>
         </w:numPr>
         <w:spacing w:after="60"/>
       </w:pPr>
@@ -2319,7 +2319,7 @@
         <w:pStyle w:val="ListParagraph"/>
         <w:numPr>
           <w:ilvl w:val="0"/>
-          <w:numId w:val="6"/>
+          <w:numId w:val="5"/>
         </w:numPr>
         <w:spacing w:after="60"/>
       </w:pPr>
@@ -2332,7 +2332,7 @@
         <w:pStyle w:val="ListParagraph"/>
         <w:numPr>
           <w:ilvl w:val="0"/>
-          <w:numId w:val="6"/>
+          <w:numId w:val="5"/>
         </w:numPr>
         <w:spacing w:after="60"/>
       </w:pPr>
@@ -2345,7 +2345,7 @@
         <w:pStyle w:val="ListParagraph"/>
         <w:numPr>
           <w:ilvl w:val="0"/>
-          <w:numId w:val="6"/>
+          <w:numId w:val="5"/>
         </w:numPr>
         <w:spacing w:after="60"/>
       </w:pPr>
@@ -2358,7 +2358,7 @@
         <w:pStyle w:val="ListParagraph"/>
         <w:numPr>
           <w:ilvl w:val="0"/>
-          <w:numId w:val="6"/>
+          <w:numId w:val="5"/>
         </w:numPr>
         <w:spacing w:after="60"/>
       </w:pPr>
@@ -4903,18 +4903,6 @@
       </w:pPr>
     </w:lvl>
   </w:abstractNum>
-  <w:abstractNum w:abstractNumId="6" w15:restartNumberingAfterBreak="0">
-    <w:multiLevelType w:val="hybridMultilevel"/>
-    <w:lvl w:ilvl="0" w:tentative="1">
-      <w:start w:val="1"/>
-      <w:numFmt w:val="decimal"/>
-      <w:lvlText w:val="%1."/>
-      <w:lvlJc w:val="left"/>
-      <w:pPr>
-        <w:ind w:left="540" w:hanging="360"/>
-      </w:pPr>
-    </w:lvl>
-  </w:abstractNum>
   <w:num w:numId="1">
     <w:abstractNumId w:val="1"/>
     <w:lvlOverride w:ilvl="0">
@@ -4941,12 +4929,6 @@
   </w:num>
   <w:num w:numId="5">
     <w:abstractNumId w:val="5"/>
-    <w:lvlOverride w:ilvl="0">
-      <w:startOverride w:val="1"/>
-    </w:lvlOverride>
-  </w:num>
-  <w:num w:numId="6">
-    <w:abstractNumId w:val="6"/>
     <w:lvlOverride w:ilvl="0">
       <w:startOverride w:val="1"/>
     </w:lvlOverride>

--- a/docs/Stock_System_Guide_zh-TW.docx
+++ b/docs/Stock_System_Guide_zh-TW.docx
@@ -1340,6 +1340,34 @@
           <w:sz w:val="18"/>
           <w:szCs w:val="18"/>
         </w:rPr>
+        <w:t xml:space="preserve">HOST=0.0.0.0</w:t>
+      </w:r>
+    </w:p>
+    <w:p>
+      <w:pPr>
+        <w:shd w:fill="F2F2F2" w:color="auto" w:val="clear"/>
+        <w:spacing w:after="0" w:before="0"/>
+      </w:pPr>
+      <w:r>
+        <w:rPr>
+          <w:rFonts w:ascii="Consolas" w:cs="Consolas" w:eastAsia="Consolas" w:hAnsi="Consolas"/>
+          <w:sz w:val="18"/>
+          <w:szCs w:val="18"/>
+        </w:rPr>
+        <w:t xml:space="preserve">PUBLIC_URL=http://&lt;IP&gt;:3000</w:t>
+      </w:r>
+    </w:p>
+    <w:p>
+      <w:pPr>
+        <w:shd w:fill="F2F2F2" w:color="auto" w:val="clear"/>
+        <w:spacing w:after="0" w:before="0"/>
+      </w:pPr>
+      <w:r>
+        <w:rPr>
+          <w:rFonts w:ascii="Consolas" w:cs="Consolas" w:eastAsia="Consolas" w:hAnsi="Consolas"/>
+          <w:sz w:val="18"/>
+          <w:szCs w:val="18"/>
+        </w:rPr>
         <w:t xml:space="preserve">SEC_EDGAR_CONTACT=&lt;聯絡用 email&gt;</w:t>
       </w:r>
     </w:p>
@@ -1551,6 +1579,92 @@
             </w:pPr>
             <w:r>
               <w:t xml:space="preserve">網站埠號，預設 3000</w:t>
+            </w:r>
+          </w:p>
+        </w:tc>
+      </w:tr>
+      <w:tr>
+        <w:trPr>
+          <w:tblHeader w:val="off"/>
+        </w:trPr>
+        <w:tc>
+          <w:tcPr>
+            <w:tcW w:type="dxa" w:w="2579"/>
+            <w:tcMar>
+              <w:top w:type="dxa" w:w="60"/>
+              <w:left w:type="dxa" w:w="100"/>
+              <w:bottom w:type="dxa" w:w="60"/>
+              <w:right w:type="dxa" w:w="100"/>
+            </w:tcMar>
+          </w:tcPr>
+          <w:p>
+            <w:pPr>
+              <w:spacing w:after="0"/>
+            </w:pPr>
+            <w:r>
+              <w:t xml:space="preserve">HOST</w:t>
+            </w:r>
+          </w:p>
+        </w:tc>
+        <w:tc>
+          <w:tcPr>
+            <w:tcW w:type="dxa" w:w="6447"/>
+            <w:tcMar>
+              <w:top w:type="dxa" w:w="60"/>
+              <w:left w:type="dxa" w:w="100"/>
+              <w:bottom w:type="dxa" w:w="60"/>
+              <w:right w:type="dxa" w:w="100"/>
+            </w:tcMar>
+          </w:tcPr>
+          <w:p>
+            <w:pPr>
+              <w:spacing w:after="0"/>
+            </w:pPr>
+            <w:r>
+              <w:t xml:space="preserve">伺服器監聽的位址，預設 0.0.0.0（所有網路介面）；只允許本機連入時設為 127.0.0.1</w:t>
+            </w:r>
+          </w:p>
+        </w:tc>
+      </w:tr>
+      <w:tr>
+        <w:trPr>
+          <w:tblHeader w:val="off"/>
+        </w:trPr>
+        <w:tc>
+          <w:tcPr>
+            <w:tcW w:type="dxa" w:w="2579"/>
+            <w:tcMar>
+              <w:top w:type="dxa" w:w="60"/>
+              <w:left w:type="dxa" w:w="100"/>
+              <w:bottom w:type="dxa" w:w="60"/>
+              <w:right w:type="dxa" w:w="100"/>
+            </w:tcMar>
+          </w:tcPr>
+          <w:p>
+            <w:pPr>
+              <w:spacing w:after="0"/>
+            </w:pPr>
+            <w:r>
+              <w:t xml:space="preserve">PUBLIC_URL</w:t>
+            </w:r>
+          </w:p>
+        </w:tc>
+        <w:tc>
+          <w:tcPr>
+            <w:tcW w:type="dxa" w:w="6447"/>
+            <w:tcMar>
+              <w:top w:type="dxa" w:w="60"/>
+              <w:left w:type="dxa" w:w="100"/>
+              <w:bottom w:type="dxa" w:w="60"/>
+              <w:right w:type="dxa" w:w="100"/>
+            </w:tcMar>
+          </w:tcPr>
+          <w:p>
+            <w:pPr>
+              <w:spacing w:after="0"/>
+            </w:pPr>
+            <w:r>
+              <w:t xml:space="preserve">瀏覽器連到網站的網址（例如 http://172.18.10.196:3000）。前端 JavaScript 會透過 /config.js 取得它，並把 API 請求送到這裡。未設定時用相對路徑，任何網址都能使用。WSL 的 IP 改變時需更新並重啟伺服器。</w:t>
             </w:r>
           </w:p>
         </w:tc>

--- a/docs/Stock_System_Guide_zh-TW.docx
+++ b/docs/Stock_System_Guide_zh-TW.docx
@@ -3694,6 +3694,94 @@
           <w:rFonts w:ascii="Calibri" w:cs="Calibri" w:eastAsia="Microsoft JhengHei" w:hAnsi="Calibri"/>
         </w:rPr>
         <w:t xml:space="preserve">完成後顯示摘要（上市／下市／無法判斷筆數、各欄位變更數、補資料筆數）與每筆變更明細，每頁 15 筆。</w:t>
+      </w:r>
+    </w:p>
+    <w:p>
+      <w:pPr>
+        <w:pStyle w:val="ListParagraph"/>
+        <w:numPr>
+          <w:ilvl w:val="0"/>
+          <w:numId w:val="2"/>
+        </w:numPr>
+        <w:spacing w:after="60"/>
+      </w:pPr>
+      <w:r>
+        <w:rPr>
+          <w:rFonts w:ascii="Calibri" w:cs="Calibri" w:eastAsia="Microsoft JhengHei" w:hAnsi="Calibri"/>
+        </w:rPr>
+        <w:t xml:space="preserve">結果可依原因分類篩選，每個分類按鈕上會顯示筆數，同一檔股票可能同時屬於多個分類：</w:t>
+      </w:r>
+    </w:p>
+    <w:p>
+      <w:pPr>
+        <w:pStyle w:val="ListParagraph"/>
+        <w:numPr>
+          <w:ilvl w:val="1"/>
+          <w:numId w:val="2"/>
+        </w:numPr>
+        <w:spacing w:after="60"/>
+      </w:pPr>
+      <w:r>
+        <w:rPr>
+          <w:rFonts w:ascii="Calibri" w:cs="Calibri" w:eastAsia="Microsoft JhengHei" w:hAnsi="Calibri"/>
+          <w:b/>
+          <w:bCs/>
+        </w:rPr>
+        <w:t xml:space="preserve">自動變更</w:t>
+      </w:r>
+      <w:r>
+        <w:rPr>
+          <w:rFonts w:ascii="Calibri" w:cs="Calibri" w:eastAsia="Microsoft JhengHei" w:hAnsi="Calibri"/>
+        </w:rPr>
+        <w:t xml:space="preserve">：標為下市、恢復上市、名稱更正、市場變更、Category 變更、補上幣別。</w:t>
+      </w:r>
+    </w:p>
+    <w:p>
+      <w:pPr>
+        <w:pStyle w:val="ListParagraph"/>
+        <w:numPr>
+          <w:ilvl w:val="1"/>
+          <w:numId w:val="2"/>
+        </w:numPr>
+        <w:spacing w:after="60"/>
+      </w:pPr>
+      <w:r>
+        <w:rPr>
+          <w:rFonts w:ascii="Calibri" w:cs="Calibri" w:eastAsia="Microsoft JhengHei" w:hAnsi="Calibri"/>
+          <w:b/>
+          <w:bCs/>
+        </w:rPr>
+        <w:t xml:space="preserve">需要注意（未變更）</w:t>
+      </w:r>
+      <w:r>
+        <w:rPr>
+          <w:rFonts w:ascii="Calibri" w:cs="Calibri" w:eastAsia="Microsoft JhengHei" w:hAnsi="Calibri"/>
+        </w:rPr>
+        <w:t xml:space="preserve">：代號已被其他公司使用（維持下市）、代號重複（已有另一筆未下市資料）、名稱不一致（需人工確認）、其他說明。說明以琥珀色顯示。</w:t>
+      </w:r>
+    </w:p>
+    <w:p>
+      <w:pPr>
+        <w:pStyle w:val="ListParagraph"/>
+        <w:numPr>
+          <w:ilvl w:val="1"/>
+          <w:numId w:val="2"/>
+        </w:numPr>
+        <w:spacing w:after="60"/>
+      </w:pPr>
+      <w:r>
+        <w:rPr>
+          <w:rFonts w:ascii="Calibri" w:cs="Calibri" w:eastAsia="Microsoft JhengHei" w:hAnsi="Calibri"/>
+          <w:b/>
+          <w:bCs/>
+        </w:rPr>
+        <w:t xml:space="preserve">錯誤</w:t>
+      </w:r>
+      <w:r>
+        <w:rPr>
+          <w:rFonts w:ascii="Calibri" w:cs="Calibri" w:eastAsia="Microsoft JhengHei" w:hAnsi="Calibri"/>
+        </w:rPr>
+        <w:t xml:space="preserve">：寫入失敗，以紅色顯示。</w:t>
       </w:r>
     </w:p>
     <w:p>

--- a/docs/Stock_System_Guide_zh-TW.docx
+++ b/docs/Stock_System_Guide_zh-TW.docx
@@ -4327,7 +4327,7 @@
                 <w:sz w:val="20"/>
                 <w:szCs w:val="20"/>
               </w:rPr>
-              <w:t xml:space="preserve">掛牌股票需 NASDAQ Trader 與 Yahoo 一致；其他用 Yahoo 正式名稱，疑似被截斷的名稱只記錄不套用；「324823」等佔位名稱一律更正</w:t>
+              <w:t xml:space="preserve">掛牌股票需 NASDAQ Trader 與 Yahoo 一致；其他用 Yahoo 正式名稱。比對時忽略寫法差異（ETF／Fund／Shares、ETN／Exchange-Traded Notes、U.S.／US、&amp;／and、大小寫等），採用 Yahoo 網頁上的乾淨名稱，只差大小寫時用官方寫法。資料庫名稱被截斷、帶基金家族前綴或是縮寫時補成完整名稱；只差 1～2 個字元（來源打錯字）不改；Yahoo 的基金縮寫不會取代完整名稱。兩個來源無法確認時只提示「名稱不一致」；「324823」等佔位名稱一律更正</w:t>
             </w:r>
           </w:p>
         </w:tc>

--- a/docs/Stock_System_Guide_zh-TW.docx
+++ b/docs/Stock_System_Guide_zh-TW.docx
@@ -24,7 +24,7 @@
           <w:sz w:val="22"/>
           <w:szCs w:val="22"/>
         </w:rPr>
-        <w:t xml:space="preserve">系統安裝、功能說明與運作手冊 · 資料表 test.company_profiles（資料庫 waffle_test）· 更新日期：2026-10-06</w:t>
+        <w:t xml:space="preserve">系統安裝、功能說明與運作手冊 · 資料表 test.company_profiles（資料庫 waffle_test）· 更新日期：2026-10-07</w:t>
       </w:r>
     </w:p>
     <w:p>
@@ -335,7 +335,7 @@
                 <w:sz w:val="20"/>
                 <w:szCs w:val="20"/>
               </w:rPr>
-              <w:t xml:space="preserve">React 18 + Tailwind CSS v4（</w:t>
+              <w:t xml:space="preserve">React（用 </w:t>
             </w:r>
             <w:r>
               <w:rPr>
@@ -344,15 +344,15 @@
                 <w:sz w:val="19"/>
                 <w:szCs w:val="19"/>
               </w:rPr>
-              <w:t xml:space="preserve">public/</w:t>
-            </w:r>
-            <w:r>
-              <w:rPr>
-                <w:rFonts w:ascii="Calibri" w:cs="Calibri" w:eastAsia="Microsoft JhengHei" w:hAnsi="Calibri"/>
-                <w:sz w:val="20"/>
-                <w:szCs w:val="20"/>
-              </w:rPr>
-              <w:t xml:space="preserve">、</w:t>
+              <w:t xml:space="preserve">npx create-react-app</w:t>
+            </w:r>
+            <w:r>
+              <w:rPr>
+                <w:rFonts w:ascii="Calibri" w:cs="Calibri" w:eastAsia="Microsoft JhengHei" w:hAnsi="Calibri"/>
+                <w:sz w:val="20"/>
+                <w:szCs w:val="20"/>
+              </w:rPr>
+              <w:t xml:space="preserve"> 建立，放在 </w:t>
             </w:r>
             <w:r>
               <w:rPr>
@@ -361,15 +361,15 @@
                 <w:sz w:val="19"/>
                 <w:szCs w:val="19"/>
               </w:rPr>
-              <w:t xml:space="preserve">styles/</w:t>
-            </w:r>
-            <w:r>
-              <w:rPr>
-                <w:rFonts w:ascii="Calibri" w:cs="Calibri" w:eastAsia="Microsoft JhengHei" w:hAnsi="Calibri"/>
-                <w:sz w:val="20"/>
-                <w:szCs w:val="20"/>
-              </w:rPr>
-              <w:t xml:space="preserve">）。不用打包工具：React 由伺服器從 </w:t>
+              <w:t xml:space="preserve">client/</w:t>
+            </w:r>
+            <w:r>
+              <w:rPr>
+                <w:rFonts w:ascii="Calibri" w:cs="Calibri" w:eastAsia="Microsoft JhengHei" w:hAnsi="Calibri"/>
+                <w:sz w:val="20"/>
+                <w:szCs w:val="20"/>
+              </w:rPr>
+              <w:t xml:space="preserve">）+ Tailwind CSS v3 + React Router。</w:t>
             </w:r>
             <w:r>
               <w:rPr>
@@ -378,15 +378,15 @@
                 <w:sz w:val="19"/>
                 <w:szCs w:val="19"/>
               </w:rPr>
-              <w:t xml:space="preserve">node_modules</w:t>
-            </w:r>
-            <w:r>
-              <w:rPr>
-                <w:rFonts w:ascii="Calibri" w:cs="Calibri" w:eastAsia="Microsoft JhengHei" w:hAnsi="Calibri"/>
-                <w:sz w:val="20"/>
-                <w:szCs w:val="20"/>
-              </w:rPr>
-              <w:t xml:space="preserve"> 提供，</w:t>
+              <w:t xml:space="preserve">npm run build</w:t>
+            </w:r>
+            <w:r>
+              <w:rPr>
+                <w:rFonts w:ascii="Calibri" w:cs="Calibri" w:eastAsia="Microsoft JhengHei" w:hAnsi="Calibri"/>
+                <w:sz w:val="20"/>
+                <w:szCs w:val="20"/>
+              </w:rPr>
+              <w:t xml:space="preserve"> 建置到 </w:t>
             </w:r>
             <w:r>
               <w:rPr>
@@ -395,15 +395,15 @@
                 <w:sz w:val="19"/>
                 <w:szCs w:val="19"/>
               </w:rPr>
-              <w:t xml:space="preserve">npm run build</w:t>
-            </w:r>
-            <w:r>
-              <w:rPr>
-                <w:rFonts w:ascii="Calibri" w:cs="Calibri" w:eastAsia="Microsoft JhengHei" w:hAnsi="Calibri"/>
-                <w:sz w:val="20"/>
-                <w:szCs w:val="20"/>
-              </w:rPr>
-              <w:t xml:space="preserve"> 編譯 CSS</w:t>
+              <w:t xml:space="preserve">client/build</w:t>
+            </w:r>
+            <w:r>
+              <w:rPr>
+                <w:rFonts w:ascii="Calibri" w:cs="Calibri" w:eastAsia="Microsoft JhengHei" w:hAnsi="Calibri"/>
+                <w:sz w:val="20"/>
+                <w:szCs w:val="20"/>
+              </w:rPr>
+              <w:t xml:space="preserve">，由伺服器提供</w:t>
             </w:r>
           </w:p>
         </w:tc>
@@ -1298,7 +1298,7 @@
                 <w:sz w:val="20"/>
                 <w:szCs w:val="20"/>
               </w:rPr>
-              <w:t xml:space="preserve">Windows + WSL（Linux）。所有 node / npm 指令在 WSL 中執行，不要用 PowerShell（Tailwind 的編譯程式依平台而定，而 </w:t>
+              <w:t xml:space="preserve">Windows + WSL（Linux）。所有 node / npm 指令在 WSL 中執行，不要用 PowerShell（</w:t>
             </w:r>
             <w:r>
               <w:rPr>
@@ -1315,7 +1315,7 @@
                 <w:sz w:val="20"/>
                 <w:szCs w:val="20"/>
               </w:rPr>
-              <w:t xml:space="preserve"> 是 Windows 與 WSL 共用的）。</w:t>
+              <w:t xml:space="preserve"> 是 Windows 與 WSL 共用的，部分套件依平台而定）。</w:t>
             </w:r>
           </w:p>
         </w:tc>
@@ -2925,7 +2925,7 @@
           <w:sz w:val="18"/>
           <w:szCs w:val="18"/>
         </w:rPr>
-        <w:t xml:space="preserve">npm run build      # 編譯網頁的 Tailwind CSS（public/build/app.css）</w:t>
+        <w:t xml:space="preserve">npm run build       # 安裝前端套件並建置 React 網頁（client/build）</w:t>
       </w:r>
     </w:p>
     <w:p>
@@ -2946,7 +2946,7 @@
           <w:sz w:val="18"/>
           <w:szCs w:val="18"/>
         </w:rPr>
-        <w:t xml:space="preserve">npm start          # 正式執行</w:t>
+        <w:t xml:space="preserve">npm start           # 正式執行</w:t>
       </w:r>
     </w:p>
     <w:p>
@@ -2967,7 +2967,28 @@
           <w:sz w:val="18"/>
           <w:szCs w:val="18"/>
         </w:rPr>
-        <w:t xml:space="preserve">npm run dev        # 開發模式，修改程式後自動重啟</w:t>
+        <w:t xml:space="preserve">npm run dev         # 開發模式：API 伺服器，修改程式後自動重啟</w:t>
+      </w:r>
+    </w:p>
+    <w:p>
+      <w:pPr>
+        <w:keepNext/>
+        <w:keepLines/>
+        <w:pBdr>
+          <w:left w:val="single" w:color="D9D9D9" w:sz="4" w:space="6"/>
+          <w:right w:val="single" w:color="D9D9D9" w:sz="4" w:space="6"/>
+        </w:pBdr>
+        <w:shd w:fill="F2F2F2" w:color="auto" w:val="clear"/>
+        <w:spacing w:after="0" w:before="0" w:line="228"/>
+        <w:ind w:left="200" w:right="200"/>
+      </w:pPr>
+      <w:r>
+        <w:rPr>
+          <w:rFonts w:ascii="Consolas" w:cs="Consolas" w:eastAsia="Microsoft JhengHei" w:hAnsi="Consolas"/>
+          <w:sz w:val="18"/>
+          <w:szCs w:val="18"/>
+        </w:rPr>
+        <w:t xml:space="preserve">npm run dev:client  # 開發時搭配使用：React 開發伺服器（port 3001，修改後自動更新）</w:t>
       </w:r>
     </w:p>
     <w:p>
@@ -2989,7 +3010,7 @@
           <w:sz w:val="18"/>
           <w:szCs w:val="18"/>
         </w:rPr>
-        <w:t xml:space="preserve">npm run dev:css    # 開發時搭配使用：修改網頁後自動重新編譯 CSS</w:t>
+        <w:t xml:space="preserve">npm test            # 執行前端的自動測試（Jest）</w:t>
       </w:r>
     </w:p>
     <w:p>
@@ -3016,7 +3037,7 @@
         <w:rPr>
           <w:rFonts w:ascii="Calibri" w:cs="Calibri" w:eastAsia="Microsoft JhengHei" w:hAnsi="Calibri"/>
         </w:rPr>
-        <w:t xml:space="preserve">，否則網頁沒有樣式。啟動後開啟 </w:t>
+        <w:t xml:space="preserve">（約 1–2 分鐘，成功時顯示 </w:t>
       </w:r>
       <w:r>
         <w:rPr>
@@ -3025,13 +3046,13 @@
           <w:sz w:val="19"/>
           <w:szCs w:val="19"/>
         </w:rPr>
-        <w:t xml:space="preserve">http://localhost:3000</w:t>
-      </w:r>
-      <w:r>
-        <w:rPr>
-          <w:rFonts w:ascii="Calibri" w:cs="Calibri" w:eastAsia="Microsoft JhengHei" w:hAnsi="Calibri"/>
-        </w:rPr>
-        <w:t xml:space="preserve">。若 Windows 無法透過 localhost 連到 WSL，改用 WSL 的 IP：在 WSL 執行 </w:t>
+        <w:t xml:space="preserve">Compiled successfully.</w:t>
+      </w:r>
+      <w:r>
+        <w:rPr>
+          <w:rFonts w:ascii="Calibri" w:cs="Calibri" w:eastAsia="Microsoft JhengHei" w:hAnsi="Calibri"/>
+        </w:rPr>
+        <w:t xml:space="preserve">），否則開啟網頁只會看到「The web UI is not built yet」。啟動後開啟 </w:t>
       </w:r>
       <w:r>
         <w:rPr>
@@ -3040,13 +3061,13 @@
           <w:sz w:val="19"/>
           <w:szCs w:val="19"/>
         </w:rPr>
-        <w:t xml:space="preserve">hostname -I</w:t>
-      </w:r>
-      <w:r>
-        <w:rPr>
-          <w:rFonts w:ascii="Calibri" w:cs="Calibri" w:eastAsia="Microsoft JhengHei" w:hAnsi="Calibri"/>
-        </w:rPr>
-        <w:t xml:space="preserve"> 取得 IP，再開啟 </w:t>
+        <w:t xml:space="preserve">http://localhost:3000</w:t>
+      </w:r>
+      <w:r>
+        <w:rPr>
+          <w:rFonts w:ascii="Calibri" w:cs="Calibri" w:eastAsia="Microsoft JhengHei" w:hAnsi="Calibri"/>
+        </w:rPr>
+        <w:t xml:space="preserve">。若 Windows 無法透過 localhost 連到 WSL，改用 WSL 的 IP：在 WSL 執行 </w:t>
       </w:r>
       <w:r>
         <w:rPr>
@@ -3055,25 +3076,13 @@
           <w:sz w:val="19"/>
           <w:szCs w:val="19"/>
         </w:rPr>
-        <w:t xml:space="preserve">http://&lt;WSL IP&gt;:3000</w:t>
-      </w:r>
-      <w:r>
-        <w:rPr>
-          <w:rFonts w:ascii="Calibri" w:cs="Calibri" w:eastAsia="Microsoft JhengHei" w:hAnsi="Calibri"/>
-        </w:rPr>
-        <w:t xml:space="preserve">。</w:t>
-      </w:r>
-    </w:p>
-    <w:p>
-      <w:pPr>
-        <w:keepNext w:val="false"/>
-        <w:spacing w:after="120"/>
-      </w:pPr>
-      <w:r>
-        <w:rPr>
-          <w:rFonts w:ascii="Calibri" w:cs="Calibri" w:eastAsia="Microsoft JhengHei" w:hAnsi="Calibri"/>
-        </w:rPr>
-        <w:t xml:space="preserve">伺服器需要在背景持續執行，每日排程才會運作。修改 </w:t>
+        <w:t xml:space="preserve">hostname -I</w:t>
+      </w:r>
+      <w:r>
+        <w:rPr>
+          <w:rFonts w:ascii="Calibri" w:cs="Calibri" w:eastAsia="Microsoft JhengHei" w:hAnsi="Calibri"/>
+        </w:rPr>
+        <w:t xml:space="preserve"> 取得 IP，再開啟 </w:t>
       </w:r>
       <w:r>
         <w:rPr>
@@ -3082,13 +3091,25 @@
           <w:sz w:val="19"/>
           <w:szCs w:val="19"/>
         </w:rPr>
-        <w:t xml:space="preserve">lib/</w:t>
-      </w:r>
-      <w:r>
-        <w:rPr>
-          <w:rFonts w:ascii="Calibri" w:cs="Calibri" w:eastAsia="Microsoft JhengHei" w:hAnsi="Calibri"/>
-        </w:rPr>
-        <w:t xml:space="preserve"> 或 </w:t>
+        <w:t xml:space="preserve">http://&lt;WSL IP&gt;:3000</w:t>
+      </w:r>
+      <w:r>
+        <w:rPr>
+          <w:rFonts w:ascii="Calibri" w:cs="Calibri" w:eastAsia="Microsoft JhengHei" w:hAnsi="Calibri"/>
+        </w:rPr>
+        <w:t xml:space="preserve">。</w:t>
+      </w:r>
+    </w:p>
+    <w:p>
+      <w:pPr>
+        <w:keepNext w:val="false"/>
+        <w:spacing w:after="120"/>
+      </w:pPr>
+      <w:r>
+        <w:rPr>
+          <w:rFonts w:ascii="Calibri" w:cs="Calibri" w:eastAsia="Microsoft JhengHei" w:hAnsi="Calibri"/>
+        </w:rPr>
+        <w:t xml:space="preserve">伺服器需要在背景持續執行，每日排程才會運作。修改 </w:t>
       </w:r>
       <w:r>
         <w:rPr>
@@ -3097,13 +3118,13 @@
           <w:sz w:val="19"/>
           <w:szCs w:val="19"/>
         </w:rPr>
-        <w:t xml:space="preserve">routes/</w:t>
-      </w:r>
-      <w:r>
-        <w:rPr>
-          <w:rFonts w:ascii="Calibri" w:cs="Calibri" w:eastAsia="Microsoft JhengHei" w:hAnsi="Calibri"/>
-        </w:rPr>
-        <w:t xml:space="preserve"> 的程式後請重新啟動伺服器；修改 </w:t>
+        <w:t xml:space="preserve">lib/</w:t>
+      </w:r>
+      <w:r>
+        <w:rPr>
+          <w:rFonts w:ascii="Calibri" w:cs="Calibri" w:eastAsia="Microsoft JhengHei" w:hAnsi="Calibri"/>
+        </w:rPr>
+        <w:t xml:space="preserve"> 或 </w:t>
       </w:r>
       <w:r>
         <w:rPr>
@@ -3112,13 +3133,13 @@
           <w:sz w:val="19"/>
           <w:szCs w:val="19"/>
         </w:rPr>
-        <w:t xml:space="preserve">public/</w:t>
-      </w:r>
-      <w:r>
-        <w:rPr>
-          <w:rFonts w:ascii="Calibri" w:cs="Calibri" w:eastAsia="Microsoft JhengHei" w:hAnsi="Calibri"/>
-        </w:rPr>
-        <w:t xml:space="preserve"> 的網頁後重新整理瀏覽器即可（若用了新的 Tailwind class，需重新執行 </w:t>
+        <w:t xml:space="preserve">routes/</w:t>
+      </w:r>
+      <w:r>
+        <w:rPr>
+          <w:rFonts w:ascii="Calibri" w:cs="Calibri" w:eastAsia="Microsoft JhengHei" w:hAnsi="Calibri"/>
+        </w:rPr>
+        <w:t xml:space="preserve"> 的程式後請重新啟動伺服器；修改 </w:t>
       </w:r>
       <w:r>
         <w:rPr>
@@ -3127,13 +3148,73 @@
           <w:sz w:val="19"/>
           <w:szCs w:val="19"/>
         </w:rPr>
+        <w:t xml:space="preserve">client/</w:t>
+      </w:r>
+      <w:r>
+        <w:rPr>
+          <w:rFonts w:ascii="Calibri" w:cs="Calibri" w:eastAsia="Microsoft JhengHei" w:hAnsi="Calibri"/>
+        </w:rPr>
+        <w:t xml:space="preserve"> 的網頁後，要重新執行 </w:t>
+      </w:r>
+      <w:r>
+        <w:rPr>
+          <w:rFonts w:ascii="Consolas" w:cs="Consolas" w:eastAsia="Microsoft JhengHei" w:hAnsi="Consolas"/>
+          <w:color w:val="7A2E0E"/>
+          <w:sz w:val="19"/>
+          <w:szCs w:val="19"/>
+        </w:rPr>
         <w:t xml:space="preserve">npm run build</w:t>
       </w:r>
       <w:r>
         <w:rPr>
           <w:rFonts w:ascii="Calibri" w:cs="Calibri" w:eastAsia="Microsoft JhengHei" w:hAnsi="Calibri"/>
         </w:rPr>
-        <w:t xml:space="preserve">）。</w:t>
+        <w:t xml:space="preserve"> 才會出現在 port 3000；開發時可改開 </w:t>
+      </w:r>
+      <w:r>
+        <w:rPr>
+          <w:rFonts w:ascii="Consolas" w:cs="Consolas" w:eastAsia="Microsoft JhengHei" w:hAnsi="Consolas"/>
+          <w:color w:val="7A2E0E"/>
+          <w:sz w:val="19"/>
+          <w:szCs w:val="19"/>
+        </w:rPr>
+        <w:t xml:space="preserve">npm run dev:client</w:t>
+      </w:r>
+      <w:r>
+        <w:rPr>
+          <w:rFonts w:ascii="Calibri" w:cs="Calibri" w:eastAsia="Microsoft JhengHei" w:hAnsi="Calibri"/>
+        </w:rPr>
+        <w:t xml:space="preserve"> 的 </w:t>
+      </w:r>
+      <w:r>
+        <w:rPr>
+          <w:rFonts w:ascii="Consolas" w:cs="Consolas" w:eastAsia="Microsoft JhengHei" w:hAnsi="Consolas"/>
+          <w:color w:val="7A2E0E"/>
+          <w:sz w:val="19"/>
+          <w:szCs w:val="19"/>
+        </w:rPr>
+        <w:t xml:space="preserve">http://localhost:3001</w:t>
+      </w:r>
+      <w:r>
+        <w:rPr>
+          <w:rFonts w:ascii="Calibri" w:cs="Calibri" w:eastAsia="Microsoft JhengHei" w:hAnsi="Calibri"/>
+        </w:rPr>
+        <w:t xml:space="preserve">，存檔後自動更新（</w:t>
+      </w:r>
+      <w:r>
+        <w:rPr>
+          <w:rFonts w:ascii="Consolas" w:cs="Consolas" w:eastAsia="Microsoft JhengHei" w:hAnsi="Consolas"/>
+          <w:color w:val="7A2E0E"/>
+          <w:sz w:val="19"/>
+          <w:szCs w:val="19"/>
+        </w:rPr>
+        <w:t xml:space="preserve">/api</w:t>
+      </w:r>
+      <w:r>
+        <w:rPr>
+          <w:rFonts w:ascii="Calibri" w:cs="Calibri" w:eastAsia="Microsoft JhengHei" w:hAnsi="Calibri"/>
+        </w:rPr>
+        <w:t xml:space="preserve"> 會轉給 port 3000 的伺服器）。</w:t>
       </w:r>
     </w:p>
     <w:p>
@@ -6628,9 +6709,9 @@
         </w:tblBorders>
       </w:tblPr>
       <w:tblGrid>
-        <w:gridCol w:w="2238"/>
-        <w:gridCol w:w="3533"/>
-        <w:gridCol w:w="3535"/>
+        <w:gridCol w:w="2282"/>
+        <w:gridCol w:w="3511"/>
+        <w:gridCol w:w="3513"/>
       </w:tblGrid>
       <w:tr>
         <w:trPr>
@@ -6638,7 +6719,7 @@
         </w:trPr>
         <w:tc>
           <w:tcPr>
-            <w:tcW w:type="dxa" w:w="2238"/>
+            <w:tcW w:type="dxa" w:w="2282"/>
             <w:tcBorders>
               <w:top w:val="single" w:color="BFBFBF" w:sz="4"/>
               <w:left w:val="single" w:color="BFBFBF" w:sz="4"/>
@@ -6671,7 +6752,7 @@
         </w:tc>
         <w:tc>
           <w:tcPr>
-            <w:tcW w:type="dxa" w:w="3533"/>
+            <w:tcW w:type="dxa" w:w="3511"/>
             <w:tcBorders>
               <w:top w:val="single" w:color="BFBFBF" w:sz="4"/>
               <w:left w:val="single" w:color="BFBFBF" w:sz="4"/>
@@ -6704,7 +6785,7 @@
         </w:tc>
         <w:tc>
           <w:tcPr>
-            <w:tcW w:type="dxa" w:w="3535"/>
+            <w:tcW w:type="dxa" w:w="3513"/>
             <w:tcBorders>
               <w:top w:val="single" w:color="BFBFBF" w:sz="4"/>
               <w:left w:val="single" w:color="BFBFBF" w:sz="4"/>
@@ -6739,37 +6820,37 @@
       <w:tr>
         <w:tc>
           <w:tcPr>
-            <w:tcW w:type="dxa" w:w="2238"/>
-            <w:tcBorders>
-              <w:top w:val="single" w:color="BFBFBF" w:sz="4"/>
-              <w:left w:val="single" w:color="BFBFBF" w:sz="4"/>
-              <w:bottom w:val="single" w:color="BFBFBF" w:sz="4"/>
-              <w:right w:val="single" w:color="BFBFBF" w:sz="4"/>
-            </w:tcBorders>
-            <w:tcMar>
-              <w:top w:type="dxa" w:w="60"/>
-              <w:left w:type="dxa" w:w="100"/>
-              <w:bottom w:type="dxa" w:w="60"/>
-              <w:right w:type="dxa" w:w="100"/>
-            </w:tcMar>
-          </w:tcPr>
-          <w:p>
-            <w:pPr>
-              <w:spacing w:after="0"/>
-            </w:pPr>
-            <w:r>
-              <w:rPr>
-                <w:rFonts w:ascii="Calibri" w:cs="Calibri" w:eastAsia="Microsoft JhengHei" w:hAnsi="Calibri"/>
-                <w:sz w:val="20"/>
-                <w:szCs w:val="20"/>
-              </w:rPr>
-              <w:t xml:space="preserve">網頁沒有樣式（只有純文字）</w:t>
-            </w:r>
-          </w:p>
-        </w:tc>
-        <w:tc>
-          <w:tcPr>
-            <w:tcW w:type="dxa" w:w="3533"/>
+            <w:tcW w:type="dxa" w:w="2282"/>
+            <w:tcBorders>
+              <w:top w:val="single" w:color="BFBFBF" w:sz="4"/>
+              <w:left w:val="single" w:color="BFBFBF" w:sz="4"/>
+              <w:bottom w:val="single" w:color="BFBFBF" w:sz="4"/>
+              <w:right w:val="single" w:color="BFBFBF" w:sz="4"/>
+            </w:tcBorders>
+            <w:tcMar>
+              <w:top w:type="dxa" w:w="60"/>
+              <w:left w:type="dxa" w:w="100"/>
+              <w:bottom w:type="dxa" w:w="60"/>
+              <w:right w:type="dxa" w:w="100"/>
+            </w:tcMar>
+          </w:tcPr>
+          <w:p>
+            <w:pPr>
+              <w:spacing w:after="0"/>
+            </w:pPr>
+            <w:r>
+              <w:rPr>
+                <w:rFonts w:ascii="Calibri" w:cs="Calibri" w:eastAsia="Microsoft JhengHei" w:hAnsi="Calibri"/>
+                <w:sz w:val="20"/>
+                <w:szCs w:val="20"/>
+              </w:rPr>
+              <w:t xml:space="preserve">網頁顯示「The web UI is not built yet」</w:t>
+            </w:r>
+          </w:p>
+        </w:tc>
+        <w:tc>
+          <w:tcPr>
+            <w:tcW w:type="dxa" w:w="3511"/>
             <w:tcBorders>
               <w:top w:val="single" w:color="BFBFBF" w:sz="4"/>
               <w:left w:val="single" w:color="BFBFBF" w:sz="4"/>
@@ -6819,7 +6900,7 @@
                 <w:sz w:val="19"/>
                 <w:szCs w:val="19"/>
               </w:rPr>
-              <w:t xml:space="preserve">public/build/app.css</w:t>
+              <w:t xml:space="preserve">client/build</w:t>
             </w:r>
             <w:r>
               <w:rPr>
@@ -6833,7 +6914,7 @@
         </w:tc>
         <w:tc>
           <w:tcPr>
-            <w:tcW w:type="dxa" w:w="3535"/>
+            <w:tcW w:type="dxa" w:w="3513"/>
             <w:tcBorders>
               <w:top w:val="single" w:color="BFBFBF" w:sz="4"/>
               <w:left w:val="single" w:color="BFBFBF" w:sz="4"/>
@@ -6882,91 +6963,61 @@
       <w:tr>
         <w:tc>
           <w:tcPr>
-            <w:tcW w:type="dxa" w:w="2238"/>
-            <w:tcBorders>
-              <w:top w:val="single" w:color="BFBFBF" w:sz="4"/>
-              <w:left w:val="single" w:color="BFBFBF" w:sz="4"/>
-              <w:bottom w:val="single" w:color="BFBFBF" w:sz="4"/>
-              <w:right w:val="single" w:color="BFBFBF" w:sz="4"/>
-            </w:tcBorders>
-            <w:tcMar>
-              <w:top w:type="dxa" w:w="60"/>
-              <w:left w:type="dxa" w:w="100"/>
-              <w:bottom w:type="dxa" w:w="60"/>
-              <w:right w:type="dxa" w:w="100"/>
-            </w:tcMar>
-          </w:tcPr>
-          <w:p>
-            <w:pPr>
-              <w:spacing w:after="0"/>
-            </w:pPr>
-            <w:r>
-              <w:rPr>
-                <w:rFonts w:ascii="Calibri" w:cs="Calibri" w:eastAsia="Microsoft JhengHei" w:hAnsi="Calibri"/>
-                <w:sz w:val="20"/>
-                <w:szCs w:val="20"/>
-              </w:rPr>
-              <w:t xml:space="preserve">網頁一片空白</w:t>
-            </w:r>
-          </w:p>
-        </w:tc>
-        <w:tc>
-          <w:tcPr>
-            <w:tcW w:type="dxa" w:w="3533"/>
-            <w:tcBorders>
-              <w:top w:val="single" w:color="BFBFBF" w:sz="4"/>
-              <w:left w:val="single" w:color="BFBFBF" w:sz="4"/>
-              <w:bottom w:val="single" w:color="BFBFBF" w:sz="4"/>
-              <w:right w:val="single" w:color="BFBFBF" w:sz="4"/>
-            </w:tcBorders>
-            <w:tcMar>
-              <w:top w:type="dxa" w:w="60"/>
-              <w:left w:type="dxa" w:w="100"/>
-              <w:bottom w:type="dxa" w:w="60"/>
-              <w:right w:type="dxa" w:w="100"/>
-            </w:tcMar>
-          </w:tcPr>
-          <w:p>
-            <w:pPr>
-              <w:spacing w:after="0"/>
-            </w:pPr>
-            <w:r>
-              <w:rPr>
-                <w:rFonts w:ascii="Calibri" w:cs="Calibri" w:eastAsia="Microsoft JhengHei" w:hAnsi="Calibri"/>
-                <w:sz w:val="20"/>
-                <w:szCs w:val="20"/>
-              </w:rPr>
-              <w:t xml:space="preserve">React 不是 18 版（19 版不提供瀏覽器用的檔案），或套件沒裝好</w:t>
-            </w:r>
-          </w:p>
-        </w:tc>
-        <w:tc>
-          <w:tcPr>
-            <w:tcW w:type="dxa" w:w="3535"/>
-            <w:tcBorders>
-              <w:top w:val="single" w:color="BFBFBF" w:sz="4"/>
-              <w:left w:val="single" w:color="BFBFBF" w:sz="4"/>
-              <w:bottom w:val="single" w:color="BFBFBF" w:sz="4"/>
-              <w:right w:val="single" w:color="BFBFBF" w:sz="4"/>
-            </w:tcBorders>
-            <w:tcMar>
-              <w:top w:type="dxa" w:w="60"/>
-              <w:left w:type="dxa" w:w="100"/>
-              <w:bottom w:type="dxa" w:w="60"/>
-              <w:right w:type="dxa" w:w="100"/>
-            </w:tcMar>
-          </w:tcPr>
-          <w:p>
-            <w:pPr>
-              <w:spacing w:after="0"/>
-            </w:pPr>
-            <w:r>
-              <w:rPr>
-                <w:rFonts w:ascii="Calibri" w:cs="Calibri" w:eastAsia="Microsoft JhengHei" w:hAnsi="Calibri"/>
-                <w:sz w:val="20"/>
-                <w:szCs w:val="20"/>
-              </w:rPr>
-              <w:t xml:space="preserve">在 WSL 執行 </w:t>
+            <w:tcW w:type="dxa" w:w="2282"/>
+            <w:tcBorders>
+              <w:top w:val="single" w:color="BFBFBF" w:sz="4"/>
+              <w:left w:val="single" w:color="BFBFBF" w:sz="4"/>
+              <w:bottom w:val="single" w:color="BFBFBF" w:sz="4"/>
+              <w:right w:val="single" w:color="BFBFBF" w:sz="4"/>
+            </w:tcBorders>
+            <w:tcMar>
+              <w:top w:type="dxa" w:w="60"/>
+              <w:left w:type="dxa" w:w="100"/>
+              <w:bottom w:type="dxa" w:w="60"/>
+              <w:right w:type="dxa" w:w="100"/>
+            </w:tcMar>
+          </w:tcPr>
+          <w:p>
+            <w:pPr>
+              <w:spacing w:after="0"/>
+            </w:pPr>
+            <w:r>
+              <w:rPr>
+                <w:rFonts w:ascii="Calibri" w:cs="Calibri" w:eastAsia="Microsoft JhengHei" w:hAnsi="Calibri"/>
+                <w:sz w:val="20"/>
+                <w:szCs w:val="20"/>
+              </w:rPr>
+              <w:t xml:space="preserve">改了網頁卻沒有變化</w:t>
+            </w:r>
+          </w:p>
+        </w:tc>
+        <w:tc>
+          <w:tcPr>
+            <w:tcW w:type="dxa" w:w="3511"/>
+            <w:tcBorders>
+              <w:top w:val="single" w:color="BFBFBF" w:sz="4"/>
+              <w:left w:val="single" w:color="BFBFBF" w:sz="4"/>
+              <w:bottom w:val="single" w:color="BFBFBF" w:sz="4"/>
+              <w:right w:val="single" w:color="BFBFBF" w:sz="4"/>
+            </w:tcBorders>
+            <w:tcMar>
+              <w:top w:type="dxa" w:w="60"/>
+              <w:left w:type="dxa" w:w="100"/>
+              <w:bottom w:type="dxa" w:w="60"/>
+              <w:right w:type="dxa" w:w="100"/>
+            </w:tcMar>
+          </w:tcPr>
+          <w:p>
+            <w:pPr>
+              <w:spacing w:after="0"/>
+            </w:pPr>
+            <w:r>
+              <w:rPr>
+                <w:rFonts w:ascii="Calibri" w:cs="Calibri" w:eastAsia="Microsoft JhengHei" w:hAnsi="Calibri"/>
+                <w:sz w:val="20"/>
+                <w:szCs w:val="20"/>
+              </w:rPr>
+              <w:t xml:space="preserve">port 3000 提供的是上次建置的 </w:t>
             </w:r>
             <w:r>
               <w:rPr>
@@ -6975,15 +7026,37 @@
                 <w:sz w:val="19"/>
                 <w:szCs w:val="19"/>
               </w:rPr>
-              <w:t xml:space="preserve">npm install</w:t>
-            </w:r>
-            <w:r>
-              <w:rPr>
-                <w:rFonts w:ascii="Calibri" w:cs="Calibri" w:eastAsia="Microsoft JhengHei" w:hAnsi="Calibri"/>
-                <w:sz w:val="20"/>
-                <w:szCs w:val="20"/>
-              </w:rPr>
-              <w:t xml:space="preserve">；必要時 </w:t>
+              <w:t xml:space="preserve">client/build</w:t>
+            </w:r>
+          </w:p>
+        </w:tc>
+        <w:tc>
+          <w:tcPr>
+            <w:tcW w:type="dxa" w:w="3513"/>
+            <w:tcBorders>
+              <w:top w:val="single" w:color="BFBFBF" w:sz="4"/>
+              <w:left w:val="single" w:color="BFBFBF" w:sz="4"/>
+              <w:bottom w:val="single" w:color="BFBFBF" w:sz="4"/>
+              <w:right w:val="single" w:color="BFBFBF" w:sz="4"/>
+            </w:tcBorders>
+            <w:tcMar>
+              <w:top w:type="dxa" w:w="60"/>
+              <w:left w:type="dxa" w:w="100"/>
+              <w:bottom w:type="dxa" w:w="60"/>
+              <w:right w:type="dxa" w:w="100"/>
+            </w:tcMar>
+          </w:tcPr>
+          <w:p>
+            <w:pPr>
+              <w:spacing w:after="0"/>
+            </w:pPr>
+            <w:r>
+              <w:rPr>
+                <w:rFonts w:ascii="Calibri" w:cs="Calibri" w:eastAsia="Microsoft JhengHei" w:hAnsi="Calibri"/>
+                <w:sz w:val="20"/>
+                <w:szCs w:val="20"/>
+              </w:rPr>
+              <w:t xml:space="preserve">重新執行 </w:t>
             </w:r>
             <w:r>
               <w:rPr>
@@ -6992,69 +7065,15 @@
                 <w:sz w:val="19"/>
                 <w:szCs w:val="19"/>
               </w:rPr>
-              <w:t xml:space="preserve">npm install react@18 react-dom@18</w:t>
-            </w:r>
-          </w:p>
-        </w:tc>
-      </w:tr>
-      <w:tr>
-        <w:tc>
-          <w:tcPr>
-            <w:tcW w:type="dxa" w:w="2238"/>
-            <w:tcBorders>
-              <w:top w:val="single" w:color="BFBFBF" w:sz="4"/>
-              <w:left w:val="single" w:color="BFBFBF" w:sz="4"/>
-              <w:bottom w:val="single" w:color="BFBFBF" w:sz="4"/>
-              <w:right w:val="single" w:color="BFBFBF" w:sz="4"/>
-            </w:tcBorders>
-            <w:tcMar>
-              <w:top w:type="dxa" w:w="60"/>
-              <w:left w:type="dxa" w:w="100"/>
-              <w:bottom w:type="dxa" w:w="60"/>
-              <w:right w:type="dxa" w:w="100"/>
-            </w:tcMar>
-          </w:tcPr>
-          <w:p>
-            <w:pPr>
-              <w:spacing w:after="0"/>
-            </w:pPr>
-            <w:r>
-              <w:rPr>
-                <w:rFonts w:ascii="Calibri" w:cs="Calibri" w:eastAsia="Microsoft JhengHei" w:hAnsi="Calibri"/>
-                <w:sz w:val="20"/>
-                <w:szCs w:val="20"/>
-              </w:rPr>
-              <w:t xml:space="preserve">新增或修改時出現 internal server error</w:t>
-            </w:r>
-          </w:p>
-        </w:tc>
-        <w:tc>
-          <w:tcPr>
-            <w:tcW w:type="dxa" w:w="3533"/>
-            <w:tcBorders>
-              <w:top w:val="single" w:color="BFBFBF" w:sz="4"/>
-              <w:left w:val="single" w:color="BFBFBF" w:sz="4"/>
-              <w:bottom w:val="single" w:color="BFBFBF" w:sz="4"/>
-              <w:right w:val="single" w:color="BFBFBF" w:sz="4"/>
-            </w:tcBorders>
-            <w:tcMar>
-              <w:top w:type="dxa" w:w="60"/>
-              <w:left w:type="dxa" w:w="100"/>
-              <w:bottom w:type="dxa" w:w="60"/>
-              <w:right w:type="dxa" w:w="100"/>
-            </w:tcMar>
-          </w:tcPr>
-          <w:p>
-            <w:pPr>
-              <w:spacing w:after="0"/>
-            </w:pPr>
-            <w:r>
-              <w:rPr>
-                <w:rFonts w:ascii="Calibri" w:cs="Calibri" w:eastAsia="Microsoft JhengHei" w:hAnsi="Calibri"/>
-                <w:sz w:val="20"/>
-                <w:szCs w:val="20"/>
-              </w:rPr>
-              <w:t xml:space="preserve">帳號沒有寫入 </w:t>
+              <w:t xml:space="preserve">npm run build</w:t>
+            </w:r>
+            <w:r>
+              <w:rPr>
+                <w:rFonts w:ascii="Calibri" w:cs="Calibri" w:eastAsia="Microsoft JhengHei" w:hAnsi="Calibri"/>
+                <w:sz w:val="20"/>
+                <w:szCs w:val="20"/>
+              </w:rPr>
+              <w:t xml:space="preserve">，或開發時改用 </w:t>
             </w:r>
             <w:r>
               <w:rPr>
@@ -7063,45 +7082,15 @@
                 <w:sz w:val="19"/>
                 <w:szCs w:val="19"/>
               </w:rPr>
-              <w:t xml:space="preserve">sandbox.audit_company_profiles</w:t>
-            </w:r>
-            <w:r>
-              <w:rPr>
-                <w:rFonts w:ascii="Calibri" w:cs="Calibri" w:eastAsia="Microsoft JhengHei" w:hAnsi="Calibri"/>
-                <w:sz w:val="20"/>
-                <w:szCs w:val="20"/>
-              </w:rPr>
-              <w:t xml:space="preserve"> 的權限（稽核 trigger）</w:t>
-            </w:r>
-          </w:p>
-        </w:tc>
-        <w:tc>
-          <w:tcPr>
-            <w:tcW w:type="dxa" w:w="3535"/>
-            <w:tcBorders>
-              <w:top w:val="single" w:color="BFBFBF" w:sz="4"/>
-              <w:left w:val="single" w:color="BFBFBF" w:sz="4"/>
-              <w:bottom w:val="single" w:color="BFBFBF" w:sz="4"/>
-              <w:right w:val="single" w:color="BFBFBF" w:sz="4"/>
-            </w:tcBorders>
-            <w:tcMar>
-              <w:top w:type="dxa" w:w="60"/>
-              <w:left w:type="dxa" w:w="100"/>
-              <w:bottom w:type="dxa" w:w="60"/>
-              <w:right w:type="dxa" w:w="100"/>
-            </w:tcMar>
-          </w:tcPr>
-          <w:p>
-            <w:pPr>
-              <w:spacing w:after="0"/>
-            </w:pPr>
-            <w:r>
-              <w:rPr>
-                <w:rFonts w:ascii="Calibri" w:cs="Calibri" w:eastAsia="Microsoft JhengHei" w:hAnsi="Calibri"/>
-                <w:sz w:val="20"/>
-                <w:szCs w:val="20"/>
-              </w:rPr>
-              <w:t xml:space="preserve">請資料庫管理員開放該稽核表的寫入權限</w:t>
+              <w:t xml:space="preserve">npm run dev:client</w:t>
+            </w:r>
+            <w:r>
+              <w:rPr>
+                <w:rFonts w:ascii="Calibri" w:cs="Calibri" w:eastAsia="Microsoft JhengHei" w:hAnsi="Calibri"/>
+                <w:sz w:val="20"/>
+                <w:szCs w:val="20"/>
+              </w:rPr>
+              <w:t xml:space="preserve">（port 3001）</w:t>
             </w:r>
           </w:p>
         </w:tc>
@@ -7109,91 +7098,61 @@
       <w:tr>
         <w:tc>
           <w:tcPr>
-            <w:tcW w:type="dxa" w:w="2238"/>
-            <w:tcBorders>
-              <w:top w:val="single" w:color="BFBFBF" w:sz="4"/>
-              <w:left w:val="single" w:color="BFBFBF" w:sz="4"/>
-              <w:bottom w:val="single" w:color="BFBFBF" w:sz="4"/>
-              <w:right w:val="single" w:color="BFBFBF" w:sz="4"/>
-            </w:tcBorders>
-            <w:tcMar>
-              <w:top w:type="dxa" w:w="60"/>
-              <w:left w:type="dxa" w:w="100"/>
-              <w:bottom w:type="dxa" w:w="60"/>
-              <w:right w:type="dxa" w:w="100"/>
-            </w:tcMar>
-          </w:tcPr>
-          <w:p>
-            <w:pPr>
-              <w:spacing w:after="0"/>
-            </w:pPr>
-            <w:r>
-              <w:rPr>
-                <w:rFonts w:ascii="Calibri" w:cs="Calibri" w:eastAsia="Microsoft JhengHei" w:hAnsi="Calibri"/>
-                <w:sz w:val="20"/>
-                <w:szCs w:val="20"/>
-              </w:rPr>
-              <w:t xml:space="preserve">瀏覽器打不開 localhost:3000</w:t>
-            </w:r>
-          </w:p>
-        </w:tc>
-        <w:tc>
-          <w:tcPr>
-            <w:tcW w:type="dxa" w:w="3533"/>
-            <w:tcBorders>
-              <w:top w:val="single" w:color="BFBFBF" w:sz="4"/>
-              <w:left w:val="single" w:color="BFBFBF" w:sz="4"/>
-              <w:bottom w:val="single" w:color="BFBFBF" w:sz="4"/>
-              <w:right w:val="single" w:color="BFBFBF" w:sz="4"/>
-            </w:tcBorders>
-            <w:tcMar>
-              <w:top w:type="dxa" w:w="60"/>
-              <w:left w:type="dxa" w:w="100"/>
-              <w:bottom w:type="dxa" w:w="60"/>
-              <w:right w:type="dxa" w:w="100"/>
-            </w:tcMar>
-          </w:tcPr>
-          <w:p>
-            <w:pPr>
-              <w:spacing w:after="0"/>
-            </w:pPr>
-            <w:r>
-              <w:rPr>
-                <w:rFonts w:ascii="Calibri" w:cs="Calibri" w:eastAsia="Microsoft JhengHei" w:hAnsi="Calibri"/>
-                <w:sz w:val="20"/>
-                <w:szCs w:val="20"/>
-              </w:rPr>
-              <w:t xml:space="preserve">WSL 的 localhost 轉發失效，或伺服器未啟動</w:t>
-            </w:r>
-          </w:p>
-        </w:tc>
-        <w:tc>
-          <w:tcPr>
-            <w:tcW w:type="dxa" w:w="3535"/>
-            <w:tcBorders>
-              <w:top w:val="single" w:color="BFBFBF" w:sz="4"/>
-              <w:left w:val="single" w:color="BFBFBF" w:sz="4"/>
-              <w:bottom w:val="single" w:color="BFBFBF" w:sz="4"/>
-              <w:right w:val="single" w:color="BFBFBF" w:sz="4"/>
-            </w:tcBorders>
-            <w:tcMar>
-              <w:top w:type="dxa" w:w="60"/>
-              <w:left w:type="dxa" w:w="100"/>
-              <w:bottom w:type="dxa" w:w="60"/>
-              <w:right w:type="dxa" w:w="100"/>
-            </w:tcMar>
-          </w:tcPr>
-          <w:p>
-            <w:pPr>
-              <w:spacing w:after="0"/>
-            </w:pPr>
-            <w:r>
-              <w:rPr>
-                <w:rFonts w:ascii="Calibri" w:cs="Calibri" w:eastAsia="Microsoft JhengHei" w:hAnsi="Calibri"/>
-                <w:sz w:val="20"/>
-                <w:szCs w:val="20"/>
-              </w:rPr>
-              <w:t xml:space="preserve">改用 </w:t>
+            <w:tcW w:type="dxa" w:w="2282"/>
+            <w:tcBorders>
+              <w:top w:val="single" w:color="BFBFBF" w:sz="4"/>
+              <w:left w:val="single" w:color="BFBFBF" w:sz="4"/>
+              <w:bottom w:val="single" w:color="BFBFBF" w:sz="4"/>
+              <w:right w:val="single" w:color="BFBFBF" w:sz="4"/>
+            </w:tcBorders>
+            <w:tcMar>
+              <w:top w:type="dxa" w:w="60"/>
+              <w:left w:type="dxa" w:w="100"/>
+              <w:bottom w:type="dxa" w:w="60"/>
+              <w:right w:type="dxa" w:w="100"/>
+            </w:tcMar>
+          </w:tcPr>
+          <w:p>
+            <w:pPr>
+              <w:spacing w:after="0"/>
+            </w:pPr>
+            <w:r>
+              <w:rPr>
+                <w:rFonts w:ascii="Calibri" w:cs="Calibri" w:eastAsia="Microsoft JhengHei" w:hAnsi="Calibri"/>
+                <w:sz w:val="20"/>
+                <w:szCs w:val="20"/>
+              </w:rPr>
+              <w:t xml:space="preserve">新增或修改時出現 internal server error</w:t>
+            </w:r>
+          </w:p>
+        </w:tc>
+        <w:tc>
+          <w:tcPr>
+            <w:tcW w:type="dxa" w:w="3511"/>
+            <w:tcBorders>
+              <w:top w:val="single" w:color="BFBFBF" w:sz="4"/>
+              <w:left w:val="single" w:color="BFBFBF" w:sz="4"/>
+              <w:bottom w:val="single" w:color="BFBFBF" w:sz="4"/>
+              <w:right w:val="single" w:color="BFBFBF" w:sz="4"/>
+            </w:tcBorders>
+            <w:tcMar>
+              <w:top w:type="dxa" w:w="60"/>
+              <w:left w:type="dxa" w:w="100"/>
+              <w:bottom w:type="dxa" w:w="60"/>
+              <w:right w:type="dxa" w:w="100"/>
+            </w:tcMar>
+          </w:tcPr>
+          <w:p>
+            <w:pPr>
+              <w:spacing w:after="0"/>
+            </w:pPr>
+            <w:r>
+              <w:rPr>
+                <w:rFonts w:ascii="Calibri" w:cs="Calibri" w:eastAsia="Microsoft JhengHei" w:hAnsi="Calibri"/>
+                <w:sz w:val="20"/>
+                <w:szCs w:val="20"/>
+              </w:rPr>
+              <w:t xml:space="preserve">帳號沒有寫入 </w:t>
             </w:r>
             <w:r>
               <w:rPr>
@@ -7202,15 +7161,45 @@
                 <w:sz w:val="19"/>
                 <w:szCs w:val="19"/>
               </w:rPr>
-              <w:t xml:space="preserve">http://&lt;WSL IP&gt;:3000</w:t>
-            </w:r>
-            <w:r>
-              <w:rPr>
-                <w:rFonts w:ascii="Calibri" w:cs="Calibri" w:eastAsia="Microsoft JhengHei" w:hAnsi="Calibri"/>
-                <w:sz w:val="20"/>
-                <w:szCs w:val="20"/>
-              </w:rPr>
-              <w:t xml:space="preserve">；確認伺服器正在執行</w:t>
+              <w:t xml:space="preserve">sandbox.audit_company_profiles</w:t>
+            </w:r>
+            <w:r>
+              <w:rPr>
+                <w:rFonts w:ascii="Calibri" w:cs="Calibri" w:eastAsia="Microsoft JhengHei" w:hAnsi="Calibri"/>
+                <w:sz w:val="20"/>
+                <w:szCs w:val="20"/>
+              </w:rPr>
+              <w:t xml:space="preserve"> 的權限（稽核 trigger）</w:t>
+            </w:r>
+          </w:p>
+        </w:tc>
+        <w:tc>
+          <w:tcPr>
+            <w:tcW w:type="dxa" w:w="3513"/>
+            <w:tcBorders>
+              <w:top w:val="single" w:color="BFBFBF" w:sz="4"/>
+              <w:left w:val="single" w:color="BFBFBF" w:sz="4"/>
+              <w:bottom w:val="single" w:color="BFBFBF" w:sz="4"/>
+              <w:right w:val="single" w:color="BFBFBF" w:sz="4"/>
+            </w:tcBorders>
+            <w:tcMar>
+              <w:top w:type="dxa" w:w="60"/>
+              <w:left w:type="dxa" w:w="100"/>
+              <w:bottom w:type="dxa" w:w="60"/>
+              <w:right w:type="dxa" w:w="100"/>
+            </w:tcMar>
+          </w:tcPr>
+          <w:p>
+            <w:pPr>
+              <w:spacing w:after="0"/>
+            </w:pPr>
+            <w:r>
+              <w:rPr>
+                <w:rFonts w:ascii="Calibri" w:cs="Calibri" w:eastAsia="Microsoft JhengHei" w:hAnsi="Calibri"/>
+                <w:sz w:val="20"/>
+                <w:szCs w:val="20"/>
+              </w:rPr>
+              <w:t xml:space="preserve">請資料庫管理員開放該稽核表的寫入權限</w:t>
             </w:r>
           </w:p>
         </w:tc>
@@ -7218,54 +7207,92 @@
       <w:tr>
         <w:tc>
           <w:tcPr>
-            <w:tcW w:type="dxa" w:w="2238"/>
-            <w:tcBorders>
-              <w:top w:val="single" w:color="BFBFBF" w:sz="4"/>
-              <w:left w:val="single" w:color="BFBFBF" w:sz="4"/>
-              <w:bottom w:val="single" w:color="BFBFBF" w:sz="4"/>
-              <w:right w:val="single" w:color="BFBFBF" w:sz="4"/>
-            </w:tcBorders>
-            <w:tcMar>
-              <w:top w:type="dxa" w:w="60"/>
-              <w:left w:type="dxa" w:w="100"/>
-              <w:bottom w:type="dxa" w:w="60"/>
-              <w:right w:type="dxa" w:w="100"/>
-            </w:tcMar>
-          </w:tcPr>
-          <w:p>
-            <w:pPr>
-              <w:spacing w:after="0"/>
-            </w:pPr>
-            <w:r>
-              <w:rPr>
-                <w:rFonts w:ascii="Calibri" w:cs="Calibri" w:eastAsia="Microsoft JhengHei" w:hAnsi="Calibri"/>
-                <w:sz w:val="20"/>
-                <w:szCs w:val="20"/>
-              </w:rPr>
-              <w:t xml:space="preserve">設定完全讀不到、連不到資料庫</w:t>
-            </w:r>
-          </w:p>
-        </w:tc>
-        <w:tc>
-          <w:tcPr>
-            <w:tcW w:type="dxa" w:w="3533"/>
-            <w:tcBorders>
-              <w:top w:val="single" w:color="BFBFBF" w:sz="4"/>
-              <w:left w:val="single" w:color="BFBFBF" w:sz="4"/>
-              <w:bottom w:val="single" w:color="BFBFBF" w:sz="4"/>
-              <w:right w:val="single" w:color="BFBFBF" w:sz="4"/>
-            </w:tcBorders>
-            <w:tcMar>
-              <w:top w:type="dxa" w:w="60"/>
-              <w:left w:type="dxa" w:w="100"/>
-              <w:bottom w:type="dxa" w:w="60"/>
-              <w:right w:type="dxa" w:w="100"/>
-            </w:tcMar>
-          </w:tcPr>
-          <w:p>
-            <w:pPr>
-              <w:spacing w:after="0"/>
-            </w:pPr>
+            <w:tcW w:type="dxa" w:w="2282"/>
+            <w:tcBorders>
+              <w:top w:val="single" w:color="BFBFBF" w:sz="4"/>
+              <w:left w:val="single" w:color="BFBFBF" w:sz="4"/>
+              <w:bottom w:val="single" w:color="BFBFBF" w:sz="4"/>
+              <w:right w:val="single" w:color="BFBFBF" w:sz="4"/>
+            </w:tcBorders>
+            <w:tcMar>
+              <w:top w:type="dxa" w:w="60"/>
+              <w:left w:type="dxa" w:w="100"/>
+              <w:bottom w:type="dxa" w:w="60"/>
+              <w:right w:type="dxa" w:w="100"/>
+            </w:tcMar>
+          </w:tcPr>
+          <w:p>
+            <w:pPr>
+              <w:spacing w:after="0"/>
+            </w:pPr>
+            <w:r>
+              <w:rPr>
+                <w:rFonts w:ascii="Calibri" w:cs="Calibri" w:eastAsia="Microsoft JhengHei" w:hAnsi="Calibri"/>
+                <w:sz w:val="20"/>
+                <w:szCs w:val="20"/>
+              </w:rPr>
+              <w:t xml:space="preserve">瀏覽器打不開 localhost:3000</w:t>
+            </w:r>
+          </w:p>
+        </w:tc>
+        <w:tc>
+          <w:tcPr>
+            <w:tcW w:type="dxa" w:w="3511"/>
+            <w:tcBorders>
+              <w:top w:val="single" w:color="BFBFBF" w:sz="4"/>
+              <w:left w:val="single" w:color="BFBFBF" w:sz="4"/>
+              <w:bottom w:val="single" w:color="BFBFBF" w:sz="4"/>
+              <w:right w:val="single" w:color="BFBFBF" w:sz="4"/>
+            </w:tcBorders>
+            <w:tcMar>
+              <w:top w:type="dxa" w:w="60"/>
+              <w:left w:type="dxa" w:w="100"/>
+              <w:bottom w:type="dxa" w:w="60"/>
+              <w:right w:type="dxa" w:w="100"/>
+            </w:tcMar>
+          </w:tcPr>
+          <w:p>
+            <w:pPr>
+              <w:spacing w:after="0"/>
+            </w:pPr>
+            <w:r>
+              <w:rPr>
+                <w:rFonts w:ascii="Calibri" w:cs="Calibri" w:eastAsia="Microsoft JhengHei" w:hAnsi="Calibri"/>
+                <w:sz w:val="20"/>
+                <w:szCs w:val="20"/>
+              </w:rPr>
+              <w:t xml:space="preserve">WSL 的 localhost 轉發失效，或伺服器未啟動</w:t>
+            </w:r>
+          </w:p>
+        </w:tc>
+        <w:tc>
+          <w:tcPr>
+            <w:tcW w:type="dxa" w:w="3513"/>
+            <w:tcBorders>
+              <w:top w:val="single" w:color="BFBFBF" w:sz="4"/>
+              <w:left w:val="single" w:color="BFBFBF" w:sz="4"/>
+              <w:bottom w:val="single" w:color="BFBFBF" w:sz="4"/>
+              <w:right w:val="single" w:color="BFBFBF" w:sz="4"/>
+            </w:tcBorders>
+            <w:tcMar>
+              <w:top w:type="dxa" w:w="60"/>
+              <w:left w:type="dxa" w:w="100"/>
+              <w:bottom w:type="dxa" w:w="60"/>
+              <w:right w:type="dxa" w:w="100"/>
+            </w:tcMar>
+          </w:tcPr>
+          <w:p>
+            <w:pPr>
+              <w:spacing w:after="0"/>
+            </w:pPr>
+            <w:r>
+              <w:rPr>
+                <w:rFonts w:ascii="Calibri" w:cs="Calibri" w:eastAsia="Microsoft JhengHei" w:hAnsi="Calibri"/>
+                <w:sz w:val="20"/>
+                <w:szCs w:val="20"/>
+              </w:rPr>
+              <w:t xml:space="preserve">改用 </w:t>
+            </w:r>
             <w:r>
               <w:rPr>
                 <w:rFonts w:ascii="Consolas" w:cs="Consolas" w:eastAsia="Microsoft JhengHei" w:hAnsi="Consolas"/>
@@ -7273,16 +7300,70 @@
                 <w:sz w:val="19"/>
                 <w:szCs w:val="19"/>
               </w:rPr>
-              <w:t xml:space="preserve">.env</w:t>
-            </w:r>
-            <w:r>
-              <w:rPr>
-                <w:rFonts w:ascii="Calibri" w:cs="Calibri" w:eastAsia="Microsoft JhengHei" w:hAnsi="Calibri"/>
-                <w:sz w:val="20"/>
-                <w:szCs w:val="20"/>
-              </w:rPr>
-              <w:t xml:space="preserve"> 被存成 UTF-16（PowerShell 5.1 的 </w:t>
-            </w:r>
+              <w:t xml:space="preserve">http://&lt;WSL IP&gt;:3000</w:t>
+            </w:r>
+            <w:r>
+              <w:rPr>
+                <w:rFonts w:ascii="Calibri" w:cs="Calibri" w:eastAsia="Microsoft JhengHei" w:hAnsi="Calibri"/>
+                <w:sz w:val="20"/>
+                <w:szCs w:val="20"/>
+              </w:rPr>
+              <w:t xml:space="preserve">；確認伺服器正在執行</w:t>
+            </w:r>
+          </w:p>
+        </w:tc>
+      </w:tr>
+      <w:tr>
+        <w:tc>
+          <w:tcPr>
+            <w:tcW w:type="dxa" w:w="2282"/>
+            <w:tcBorders>
+              <w:top w:val="single" w:color="BFBFBF" w:sz="4"/>
+              <w:left w:val="single" w:color="BFBFBF" w:sz="4"/>
+              <w:bottom w:val="single" w:color="BFBFBF" w:sz="4"/>
+              <w:right w:val="single" w:color="BFBFBF" w:sz="4"/>
+            </w:tcBorders>
+            <w:tcMar>
+              <w:top w:type="dxa" w:w="60"/>
+              <w:left w:type="dxa" w:w="100"/>
+              <w:bottom w:type="dxa" w:w="60"/>
+              <w:right w:type="dxa" w:w="100"/>
+            </w:tcMar>
+          </w:tcPr>
+          <w:p>
+            <w:pPr>
+              <w:spacing w:after="0"/>
+            </w:pPr>
+            <w:r>
+              <w:rPr>
+                <w:rFonts w:ascii="Calibri" w:cs="Calibri" w:eastAsia="Microsoft JhengHei" w:hAnsi="Calibri"/>
+                <w:sz w:val="20"/>
+                <w:szCs w:val="20"/>
+              </w:rPr>
+              <w:t xml:space="preserve">設定完全讀不到、連不到資料庫</w:t>
+            </w:r>
+          </w:p>
+        </w:tc>
+        <w:tc>
+          <w:tcPr>
+            <w:tcW w:type="dxa" w:w="3511"/>
+            <w:tcBorders>
+              <w:top w:val="single" w:color="BFBFBF" w:sz="4"/>
+              <w:left w:val="single" w:color="BFBFBF" w:sz="4"/>
+              <w:bottom w:val="single" w:color="BFBFBF" w:sz="4"/>
+              <w:right w:val="single" w:color="BFBFBF" w:sz="4"/>
+            </w:tcBorders>
+            <w:tcMar>
+              <w:top w:type="dxa" w:w="60"/>
+              <w:left w:type="dxa" w:w="100"/>
+              <w:bottom w:type="dxa" w:w="60"/>
+              <w:right w:type="dxa" w:w="100"/>
+            </w:tcMar>
+          </w:tcPr>
+          <w:p>
+            <w:pPr>
+              <w:spacing w:after="0"/>
+            </w:pPr>
             <w:r>
               <w:rPr>
                 <w:rFonts w:ascii="Consolas" w:cs="Consolas" w:eastAsia="Microsoft JhengHei" w:hAnsi="Consolas"/>
@@ -7290,6 +7371,23 @@
                 <w:sz w:val="19"/>
                 <w:szCs w:val="19"/>
               </w:rPr>
+              <w:t xml:space="preserve">.env</w:t>
+            </w:r>
+            <w:r>
+              <w:rPr>
+                <w:rFonts w:ascii="Calibri" w:cs="Calibri" w:eastAsia="Microsoft JhengHei" w:hAnsi="Calibri"/>
+                <w:sz w:val="20"/>
+                <w:szCs w:val="20"/>
+              </w:rPr>
+              <w:t xml:space="preserve"> 被存成 UTF-16（PowerShell 5.1 的 </w:t>
+            </w:r>
+            <w:r>
+              <w:rPr>
+                <w:rFonts w:ascii="Consolas" w:cs="Consolas" w:eastAsia="Microsoft JhengHei" w:hAnsi="Consolas"/>
+                <w:color w:val="7A2E0E"/>
+                <w:sz w:val="19"/>
+                <w:szCs w:val="19"/>
+              </w:rPr>
               <w:t xml:space="preserve">&gt;</w:t>
             </w:r>
             <w:r>
@@ -7304,7 +7402,7 @@
         </w:tc>
         <w:tc>
           <w:tcPr>
-            <w:tcW w:type="dxa" w:w="3535"/>
+            <w:tcW w:type="dxa" w:w="3513"/>
             <w:tcBorders>
               <w:top w:val="single" w:color="BFBFBF" w:sz="4"/>
               <w:left w:val="single" w:color="BFBFBF" w:sz="4"/>
@@ -7336,7 +7434,7 @@
       <w:tr>
         <w:tc>
           <w:tcPr>
-            <w:tcW w:type="dxa" w:w="2238"/>
+            <w:tcW w:type="dxa" w:w="2282"/>
             <w:tcBorders>
               <w:top w:val="single" w:color="BFBFBF" w:sz="4"/>
               <w:left w:val="single" w:color="BFBFBF" w:sz="4"/>
@@ -7375,7 +7473,7 @@
         </w:tc>
         <w:tc>
           <w:tcPr>
-            <w:tcW w:type="dxa" w:w="3533"/>
+            <w:tcW w:type="dxa" w:w="3511"/>
             <w:tcBorders>
               <w:top w:val="single" w:color="BFBFBF" w:sz="4"/>
               <w:left w:val="single" w:color="BFBFBF" w:sz="4"/>
@@ -7405,7 +7503,7 @@
         </w:tc>
         <w:tc>
           <w:tcPr>
-            <w:tcW w:type="dxa" w:w="3535"/>
+            <w:tcW w:type="dxa" w:w="3513"/>
             <w:tcBorders>
               <w:top w:val="single" w:color="BFBFBF" w:sz="4"/>
               <w:left w:val="single" w:color="BFBFBF" w:sz="4"/>
@@ -7454,7 +7552,7 @@
       <w:tr>
         <w:tc>
           <w:tcPr>
-            <w:tcW w:type="dxa" w:w="2238"/>
+            <w:tcW w:type="dxa" w:w="2282"/>
             <w:tcBorders>
               <w:top w:val="single" w:color="BFBFBF" w:sz="4"/>
               <w:left w:val="single" w:color="BFBFBF" w:sz="4"/>
@@ -7484,7 +7582,7 @@
         </w:tc>
         <w:tc>
           <w:tcPr>
-            <w:tcW w:type="dxa" w:w="3533"/>
+            <w:tcW w:type="dxa" w:w="3511"/>
             <w:tcBorders>
               <w:top w:val="single" w:color="BFBFBF" w:sz="4"/>
               <w:left w:val="single" w:color="BFBFBF" w:sz="4"/>
@@ -7514,7 +7612,7 @@
         </w:tc>
         <w:tc>
           <w:tcPr>
-            <w:tcW w:type="dxa" w:w="3535"/>
+            <w:tcW w:type="dxa" w:w="3513"/>
             <w:tcBorders>
               <w:top w:val="single" w:color="BFBFBF" w:sz="4"/>
               <w:left w:val="single" w:color="BFBFBF" w:sz="4"/>
@@ -7563,7 +7661,7 @@
       <w:tr>
         <w:tc>
           <w:tcPr>
-            <w:tcW w:type="dxa" w:w="2238"/>
+            <w:tcW w:type="dxa" w:w="2282"/>
             <w:tcBorders>
               <w:top w:val="single" w:color="BFBFBF" w:sz="4"/>
               <w:left w:val="single" w:color="BFBFBF" w:sz="4"/>
@@ -7593,7 +7691,7 @@
         </w:tc>
         <w:tc>
           <w:tcPr>
-            <w:tcW w:type="dxa" w:w="3533"/>
+            <w:tcW w:type="dxa" w:w="3511"/>
             <w:tcBorders>
               <w:top w:val="single" w:color="BFBFBF" w:sz="4"/>
               <w:left w:val="single" w:color="BFBFBF" w:sz="4"/>
@@ -7649,7 +7747,7 @@
         </w:tc>
         <w:tc>
           <w:tcPr>
-            <w:tcW w:type="dxa" w:w="3535"/>
+            <w:tcW w:type="dxa" w:w="3513"/>
             <w:tcBorders>
               <w:top w:val="single" w:color="BFBFBF" w:sz="4"/>
               <w:left w:val="single" w:color="BFBFBF" w:sz="4"/>
@@ -7690,7 +7788,7 @@
       <w:tr>
         <w:tc>
           <w:tcPr>
-            <w:tcW w:type="dxa" w:w="2238"/>
+            <w:tcW w:type="dxa" w:w="2282"/>
             <w:tcBorders>
               <w:top w:val="single" w:color="BFBFBF" w:sz="4"/>
               <w:left w:val="single" w:color="BFBFBF" w:sz="4"/>
@@ -7720,7 +7818,7 @@
         </w:tc>
         <w:tc>
           <w:tcPr>
-            <w:tcW w:type="dxa" w:w="3533"/>
+            <w:tcW w:type="dxa" w:w="3511"/>
             <w:tcBorders>
               <w:top w:val="single" w:color="BFBFBF" w:sz="4"/>
               <w:left w:val="single" w:color="BFBFBF" w:sz="4"/>
@@ -7750,7 +7848,7 @@
         </w:tc>
         <w:tc>
           <w:tcPr>
-            <w:tcW w:type="dxa" w:w="3535"/>
+            <w:tcW w:type="dxa" w:w="3513"/>
             <w:tcBorders>
               <w:top w:val="single" w:color="BFBFBF" w:sz="4"/>
               <w:left w:val="single" w:color="BFBFBF" w:sz="4"/>

--- a/docs/Stock_System_Guide_zh-TW.docx
+++ b/docs/Stock_System_Guide_zh-TW.docx
@@ -3264,7 +3264,7 @@
         <w:rPr>
           <w:rFonts w:ascii="Calibri" w:cs="Calibri" w:eastAsia="Microsoft JhengHei" w:hAnsi="Calibri"/>
         </w:rPr>
-        <w:t xml:space="preserve">網頁上方有四個分頁：股票列表、新增／編輯、修改資料、股票偵測。目前所在的分頁會記在網址中（例如 </w:t>
+        <w:t xml:space="preserve">網頁上方有四個分頁：股票列表、新增股票、修改資料、股票偵測。目前所在的分頁會記在網址中（例如 </w:t>
       </w:r>
       <w:r>
         <w:rPr>
@@ -3353,7 +3353,7 @@
         <w:rPr>
           <w:rFonts w:ascii="Calibri" w:cs="Calibri" w:eastAsia="Microsoft JhengHei" w:hAnsi="Calibri"/>
         </w:rPr>
-        <w:t xml:space="preserve">欄位：股票代碼、公司名稱、交易市場、狀態（綠色「上市」／紅色「已下市」標籤）、更新時間，以及「編輯」按鈕。</w:t>
+        <w:t xml:space="preserve">欄位：股票代碼、公司名稱、交易市場、狀態（綠色「上市」／紅色「已下市」標籤）、更新時間。</w:t>
       </w:r>
     </w:p>
     <w:p>
@@ -3401,7 +3401,7 @@
         <w:rPr>
           <w:rFonts w:ascii="Calibri" w:cs="Calibri" w:eastAsia="Microsoft JhengHei" w:hAnsi="Calibri"/>
         </w:rPr>
-        <w:t xml:space="preserve">按「編輯」會切換到「新增／編輯」分頁並帶入該筆資料。</w:t>
+        <w:t xml:space="preserve">要修改既有股票，請用「修改資料」分頁（見 3.3）。</w:t>
       </w:r>
     </w:p>
     <w:p>
@@ -3412,7 +3412,7 @@
         <w:rPr>
           <w:rFonts w:ascii="Calibri" w:cs="Calibri" w:eastAsia="Microsoft JhengHei" w:hAnsi="Calibri"/>
         </w:rPr>
-        <w:t xml:space="preserve">3.2 新增／編輯股票</w:t>
+        <w:t xml:space="preserve">3.2 新增股票</w:t>
       </w:r>
     </w:p>
     <w:p>
@@ -3492,7 +3492,7 @@
         <w:rPr>
           <w:rFonts w:ascii="Calibri" w:cs="Calibri" w:eastAsia="Microsoft JhengHei" w:hAnsi="Calibri"/>
         </w:rPr>
-        <w:t xml:space="preserve">從列表進入編輯模式時，分頁名稱會顯示「編輯股票：代號」，可修改代號、名稱、市場；按「取消」回到新增模式。</w:t>
+        <w:t xml:space="preserve">這個分頁只能新增股票，不提供編輯；修改名稱、代號或市場請用「修改資料」分頁。</w:t>
       </w:r>
     </w:p>
     <w:p>

--- a/docs/Stock_System_Guide_zh-TW.docx
+++ b/docs/Stock_System_Guide_zh-TW.docx
@@ -2678,7 +2678,7 @@
                 <w:sz w:val="20"/>
                 <w:szCs w:val="20"/>
               </w:rPr>
-              <w:t xml:space="preserve">選用：每次偵測最多補幾筆公司資料／CUSIP，預設 300 / 50</w:t>
+              <w:t xml:space="preserve">選用：每次偵測最多補幾筆公司資料／CUSIP，預設 1000 / 300</w:t>
             </w:r>
           </w:p>
         </w:tc>
@@ -2967,7 +2967,7 @@
           <w:sz w:val="18"/>
           <w:szCs w:val="18"/>
         </w:rPr>
-        <w:t xml:space="preserve">npm run dev         # 開發模式：API 伺服器，修改程式後自動重啟</w:t>
+        <w:t xml:space="preserve">npm run dev         # 開發模式：API 伺服器＋React 開發伺服器（port 3001）</w:t>
       </w:r>
     </w:p>
     <w:p>
@@ -2988,7 +2988,28 @@
           <w:sz w:val="18"/>
           <w:szCs w:val="18"/>
         </w:rPr>
-        <w:t xml:space="preserve">npm run dev:client  # 開發時搭配使用：React 開發伺服器（port 3001，修改後自動更新）</w:t>
+        <w:t xml:space="preserve">npm run server      # 只啟動 API 伺服器，修改程式後自動重啟</w:t>
+      </w:r>
+    </w:p>
+    <w:p>
+      <w:pPr>
+        <w:keepNext/>
+        <w:keepLines/>
+        <w:pBdr>
+          <w:left w:val="single" w:color="D9D9D9" w:sz="4" w:space="6"/>
+          <w:right w:val="single" w:color="D9D9D9" w:sz="4" w:space="6"/>
+        </w:pBdr>
+        <w:shd w:fill="F2F2F2" w:color="auto" w:val="clear"/>
+        <w:spacing w:after="0" w:before="0" w:line="228"/>
+        <w:ind w:left="200" w:right="200"/>
+      </w:pPr>
+      <w:r>
+        <w:rPr>
+          <w:rFonts w:ascii="Consolas" w:cs="Consolas" w:eastAsia="Microsoft JhengHei" w:hAnsi="Consolas"/>
+          <w:sz w:val="18"/>
+          <w:szCs w:val="18"/>
+        </w:rPr>
+        <w:t xml:space="preserve">npm run client      # 只啟動 React 開發伺服器（port 3001，修改後自動更新）</w:t>
       </w:r>
     </w:p>
     <w:p>
@@ -3178,7 +3199,7 @@
           <w:sz w:val="19"/>
           <w:szCs w:val="19"/>
         </w:rPr>
-        <w:t xml:space="preserve">npm run dev:client</w:t>
+        <w:t xml:space="preserve">npm run dev</w:t>
       </w:r>
       <w:r>
         <w:rPr>
@@ -7082,7 +7103,7 @@
                 <w:sz w:val="19"/>
                 <w:szCs w:val="19"/>
               </w:rPr>
-              <w:t xml:space="preserve">npm run dev:client</w:t>
+              <w:t xml:space="preserve">npm run dev</w:t>
             </w:r>
             <w:r>
               <w:rPr>

--- a/docs/Stock_System_Guide_zh-TW.docx
+++ b/docs/Stock_System_Guide_zh-TW.docx
@@ -3795,7 +3795,55 @@
         <w:rPr>
           <w:rFonts w:ascii="Calibri" w:cs="Calibri" w:eastAsia="Microsoft JhengHei" w:hAnsi="Calibri"/>
         </w:rPr>
-        <w:t xml:space="preserve">完成後顯示摘要（上市／下市／無法判斷筆數、各欄位變更數、補資料筆數）與每筆變更明細，每頁 15 筆。</w:t>
+        <w:t xml:space="preserve">結果分成「預覽結果」和「更新結果」兩個頁面，按哪個按鈕就切到哪一頁（網址結尾為 #monitor/preview 或 #monitor/apply）。每頁顯示上次執行的摘要（上市／下市／無法判斷筆數、各欄位變更數、補資料筆數）與每檔股票的明細，每頁 15 筆。</w:t>
+      </w:r>
+    </w:p>
+    <w:p>
+      <w:pPr>
+        <w:pStyle w:val="ListParagraph"/>
+        <w:numPr>
+          <w:ilvl w:val="1"/>
+          <w:numId w:val="2"/>
+        </w:numPr>
+        <w:spacing w:after="60"/>
+      </w:pPr>
+      <w:r>
+        <w:rPr>
+          <w:rFonts w:ascii="Calibri" w:cs="Calibri" w:eastAsia="Microsoft JhengHei" w:hAnsi="Calibri"/>
+          <w:b/>
+          <w:bCs/>
+        </w:rPr>
+        <w:t xml:space="preserve">預覽結果</w:t>
+      </w:r>
+      <w:r>
+        <w:rPr>
+          <w:rFonts w:ascii="Calibri" w:cs="Calibri" w:eastAsia="Microsoft JhengHei" w:hAnsi="Calibri"/>
+        </w:rPr>
+        <w:t xml:space="preserve">：上次預覽找到的全部內容，格式與之前相同——會變更的欄位和需要注意的股票。</w:t>
+      </w:r>
+    </w:p>
+    <w:p>
+      <w:pPr>
+        <w:pStyle w:val="ListParagraph"/>
+        <w:numPr>
+          <w:ilvl w:val="1"/>
+          <w:numId w:val="2"/>
+        </w:numPr>
+        <w:spacing w:after="60"/>
+      </w:pPr>
+      <w:r>
+        <w:rPr>
+          <w:rFonts w:ascii="Calibri" w:cs="Calibri" w:eastAsia="Microsoft JhengHei" w:hAnsi="Calibri"/>
+          <w:b/>
+          <w:bCs/>
+        </w:rPr>
+        <w:t xml:space="preserve">更新結果</w:t>
+      </w:r>
+      <w:r>
+        <w:rPr>
+          <w:rFonts w:ascii="Calibri" w:cs="Calibri" w:eastAsia="Microsoft JhengHei" w:hAnsi="Calibri"/>
+        </w:rPr>
+        <w:t xml:space="preserve">：只列上次「偵測並更新」實際寫入或嘗試寫入的股票——欄位變更、補上的公司資料（列出欄位）與 CUSIP，以及沒有寫入的項目（CUSIP 已被其他股票使用、查詢或寫入失敗）。只需要注意、沒有變更的股票請看預覽結果。</w:t>
       </w:r>
     </w:p>
     <w:p>
@@ -3835,7 +3883,7 @@
         <w:rPr>
           <w:rFonts w:ascii="Calibri" w:cs="Calibri" w:eastAsia="Microsoft JhengHei" w:hAnsi="Calibri"/>
         </w:rPr>
-        <w:t xml:space="preserve">：標為下市、恢復上市、名稱更正、市場變更、Category 變更、補上幣別。</w:t>
+        <w:t xml:space="preserve">：標為下市、恢復上市、名稱更正、市場變更、Category 變更、補上幣別（更新結果頁稱為「已自動更新」）。</w:t>
       </w:r>
     </w:p>
     <w:p>
@@ -3853,13 +3901,13 @@
           <w:b/>
           <w:bCs/>
         </w:rPr>
-        <w:t xml:space="preserve">需要注意（未變更）</w:t>
-      </w:r>
-      <w:r>
-        <w:rPr>
-          <w:rFonts w:ascii="Calibri" w:cs="Calibri" w:eastAsia="Microsoft JhengHei" w:hAnsi="Calibri"/>
-        </w:rPr>
-        <w:t xml:space="preserve">：代號已被其他公司使用（維持下市）、代號重複（已有另一筆未下市資料）、名稱不一致（需人工確認）、其他說明。說明以琥珀色顯示。</w:t>
+        <w:t xml:space="preserve">補上資料</w:t>
+      </w:r>
+      <w:r>
+        <w:rPr>
+          <w:rFonts w:ascii="Calibri" w:cs="Calibri" w:eastAsia="Microsoft JhengHei" w:hAnsi="Calibri"/>
+        </w:rPr>
+        <w:t xml:space="preserve">（更新結果頁）：補上公司資料、補上 CUSIP，以綠色顯示。</w:t>
       </w:r>
     </w:p>
     <w:p>
@@ -3877,13 +3925,37 @@
           <w:b/>
           <w:bCs/>
         </w:rPr>
+        <w:t xml:space="preserve">需要注意（未變更）</w:t>
+      </w:r>
+      <w:r>
+        <w:rPr>
+          <w:rFonts w:ascii="Calibri" w:cs="Calibri" w:eastAsia="Microsoft JhengHei" w:hAnsi="Calibri"/>
+        </w:rPr>
+        <w:t xml:space="preserve">：代號已被其他公司使用（維持下市）、代號重複（已有另一筆未下市資料）、名稱不一致（需人工確認）、其他說明。說明以琥珀色顯示。</w:t>
+      </w:r>
+    </w:p>
+    <w:p>
+      <w:pPr>
+        <w:pStyle w:val="ListParagraph"/>
+        <w:numPr>
+          <w:ilvl w:val="1"/>
+          <w:numId w:val="2"/>
+        </w:numPr>
+        <w:spacing w:after="60"/>
+      </w:pPr>
+      <w:r>
+        <w:rPr>
+          <w:rFonts w:ascii="Calibri" w:cs="Calibri" w:eastAsia="Microsoft JhengHei" w:hAnsi="Calibri"/>
+          <w:b/>
+          <w:bCs/>
+        </w:rPr>
         <w:t xml:space="preserve">錯誤</w:t>
       </w:r>
       <w:r>
         <w:rPr>
           <w:rFonts w:ascii="Calibri" w:cs="Calibri" w:eastAsia="Microsoft JhengHei" w:hAnsi="Calibri"/>
         </w:rPr>
-        <w:t xml:space="preserve">：寫入失敗，以紅色顯示。</w:t>
+        <w:t xml:space="preserve">：寫入失敗，以紅色顯示。更新結果頁稱為「未寫入／錯誤」，另外包含 CUSIP 已被其他股票使用（琥珀色）和查詢公司資料／CUSIP 失敗。</w:t>
       </w:r>
     </w:p>
     <w:p>
@@ -3937,7 +4009,7 @@
         <w:rPr>
           <w:rFonts w:ascii="Calibri" w:cs="Calibri" w:eastAsia="Microsoft JhengHei" w:hAnsi="Calibri"/>
         </w:rPr>
-        <w:t xml:space="preserve">頁面右上角可切換中文／English，設定會記在瀏覽器中。網頁會跟隨作業系統的淺色／深色模式，手機上也能正常瀏覽（表格可左右捲動）。</w:t>
+        <w:t xml:space="preserve">頁面右上角可切換 Chinese／English，設定會記在瀏覽器中。網頁會跟隨作業系統的淺色／深色模式，手機上也能正常瀏覽（表格可左右捲動）。</w:t>
       </w:r>
     </w:p>
     <w:p>
@@ -4429,7 +4501,7 @@
                 <w:sz w:val="20"/>
                 <w:szCs w:val="20"/>
               </w:rPr>
-              <w:t xml:space="preserve">掛牌股票需 NASDAQ Trader 與 Yahoo 一致；其他用 Yahoo 正式名稱。比對時忽略寫法差異（ETF／Fund／Shares、ETN／Exchange-Traded Notes、U.S.／US、&amp;／and、大小寫等），採用 Yahoo 網頁上的乾淨名稱，只差大小寫時用官方寫法。資料庫名稱被截斷、帶基金家族前綴或是縮寫時補成完整名稱；只差 1～2 個字元（來源打錯字）不改；Yahoo 的基金縮寫不會取代完整名稱。兩個來源無法確認時只提示「名稱不一致」；「324823」等佔位名稱一律更正</w:t>
+              <w:t xml:space="preserve">掛牌股票需 NASDAQ Trader 與 Yahoo 一致；其他用 Yahoo 正式名稱。比對時忽略寫法差異（ETF／Fund／Shares、ETN／Exchange-Traded Notes、U.S.／US、&amp;／and、大小寫等），採用 Yahoo 網頁上的乾淨名稱，只差大小寫時用官方寫法。資料庫名稱被截斷、帶基金家族前綴或是縮寫時補成完整名稱；只有 Yahoo 有的代號，若 Yahoo 簡稱（Yahoo 網頁顯示的名稱）就是資料庫的公司，即使 Yahoo 正式名稱不同也不改（例如 JFBC）；只差 1～2 個字元（來源打錯字）不改；Yahoo 的基金縮寫不會取代完整名稱。兩個來源無法確認時只提示「名稱不一致」；「324823」等佔位名稱一律更正</w:t>
             </w:r>
           </w:p>
         </w:tc>
@@ -4677,7 +4749,7 @@
                 <w:sz w:val="20"/>
                 <w:szCs w:val="20"/>
               </w:rPr>
-              <w:t xml:space="preserve">交易中且缺資料的股票，每次最多補 300 筆（產業、細分產業、地址、網站、CEO、簡介）</w:t>
+              <w:t xml:space="preserve">交易中且缺資料的股票，每次最多補 1000 筆（產業、細分產業、地址、網站、CEO、簡介）</w:t>
             </w:r>
           </w:p>
         </w:tc>
@@ -4739,7 +4811,7 @@
                 <w:sz w:val="20"/>
                 <w:szCs w:val="20"/>
               </w:rPr>
-              <w:t xml:space="preserve">交易中的美股缺 CUSIP 時，每次最多補 50 筆</w:t>
+              <w:t xml:space="preserve">交易中的美股缺 CUSIP 時，每次最多補 300 筆</w:t>
             </w:r>
           </w:p>
         </w:tc>

--- a/docs/Stock_System_Guide_zh-TW.docx
+++ b/docs/Stock_System_Guide_zh-TW.docx
@@ -4315,7 +4315,7 @@
                 <w:sz w:val="20"/>
                 <w:szCs w:val="20"/>
               </w:rPr>
-              <w:t xml:space="preserve">Yahoo 最後成交超過 120 天；或 NASDAQ/NYSE/AMEX 的一般代號，官方清單與 Yahoo 都查不到</w:t>
+              <w:t xml:space="preserve">Yahoo 最後成交超過 120 天；或 NASDAQ/NYSE/AMEX 的一般代號，官方清單與 Yahoo 都查不到（判斷前會再查一次；共同基金不適用，因為官方清單本來就不收）</w:t>
             </w:r>
           </w:p>
         </w:tc>
@@ -4501,7 +4501,7 @@
                 <w:sz w:val="20"/>
                 <w:szCs w:val="20"/>
               </w:rPr>
-              <w:t xml:space="preserve">掛牌股票需 NASDAQ Trader 與 Yahoo 一致；其他用 Yahoo 正式名稱。比對時忽略寫法差異（ETF／Fund／Shares、ETN／Exchange-Traded Notes、U.S.／US、&amp;／and、大小寫等），採用 Yahoo 網頁上的乾淨名稱，只差大小寫時用官方寫法。資料庫名稱被截斷、帶基金家族前綴或是縮寫時補成完整名稱；只有 Yahoo 有的代號，若 Yahoo 簡稱（Yahoo 網頁顯示的名稱）就是資料庫的公司，即使 Yahoo 正式名稱不同也不改（例如 JFBC）；只差 1～2 個字元（來源打錯字）不改；Yahoo 的基金縮寫不會取代完整名稱。兩個來源無法確認時只提示「名稱不一致」；「324823」等佔位名稱一律更正</w:t>
+              <w:t xml:space="preserve">掛牌股票需 NASDAQ Trader 與 Yahoo 一致；其他用 Yahoo 正式名稱。比對時忽略寫法差異（ETF／Fund／Shares、ETN／Exchange-Traded Notes、U.S.／US、&amp;／and、大小寫等），採用 Yahoo 網頁上的乾淨名稱，只差大小寫時用官方寫法。資料庫名稱被截斷、帶基金家族前綴或是縮寫時補成完整名稱；結尾的「Common Stock」「Ordinary Shares」「American Depositary Shares」（ADS／ADR）在兩個來源都確認名稱時會去掉；只有 Yahoo 有的代號，若 Yahoo 簡稱（Yahoo 網頁顯示的名稱）就是資料庫的公司，即使 Yahoo 正式名稱不同也不改（例如 JFBC）；只差 1～2 個字元（來源打錯字）不改；Yahoo 的基金縮寫不會取代完整名稱。兩個來源無法確認時只提示「名稱不一致」；「324823」等佔位名稱一律更正</w:t>
             </w:r>
           </w:p>
         </w:tc>

--- a/docs/Stock_System_Guide_zh-TW.docx
+++ b/docs/Stock_System_Guide_zh-TW.docx
@@ -2678,7 +2678,7 @@
                 <w:sz w:val="20"/>
                 <w:szCs w:val="20"/>
               </w:rPr>
-              <w:t xml:space="preserve">選用：每次偵測最多補幾筆公司資料／CUSIP，預設 1000 / 300</w:t>
+              <w:t xml:space="preserve">選用：每次偵測最多補幾筆公司資料／CUSIP，預設 2000 / 1000</w:t>
             </w:r>
           </w:p>
         </w:tc>
@@ -4749,7 +4749,7 @@
                 <w:sz w:val="20"/>
                 <w:szCs w:val="20"/>
               </w:rPr>
-              <w:t xml:space="preserve">交易中且缺資料的股票，每次最多補 1000 筆（產業、細分產業、地址、網站、CEO、簡介）</w:t>
+              <w:t xml:space="preserve">交易中且缺資料的股票，每次最多補 2000 筆（產業、細分產業、地址、網站、CEO、簡介）</w:t>
             </w:r>
           </w:p>
         </w:tc>
@@ -4811,7 +4811,7 @@
                 <w:sz w:val="20"/>
                 <w:szCs w:val="20"/>
               </w:rPr>
-              <w:t xml:space="preserve">交易中的美股缺 CUSIP 時，每次最多補 300 筆</w:t>
+              <w:t xml:space="preserve">交易中的美股缺 CUSIP 時，每次最多補 1000 筆</w:t>
             </w:r>
           </w:p>
         </w:tc>

--- a/docs/Stock_System_Guide_zh-TW.docx
+++ b/docs/Stock_System_Guide_zh-TW.docx
@@ -4501,7 +4501,7 @@
                 <w:sz w:val="20"/>
                 <w:szCs w:val="20"/>
               </w:rPr>
-              <w:t xml:space="preserve">掛牌股票需 NASDAQ Trader 與 Yahoo 一致；其他用 Yahoo 正式名稱。比對時忽略寫法差異（ETF／Fund／Shares、ETN／Exchange-Traded Notes、U.S.／US、&amp;／and、大小寫等），採用 Yahoo 網頁上的乾淨名稱，只差大小寫時用官方寫法。資料庫名稱被截斷、帶基金家族前綴或是縮寫時補成完整名稱；結尾的「Common Stock」「Ordinary Shares」「American Depositary Shares」（ADS／ADR）在兩個來源都確認名稱時會去掉；只有 Yahoo 有的代號，若 Yahoo 簡稱（Yahoo 網頁顯示的名稱）就是資料庫的公司，即使 Yahoo 正式名稱不同也不改（例如 JFBC）；只差 1～2 個字元（來源打錯字）不改；Yahoo 的基金縮寫不會取代完整名稱。兩個來源無法確認時只提示「名稱不一致」；「324823」等佔位名稱一律更正</w:t>
+              <w:t xml:space="preserve">掛牌股票需 NASDAQ Trader 與 Yahoo 一致；其他用 Yahoo 正式名稱。比對時忽略寫法差異（ETF／Fund／Shares、ETN／Exchange-Traded Notes、U.S.／US、&amp;／and、大小寫等），採用 Yahoo 網頁上的乾淨名稱，只差大小寫時用官方寫法。資料庫名稱被截斷、帶基金家族前綴或是縮寫時補成完整名稱；結尾的「Common Stock」「Ordinary Shares」「American Depositary Shares」（ADS／ADR）在兩個來源都確認名稱時會去掉；只有 Yahoo 有的代號，若 Yahoo 簡稱（Yahoo 網頁顯示的名稱）就是資料庫的公司，即使 Yahoo 正式名稱不同也不改（例如 JFBC）；名稱只差開頭的發行商部分（「Global X ETF Series OFC - ...」）時也不改；只差 1～2 個字元（來源打錯字）不改；Yahoo 的基金縮寫不會取代完整名稱。兩個來源無法確認時只提示「名稱不一致」；「324823」等佔位名稱一律更正</w:t>
             </w:r>
           </w:p>
         </w:tc>

--- a/docs/Stock_System_Guide_zh-TW.docx
+++ b/docs/Stock_System_Guide_zh-TW.docx
@@ -4501,7 +4501,7 @@
                 <w:sz w:val="20"/>
                 <w:szCs w:val="20"/>
               </w:rPr>
-              <w:t xml:space="preserve">掛牌股票需 NASDAQ Trader 與 Yahoo 一致；其他用 Yahoo 正式名稱。比對時忽略寫法差異（ETF／Fund／Shares、ETN／Exchange-Traded Notes、U.S.／US、&amp;／and、大小寫等），採用 Yahoo 網頁上的乾淨名稱，只差大小寫時用官方寫法。資料庫名稱被截斷、帶基金家族前綴或是縮寫時補成完整名稱；結尾的「Common Stock」「Ordinary Shares」「American Depositary Shares」（ADS／ADR）在兩個來源都確認名稱時會去掉；只有 Yahoo 有的代號，若 Yahoo 簡稱（Yahoo 網頁顯示的名稱）就是資料庫的公司，即使 Yahoo 正式名稱不同也不改（例如 JFBC）；名稱只差開頭的發行商部分（「Global X ETF Series OFC - ...」）時也不改；只差 1～2 個字元（來源打錯字）不改；Yahoo 的基金縮寫不會取代完整名稱。兩個來源無法確認時只提示「名稱不一致」；「324823」等佔位名稱一律更正</w:t>
+              <w:t xml:space="preserve">掛牌股票需 NASDAQ Trader 與 Yahoo 一致；其他用 Yahoo 正式名稱。比對時忽略寫法差異（ETF／Fund／Shares、ETN／Exchange-Traded Notes、U.S.／US、&amp;／and、大小寫等），採用 Yahoo 網頁上的乾淨名稱，只差大小寫時用官方寫法。資料庫名稱被截斷、帶基金家族前綴或是縮寫時補成完整名稱；結尾的「Common Stock」「Ordinary Shares」「American Depositary Shares」（ADS／ADR）在兩個來源都確認名稱時會去掉；只有 Yahoo 有的代號，若 Yahoo 簡稱（Yahoo 網頁顯示的名稱）就是資料庫的公司，即使 Yahoo 正式名稱不同也不改（例如 JFBC）；名稱只差開頭的發行商部分（「Global X ETF Series OFC - ...」）時也不改；完整名稱不會被換成它的縮寫（例如「Intl Inv Ltd.」取代「International Investment Limited」）；只差 1～2 個字元（來源打錯字）不改；Yahoo 的基金縮寫不會取代完整名稱。兩個來源無法確認時只提示「名稱不一致」；「324823」等佔位名稱一律更正</w:t>
             </w:r>
           </w:p>
         </w:tc>

--- a/docs/Stock_System_Guide_zh-TW.docx
+++ b/docs/Stock_System_Guide_zh-TW.docx
@@ -3837,13 +3837,12 @@
           <w:b/>
           <w:bCs/>
         </w:rPr>
-        <w:t xml:space="preserve">更新結果</w:t>
-      </w:r>
-      <w:r>
-        <w:rPr>
-          <w:rFonts w:ascii="Calibri" w:cs="Calibri" w:eastAsia="Microsoft JhengHei" w:hAnsi="Calibri"/>
-        </w:rPr>
-        <w:t xml:space="preserve">：只列上次「偵測並更新」實際寫入或嘗試寫入的股票——欄位變更、補上的公司資料（列出欄位）與 CUSIP，以及沒有寫入的項目（CUSIP 已被其他股票使用、查詢或寫入失敗）。只需要注意、沒有變更的股票請看預覽結果。</w:t>
+        <w:t>更新結果：只列上次「偵測並更新」實際寫入或嘗試寫入的股票——欄位變更（包括公司資料更新，例如新的 CEO）、補上的公司資料（列出欄位）與 CUSIP，以及沒有寫入的項目（CUSIP 已被其他股票使用、查詢或寫入失敗）。只需要注意、沒有變更的股票請看預覽結果。</w:t>
+      </w:r>
+      <w:r>
+        <w:rPr>
+          <w:rFonts w:ascii="Calibri" w:cs="Calibri" w:eastAsia="Microsoft JhengHei" w:hAnsi="Calibri"/>
+        </w:rPr>
       </w:r>
     </w:p>
     <w:p>
@@ -4749,7 +4748,7 @@
                 <w:sz w:val="20"/>
                 <w:szCs w:val="20"/>
               </w:rPr>
-              <w:t xml:space="preserve">交易中且缺資料的股票，每次最多補 2000 筆（產業、細分產業、地址、網站、CEO、簡介）</w:t>
+              <w:t>交易中的股票每次最多處理 2000 筆。產業、細分產業、網站、CEO、簡介：空白時補上，Yahoo 有不同的新資料時（例如換了 CEO）也會更新，但只在 Yahoo 報價就是資料庫這家公司時才覆寫；地址與幣別只補空白。缺資料的股票優先，其餘輪流處理，多次執行後涵蓋整張資料表。</w:t>
             </w:r>
           </w:p>
         </w:tc>

--- a/docs/Stock_System_Guide_zh-TW.docx
+++ b/docs/Stock_System_Guide_zh-TW.docx
@@ -4810,7 +4810,7 @@
                 <w:sz w:val="20"/>
                 <w:szCs w:val="20"/>
               </w:rPr>
-              <w:t xml:space="preserve">交易中的美股缺 CUSIP 時，每次最多補 1000 筆</w:t>
+              <w:t>空白：交易中的美股每次最多補 1000 筆。已有：每次另外輪流向 SEC 檢查最多 1000 筆，只有 SEC 最新的 13G 申報（2024 年底起的結構化格式）顯示不同 CUSIP 時才更新，例如反向分割或改組新控股公司後（SMCI 86800U104 → 86800U302）。</w:t>
             </w:r>
           </w:p>
         </w:tc>
@@ -4907,7 +4907,7 @@
         <w:rPr>
           <w:rFonts w:ascii="Calibri" w:cs="Calibri" w:eastAsia="Microsoft JhengHei" w:hAnsi="Calibri"/>
         </w:rPr>
-        <w:t xml:space="preserve">先查 SEC EDGAR 的 13G 申報：只採用申報對象確實是該公司的文件，並在多份申報間投票取得一致的號碼。</w:t>
+        <w:t>先查 SEC EDGAR 的 13G 申報（包括舊的文字格式與 2024 年底起的結構化格式，由新到舊）：只採用申報對象確實是該公司的文件，並在多份申報間投票取得一致的號碼。</w:t>
       </w:r>
     </w:p>
     <w:p>

--- a/docs/Stock_System_Guide_zh-TW.docx
+++ b/docs/Stock_System_Guide_zh-TW.docx
@@ -2678,7 +2678,7 @@
                 <w:sz w:val="20"/>
                 <w:szCs w:val="20"/>
               </w:rPr>
-              <w:t xml:space="preserve">選用：每次偵測最多補幾筆公司資料／CUSIP，預設 2000 / 1000</w:t>
+              <w:t>選用：每次偵測最多補幾筆公司資料／CUSIP，預設 5000 / 2000</w:t>
             </w:r>
           </w:p>
         </w:tc>
@@ -4748,7 +4748,7 @@
                 <w:sz w:val="20"/>
                 <w:szCs w:val="20"/>
               </w:rPr>
-              <w:t>交易中的股票每次最多處理 2000 筆。產業、細分產業、網站、CEO、簡介：空白時補上，Yahoo 有不同的新資料時（例如換了 CEO）也會更新，但只在 Yahoo 報價就是資料庫這家公司時才覆寫；地址與幣別只補空白。缺資料的股票優先，其餘輪流處理，多次執行後涵蓋整張資料表。</w:t>
+              <w:t>交易中的股票每次最多處理 5000 筆。產業、細分產業、網站、CEO、簡介：空白時補上，Yahoo 有不同的新資料時（例如換了 CEO）也會更新，但只在 Yahoo 報價就是資料庫這家公司時才覆寫；地址與幣別只補空白。缺資料的股票優先，其餘輪流處理，多次執行後涵蓋整張資料表。</w:t>
             </w:r>
           </w:p>
         </w:tc>
@@ -4810,7 +4810,7 @@
                 <w:sz w:val="20"/>
                 <w:szCs w:val="20"/>
               </w:rPr>
-              <w:t>空白：交易中的美股每次最多補 1000 筆。已有：每次另外輪流向 SEC 檢查最多 1000 筆，只有 SEC 最新的 13G 申報（2024 年底起的結構化格式）顯示不同 CUSIP 時才更新，例如反向分割或改組新控股公司後（SMCI 86800U104 → 86800U302）。</w:t>
+              <w:t>空白：交易中的美股每次最多補 2000 筆。已有：每次另外輪流向 SEC 檢查最多 1000 筆，只有 SEC 最新的 13G 申報（2024 年底起的結構化格式）顯示不同 CUSIP 時才更新，例如反向分割或改組新控股公司後（SMCI 86800U104 → 86800U302）。</w:t>
             </w:r>
           </w:p>
         </w:tc>

--- a/docs/Stock_System_Guide_zh-TW.docx
+++ b/docs/Stock_System_Guide_zh-TW.docx
@@ -4500,7 +4500,7 @@
                 <w:sz w:val="20"/>
                 <w:szCs w:val="20"/>
               </w:rPr>
-              <w:t xml:space="preserve">掛牌股票需 NASDAQ Trader 與 Yahoo 一致；其他用 Yahoo 正式名稱。比對時忽略寫法差異（ETF／Fund／Shares、ETN／Exchange-Traded Notes、U.S.／US、&amp;／and、大小寫等），採用 Yahoo 網頁上的乾淨名稱，只差大小寫時用官方寫法。資料庫名稱被截斷、帶基金家族前綴或是縮寫時補成完整名稱；結尾的「Common Stock」「Ordinary Shares」「American Depositary Shares」（ADS／ADR）在兩個來源都確認名稱時會去掉；只有 Yahoo 有的代號，若 Yahoo 簡稱（Yahoo 網頁顯示的名稱）就是資料庫的公司，即使 Yahoo 正式名稱不同也不改（例如 JFBC）；名稱只差開頭的發行商部分（「Global X ETF Series OFC - ...」）時也不改；完整名稱不會被換成它的縮寫（例如「Intl Inv Ltd.」取代「International Investment Limited」）；只差 1～2 個字元（來源打錯字）不改；Yahoo 的基金縮寫不會取代完整名稱。兩個來源無法確認時只提示「名稱不一致」；「324823」等佔位名稱一律更正</w:t>
+              <w:t>掛牌股票需 NASDAQ Trader 與 Yahoo 一致；其他用 Yahoo 正式名稱。比對時忽略寫法差異（ETF／Fund／Shares、ETN／Exchange-Traded Notes、U.S.／US、&amp;／and、大小寫等），採用 Yahoo 網頁上的乾淨名稱，只差大小寫時用官方寫法。資料庫名稱被截斷、帶基金家族前綴或是縮寫時補成完整名稱；結尾的「Common Stock」「Ordinary Shares」「American Depositary Shares」（ADS／ADR）在兩個來源都確認名稱時會去掉；只有 Yahoo 有的代號，若 Yahoo 簡稱（Yahoo 網頁顯示的名稱）就是資料庫的公司，即使 Yahoo 正式名稱不同也不改（例如 JFBC）；名稱只差開頭的發行商部分（「Global X ETF Series OFC - ...」）時也不改；名稱只差結尾多出的字（「WIG20」／「WIG20 D.WIND PLN」）時也不改；完整名稱不會被換成它的縮寫（例如「Intl Inv Ltd.」取代「International Investment Limited」）；只差 1～2 個字元（來源打錯字）不改；Yahoo 的基金縮寫不會取代完整名稱。兩個來源無法確認時只提示「名稱不一致」；「324823」等佔位名稱一律更正</w:t>
             </w:r>
           </w:p>
         </w:tc>

--- a/docs/Stock_System_Guide_zh-TW.docx
+++ b/docs/Stock_System_Guide_zh-TW.docx
@@ -2678,7 +2678,7 @@
                 <w:sz w:val="20"/>
                 <w:szCs w:val="20"/>
               </w:rPr>
-              <w:t>選用：每次偵測最多補幾筆公司資料／CUSIP，預設 5000 / 2000</w:t>
+              <w:t>選用：每次偵測最多補幾筆公司資料／CUSIP，預設 10000 / 2000</w:t>
             </w:r>
           </w:p>
         </w:tc>
@@ -4748,7 +4748,7 @@
                 <w:sz w:val="20"/>
                 <w:szCs w:val="20"/>
               </w:rPr>
-              <w:t>交易中的股票每次最多處理 5000 筆。產業、細分產業、網站、CEO、簡介：空白時補上，Yahoo 有不同的新資料時（例如換了 CEO）也會更新，但只在 Yahoo 報價就是資料庫這家公司時才覆寫；地址與幣別只補空白。缺資料的股票優先，其餘輪流處理，多次執行後涵蓋整張資料表。</w:t>
+              <w:t>交易中的股票每次最多處理 10000 筆。產業、細分產業、網站、CEO、簡介：空白時補上，Yahoo 有不同的新資料時（例如換了 CEO）也會更新，但只在 Yahoo 報價就是資料庫這家公司時才覆寫；地址與幣別只補空白。缺資料的股票優先，其餘輪流處理，多次執行後涵蓋整張資料表。</w:t>
             </w:r>
           </w:p>
         </w:tc>

--- a/docs/Stock_System_Guide_zh-TW.docx
+++ b/docs/Stock_System_Guide_zh-TW.docx
@@ -4810,7 +4810,7 @@
                 <w:sz w:val="20"/>
                 <w:szCs w:val="20"/>
               </w:rPr>
-              <w:t>空白：交易中的美股每次最多補 2000 筆。已有：每次另外輪流向 SEC 檢查最多 1000 筆，只有 SEC 最新的 13G 申報（2024 年底起的結構化格式）顯示不同 CUSIP 時才更新，例如反向分割或改組新控股公司後（SMCI 86800U104 → 86800U302）。</w:t>
+              <w:t>空白：交易中的美股每次最多補 2000 筆。已有：每次另外輪流向 SEC 檢查最多 1000 筆，只有 SEC 的最新資料（2024 年底起的結構化 13G 申報，或近期的 13F 持股報告）顯示不同 CUSIP 時才更新，例如反向分割或改組新控股公司後（SMCI 86800U104 → 86800U302）。</w:t>
             </w:r>
           </w:p>
         </w:tc>
@@ -4907,7 +4907,7 @@
         <w:rPr>
           <w:rFonts w:ascii="Calibri" w:cs="Calibri" w:eastAsia="Microsoft JhengHei" w:hAnsi="Calibri"/>
         </w:rPr>
-        <w:t>先查 SEC EDGAR 的 13G 申報（包括舊的文字格式與 2024 年底起的結構化格式，由新到舊）：只採用申報對象確實是該公司的文件，並在多份申報間投票取得一致的號碼。</w:t>
+        <w:t>先查 SEC EDGAR 的 13G 申報（包括舊的文字格式與 2024 年底起的結構化格式，由新到舊）：只採用申報對象確實是該公司的文件，並在多份申報間投票取得一致的號碼。接著查機構每季申報的 13F 持股報告（近約 200 天，用公司名稱搜尋），外國公司也查得到（例如 LCFY 的 Q56120134），13G 沒有最新資料時採用它。</w:t>
       </w:r>
     </w:p>
     <w:p>
@@ -4955,7 +4955,7 @@
         <w:rPr>
           <w:rFonts w:ascii="Calibri" w:cs="Calibri" w:eastAsia="Microsoft JhengHei" w:hAnsi="Calibri"/>
         </w:rPr>
-        <w:t xml:space="preserve">寫入前會檢查是否已有其他未下市股票使用同一個 CUSIP；若有則不寫入，留待人工確認。</w:t>
+        <w:t>寫入前會檢查是否已有其他未下市股票使用同一個 CUSIP；若有，會查那檔股票自己的 CUSIP：如果相同，代表查到的號碼是錯的，改查下一個來源；如果那檔股票自己的 CUSIP 不同，代表它存的是錯的，會先更正它再寫入；無法確認時不寫入，留待人工確認。同一家公司的非美國掛牌（例如 AAPL 與 APC.DE）可以共用 CUSIP。</w:t>
       </w:r>
     </w:p>
     <w:p>

--- a/docs/Stock_System_Guide_zh-TW.docx
+++ b/docs/Stock_System_Guide_zh-TW.docx
@@ -4500,7 +4500,7 @@
                 <w:sz w:val="20"/>
                 <w:szCs w:val="20"/>
               </w:rPr>
-              <w:t>掛牌股票需 NASDAQ Trader 與 Yahoo 一致；其他用 Yahoo 正式名稱。比對時忽略寫法差異（ETF／Fund／Shares、ETN／Exchange-Traded Notes、U.S.／US、&amp;／and、大小寫等），採用 Yahoo 網頁上的乾淨名稱，只差大小寫時用官方寫法。資料庫名稱被截斷、帶基金家族前綴或是縮寫時補成完整名稱；結尾的「Common Stock」「Ordinary Shares」「American Depositary Shares」（ADS／ADR）在兩個來源都確認名稱時會去掉；只有 Yahoo 有的代號，若 Yahoo 簡稱（Yahoo 網頁顯示的名稱）就是資料庫的公司，即使 Yahoo 正式名稱不同也不改（例如 JFBC）；名稱只差開頭的發行商部分（「Global X ETF Series OFC - ...」）時也不改；名稱只差結尾多出的字（「WIG20」／「WIG20 D.WIND PLN」）時也不改；完整名稱不會被換成它的縮寫（例如「Intl Inv Ltd.」取代「International Investment Limited」）；只差 1～2 個字元（來源打錯字）不改；Yahoo 的基金縮寫不會取代完整名稱。兩個來源無法確認時只提示「名稱不一致」；「324823」等佔位名稱一律更正</w:t>
+              <w:t>掛牌股票需 NASDAQ Trader 與 Yahoo 一致；其他用 Yahoo 正式名稱。比對時忽略寫法差異（ETF／Fund／Shares、ETN／Exchange-Traded Notes、U.S.／US、&amp;／and、大小寫等），採用 Yahoo 網頁上的乾淨名稱，只差大小寫時用官方寫法。資料庫名稱被截斷、帶基金家族前綴或是縮寫時補成完整名稱；結尾的「Common Stock」「Ordinary Shares」「American Depositary Shares」（ADS／ADR）在兩個來源都確認名稱時會去掉；只有 Yahoo 有的代號，若 Yahoo 簡稱（Yahoo 網頁顯示的名稱）就是資料庫的公司，即使 Yahoo 正式名稱不同也不改（例如 JFBC）；名稱只差開頭的發行商部分（「Global X ETF Series OFC - ...」）時也不改；名稱只差結尾多出的字（「WIG20」／「WIG20 D.WIND PLN」）時也不改；完整名稱不會被換成它的縮寫（例如「Intl Inv Ltd.」取代「International Investment Limited」）；只差 1～2 個字元（來源打錯字）不改；Yahoo 的基金縮寫不會取代完整名稱。兩個來源無法確認時只提示「名稱不一致」；「324823」等佔位名稱一律更正。資料表不允許兩筆資料的代號與名稱都相同：如果同代號的舊下市資料已經使用正確名稱（例如 ADCT），會先把那筆下市資料改名為「&lt;原名&gt; (old)」；如果是未下市的資料使用，則不做任何更改，列出來請人工確認</w:t>
             </w:r>
           </w:p>
         </w:tc>

--- a/docs/Stock_System_Guide_zh-TW.docx
+++ b/docs/Stock_System_Guide_zh-TW.docx
@@ -3358,7 +3358,7 @@
         <w:rPr>
           <w:rFonts w:ascii="Calibri" w:cs="Calibri" w:eastAsia="Microsoft JhengHei" w:hAnsi="Calibri"/>
         </w:rPr>
-        <w:t xml:space="preserve">可依代號或公司名稱搜尋，並以「交易市場」下拉選單篩選；搜尋或篩選後回到第 1 頁。</w:t>
+        <w:t>可依代號或公司名稱搜尋，以「交易市場」下拉選單篩選，並用旁邊的狀態下拉選單選擇顯示全部、上市或下市的股票；搜尋或篩選後回到第 1 頁。</w:t>
       </w:r>
     </w:p>
     <w:p>

--- a/docs/Stock_System_Guide_zh-TW.docx
+++ b/docs/Stock_System_Guide_zh-TW.docx
@@ -4748,7 +4748,7 @@
                 <w:sz w:val="20"/>
                 <w:szCs w:val="20"/>
               </w:rPr>
-              <w:t>交易中的股票每次最多處理 10000 筆。產業、細分產業、網站、CEO、簡介：空白時補上，Yahoo 有不同的新資料時（例如換了 CEO）也會更新，但只在 Yahoo 報價就是資料庫這家公司時才覆寫；地址與幣別只補空白。缺資料的股票優先，其餘輪流處理，多次執行後涵蓋整張資料表。</w:t>
+              <w:t>交易中的股票每次最多處理 10000 筆。產業、細分產業、地址、網站、CEO、簡介：空白時補上，Yahoo 有不同的新資料時（例如換了 CEO，或用完整地址取代「CA」這類簡寫）也會更新，但只在 Yahoo 報價就是資料庫這家公司時才覆寫；幣別只補空白。缺資料的股票優先，其餘輪流處理，多次執行後涵蓋整張資料表。</w:t>
             </w:r>
           </w:p>
         </w:tc>

--- a/docs/Stock_System_Guide_zh-TW.docx
+++ b/docs/Stock_System_Guide_zh-TW.docx
@@ -4686,7 +4686,7 @@
                 <w:sz w:val="20"/>
                 <w:szCs w:val="20"/>
               </w:rPr>
-              <w:t xml:space="preserve">只補空白</w:t>
+              <w:t>空白時補上；Yahoo 顯示同一家公司的幣別不同時也會更新。美國市場（NASDAQ／NYSE／AMEX／OTC）的股票只會寫入 USD。</w:t>
             </w:r>
           </w:p>
         </w:tc>
@@ -4748,7 +4748,7 @@
                 <w:sz w:val="20"/>
                 <w:szCs w:val="20"/>
               </w:rPr>
-              <w:t>交易中的股票每次最多處理 10000 筆。產業、細分產業、地址、網站、CEO、簡介：空白時補上，Yahoo 有不同的新資料時（例如換了 CEO，或用完整地址取代「CA」這類簡寫）也會更新，但只在 Yahoo 報價就是資料庫這家公司時才覆寫；幣別只補空白。缺資料的股票優先，其餘輪流處理，多次執行後涵蓋整張資料表。</w:t>
+              <w:t>交易中的股票每次最多處理 10000 筆。產業、細分產業、地址、網站、CEO、簡介、幣別：空白時補上，Yahoo 有不同的新資料時（例如換了 CEO，或用完整地址取代「CA」這類簡寫）也會更新，但只在 Yahoo 報價就是資料庫這家公司時才覆寫。缺資料的股票優先，其餘輪流處理，多次執行後涵蓋整張資料表。</w:t>
             </w:r>
           </w:p>
         </w:tc>

--- a/docs/Stock_System_Guide_zh-TW.docx
+++ b/docs/Stock_System_Guide_zh-TW.docx
@@ -24,7 +24,7 @@
           <w:sz w:val="22"/>
           <w:szCs w:val="22"/>
         </w:rPr>
-        <w:t xml:space="preserve">系統安裝、功能說明與運作手冊 · 資料表 test.company_profiles（資料庫 waffle_test）· 更新日期：2026-10-07</w:t>
+        <w:t xml:space="preserve">系統安裝、功能說明與運作手冊 · 資料表 test.company_profiles（資料庫 waffle）· 更新日期：2026-10-07</w:t>
       </w:r>
     </w:p>
     <w:p>
@@ -474,7 +474,7 @@
                 <w:sz w:val="19"/>
                 <w:szCs w:val="19"/>
               </w:rPr>
-              <w:t xml:space="preserve">waffle_test</w:t>
+              <w:t xml:space="preserve">waffle</w:t>
             </w:r>
             <w:r>
               <w:rPr>
@@ -1893,7 +1893,7 @@
           <w:sz w:val="18"/>
           <w:szCs w:val="18"/>
         </w:rPr>
-        <w:t xml:space="preserve">PGDATABASE=waffle_test</w:t>
+        <w:t xml:space="preserve">PGDATABASE=waffle</w:t>
       </w:r>
     </w:p>
     <w:p>

--- a/docs/Stock_System_Guide_zh-TW.docx
+++ b/docs/Stock_System_Guide_zh-TW.docx
@@ -24,7 +24,7 @@
           <w:sz w:val="22"/>
           <w:szCs w:val="22"/>
         </w:rPr>
-        <w:t xml:space="preserve">系統安裝、功能說明與運作手冊 · 資料表 test.company_profiles（資料庫 waffle）· 更新日期：2026-10-07</w:t>
+        <w:t xml:space="preserve">系統安裝、功能說明與運作手冊 · 資料表 test.company_profiles（資料庫 waffle）· 更新日期：2026-10-15</w:t>
       </w:r>
     </w:p>
     <w:p>
@@ -922,7 +922,7 @@
                 <w:sz w:val="20"/>
                 <w:szCs w:val="20"/>
               </w:rPr>
-              <w:t xml:space="preserve">從 13G 持股申報封面取得 CUSIP（美股）</w:t>
+              <w:t xml:space="preserve">從 13G 持股申報封面與 13F 持股報告取得 CUSIP（美股）</w:t>
             </w:r>
           </w:p>
         </w:tc>

--- a/docs/Stock_System_Guide_zh-TW.docx
+++ b/docs/Stock_System_Guide_zh-TW.docx
@@ -2678,7 +2678,7 @@
                 <w:sz w:val="20"/>
                 <w:szCs w:val="20"/>
               </w:rPr>
-              <w:t>選用：每次偵測最多補幾筆公司資料／CUSIP，預設 10000 / 2000</w:t>
+              <w:t xml:space="preserve">選用：每次偵測處理公司資料／CUSIP 的筆數上限。預設沒有上限，所有交易中的股票都會檢查。</w:t>
             </w:r>
           </w:p>
         </w:tc>
@@ -4748,7 +4748,7 @@
                 <w:sz w:val="20"/>
                 <w:szCs w:val="20"/>
               </w:rPr>
-              <w:t>交易中的股票每次最多處理 10000 筆。產業、細分產業、地址、網站、CEO、簡介、幣別：空白時補上，Yahoo 有不同的新資料時（例如換了 CEO，或用完整地址取代「CA」這類簡寫）也會更新，但只在 Yahoo 報價就是資料庫這家公司時才覆寫。缺資料的股票優先，其餘輪流處理，多次執行後涵蓋整張資料表。</w:t>
+              <w:t xml:space="preserve">每次處理所有交易中的股票。產業、細分產業、地址、網站、CEO、簡介、幣別：空白時補上，Yahoo 有不同的新資料時（例如換了 CEO，或用完整地址取代「CA」這類簡寫）也會更新，但只在 Yahoo 報價就是資料庫這家公司時才覆寫。缺資料的股票優先。跑完一次要好幾個小時。</w:t>
             </w:r>
           </w:p>
         </w:tc>
@@ -4810,7 +4810,7 @@
                 <w:sz w:val="20"/>
                 <w:szCs w:val="20"/>
               </w:rPr>
-              <w:t>空白：交易中的美股每次最多補 2000 筆。已有：每次另外輪流向 SEC 檢查最多 1000 筆，只有 SEC 的最新資料（2024 年底起的結構化 13G 申報，或近期的 13F 持股報告）顯示不同 CUSIP 時才更新，例如反向分割或改組新控股公司後（SMCI 86800U104 → 86800U302）。</w:t>
+              <w:t xml:space="preserve">只查沒有 CUSIP 的股票：每次處理所有沒有 CUSIP 的交易中美股。已有 CUSIP 的不會重新檢查或更新。</w:t>
             </w:r>
           </w:p>
         </w:tc>

--- a/docs/Stock_System_Guide_zh-TW.docx
+++ b/docs/Stock_System_Guide_zh-TW.docx
@@ -4907,7 +4907,7 @@
         <w:rPr>
           <w:rFonts w:ascii="Calibri" w:cs="Calibri" w:eastAsia="Microsoft JhengHei" w:hAnsi="Calibri"/>
         </w:rPr>
-        <w:t>先查 SEC EDGAR 的 13G 申報（包括舊的文字格式與 2024 年底起的結構化格式，由新到舊）：只採用申報對象確實是該公司的文件，並在多份申報間投票取得一致的號碼。接著查機構每季申報的 13F 持股報告（近約 200 天，用公司名稱搜尋），外國公司也查得到（例如 LCFY 的 Q56120134），13G 沒有最新資料時採用它。</w:t>
+        <w:t xml:space="preserve">先查 SEC EDGAR 的 13G 申報（包括舊的文字格式與 2024 年底起的結構化格式，由新到舊）：只採用申報對象確實是該公司的文件，並在多份申報間投票取得一致的號碼。接著查機構每季申報的 13F 持股報告（近約 200 天，用公司名稱搜尋），外國公司也查得到（例如 LCFY 的 Q56120134），13G 沒有最新資料時採用它。持股報告同樣投票：某個號碼明顯多於其他號碼（至少 3 份，且是其他全部加起來的 3 倍以上）才採用，所以單一申報者打錯的號碼會被多數蓋過；票數接近時（例如外國普通股和它的 ADR）不寫入。</w:t>
       </w:r>
     </w:p>
     <w:p>
@@ -4971,7 +4971,7 @@
         <w:rPr>
           <w:rFonts w:ascii="Calibri" w:cs="Calibri" w:eastAsia="Microsoft JhengHei" w:hAnsi="Calibri"/>
         </w:rPr>
-        <w:t xml:space="preserve">所有 CUSIP 都會以檢查碼驗證。非美股查不到 CUSIP 屬正常現象。</w:t>
+        <w:t xml:space="preserve">所有 CUSIP 都會以檢查碼驗證。看起來是「00 + SEDOL」的值（有些申報者在外國股票沒有 CUSIP 時的填法，例如 006075808）不確定是否正確，會跳過、不寫入。非美股查不到 CUSIP 屬正常現象。</w:t>
       </w:r>
     </w:p>
     <w:p>

--- a/docs/Stock_System_Guide_zh-TW.docx
+++ b/docs/Stock_System_Guide_zh-TW.docx
@@ -4907,7 +4907,7 @@
         <w:rPr>
           <w:rFonts w:ascii="Calibri" w:cs="Calibri" w:eastAsia="Microsoft JhengHei" w:hAnsi="Calibri"/>
         </w:rPr>
-        <w:t xml:space="preserve">先查 SEC EDGAR 的 13G 申報（包括舊的文字格式與 2024 年底起的結構化格式，由新到舊）：只採用申報對象確實是該公司的文件，並在多份申報間投票取得一致的號碼。接著查機構每季申報的 13F 持股報告（近約 200 天，用公司名稱搜尋），外國公司也查得到（例如 LCFY 的 Q56120134），13G 沒有最新資料時採用它。持股報告同樣投票：某個號碼明顯多於其他號碼（至少 3 份，且是其他全部加起來的 3 倍以上）才採用，所以單一申報者打錯的號碼會被多數蓋過；票數接近時（例如外國普通股和它的 ADR）不寫入。</w:t>
+        <w:t xml:space="preserve">先查 SEC EDGAR 的 13G 申報（包括舊的文字格式與 2024 年底起的結構化格式，由新到舊）：SEC 登記這個代號的公司必須與公司名稱相符——被重新使用的代號可能還對到前一家公司（BTA）——否則不查 13G；只採用申報對象確實是該公司的文件，並在多份申報間投票取得一致的號碼。接著查機構每季申報的 13F 持股報告（近約 200 天，用公司名稱搜尋），外國公司也查得到（例如 LCFY 的 Q56120134），13G 沒有最新資料時採用它。持股報告同樣投票：某個號碼明顯多於其他號碼（至少 3 份，且是其他全部加起來的 3 倍以上）才採用，所以單一申報者打錯的號碼會被多數蓋過；票數接近時（例如外國普通股和它的 ADR）不寫入。</w:t>
       </w:r>
     </w:p>
     <w:p>

--- a/docs/Stock_System_Guide_zh-TW.docx
+++ b/docs/Stock_System_Guide_zh-TW.docx
@@ -2631,15 +2631,15 @@
                 <w:sz w:val="19"/>
                 <w:szCs w:val="19"/>
               </w:rPr>
-              <w:t xml:space="preserve">MONITOR_DETAIL_LIMIT</w:t>
-            </w:r>
-            <w:r>
-              <w:rPr>
-                <w:rFonts w:ascii="Calibri" w:cs="Calibri" w:eastAsia="Microsoft JhengHei" w:hAnsi="Calibri"/>
-                <w:sz w:val="20"/>
-                <w:szCs w:val="20"/>
-              </w:rPr>
-              <w:t xml:space="preserve"> / </w:t>
+              <w:t xml:space="preserve">MONITOR_CUSIP_LIMIT</w:t>
+            </w:r>
+            <w:r>
+              <w:rPr>
+                <w:rFonts w:ascii="Calibri" w:cs="Calibri" w:eastAsia="Microsoft JhengHei" w:hAnsi="Calibri"/>
+                <w:sz w:val="20"/>
+                <w:szCs w:val="20"/>
+              </w:rPr>
+              <w:t/>
             </w:r>
             <w:r>
               <w:rPr>
@@ -2648,7 +2648,7 @@
                 <w:sz w:val="19"/>
                 <w:szCs w:val="19"/>
               </w:rPr>
-              <w:t xml:space="preserve">MONITOR_CUSIP_LIMIT</w:t>
+              <w:t/>
             </w:r>
           </w:p>
         </w:tc>
@@ -2678,7 +2678,7 @@
                 <w:sz w:val="20"/>
                 <w:szCs w:val="20"/>
               </w:rPr>
-              <w:t xml:space="preserve">選用：每次偵測處理公司資料／CUSIP 的筆數上限。預設沒有上限，所有交易中的股票都會檢查。</w:t>
+              <w:t xml:space="preserve">選用：每次偵測查詢 CUSIP 的筆數上限。預設沒有上限，所有沒有 CUSIP 的交易中股票都會查。</w:t>
             </w:r>
           </w:p>
         </w:tc>
@@ -3709,13 +3709,13 @@
           <w:b/>
           <w:bCs/>
         </w:rPr>
-        <w:t xml:space="preserve">預覽（不寫入）</w:t>
-      </w:r>
-      <w:r>
-        <w:rPr>
-          <w:rFonts w:ascii="Calibri" w:cs="Calibri" w:eastAsia="Microsoft JhengHei" w:hAnsi="Calibri"/>
-        </w:rPr>
-        <w:t xml:space="preserve">：檢查所有股票，列出會變更的內容，不修改資料庫。</w:t>
+        <w:t xml:space="preserve">預覽（不寫入）：檢查還沒有 CUSIP 的股票（未下市、美國市場），列出會變更的內容，不修改資料庫。已有 CUSIP 的股票不檢查。</w:t>
+      </w:r>
+      <w:r>
+        <w:rPr>
+          <w:rFonts w:ascii="Calibri" w:cs="Calibri" w:eastAsia="Microsoft JhengHei" w:hAnsi="Calibri"/>
+        </w:rPr>
+        <w:t/>
       </w:r>
     </w:p>
     <w:p>
@@ -3733,13 +3733,13 @@
           <w:b/>
           <w:bCs/>
         </w:rPr>
-        <w:t xml:space="preserve">偵測並更新</w:t>
-      </w:r>
-      <w:r>
-        <w:rPr>
-          <w:rFonts w:ascii="Calibri" w:cs="Calibri" w:eastAsia="Microsoft JhengHei" w:hAnsi="Calibri"/>
-        </w:rPr>
-        <w:t xml:space="preserve">：檢查並直接寫入（會先跳出確認）。完整執行約 5 分鐘以上。</w:t>
+        <w:t xml:space="preserve">偵測並更新：檢查這些股票、直接寫入變更並查詢 CUSIP（會先跳出確認）。每筆 CUSIP 查詢需數秒，幾千筆要一段時間；找到 CUSIP 後，之後要檢查的股票會越來越少。</w:t>
+      </w:r>
+      <w:r>
+        <w:rPr>
+          <w:rFonts w:ascii="Calibri" w:cs="Calibri" w:eastAsia="Microsoft JhengHei" w:hAnsi="Calibri"/>
+        </w:rPr>
+        <w:t/>
       </w:r>
     </w:p>
     <w:p>
@@ -3779,7 +3779,7 @@
         <w:rPr>
           <w:rFonts w:ascii="Calibri" w:cs="Calibri" w:eastAsia="Microsoft JhengHei" w:hAnsi="Calibri"/>
         </w:rPr>
-        <w:t xml:space="preserve">執行中顯示進度條與目前階段（讀取資料、取得 Yahoo 報價、比對與更新、補公司資料、補 CUSIP）。</w:t>
+        <w:t xml:space="preserve">執行中顯示進度條與目前階段（讀取資料、取得 Yahoo 報價，然後逐筆檢查：每檔股票的名稱、市場與 CUSIP 一起處理完再換下一檔，所以中止時已處理的股票都是完整的）。</w:t>
       </w:r>
     </w:p>
     <w:p>
@@ -3837,7 +3837,7 @@
           <w:b/>
           <w:bCs/>
         </w:rPr>
-        <w:t>更新結果：只列上次「偵測並更新」實際寫入或嘗試寫入的股票——欄位變更（包括公司資料更新，例如新的 CEO）、補上的公司資料（列出欄位）與 CUSIP，以及沒有寫入的項目（CUSIP 已被其他股票使用、查詢或寫入失敗）。只需要注意、沒有變更的股票請看預覽結果。</w:t>
+        <w:t xml:space="preserve">更新結果：只列上次「偵測並更新」實際寫入或嘗試寫入的股票——欄位變更、補上的 CUSIP，以及沒有寫入的項目（CUSIP 已被其他股票使用、查詢或寫入失敗）。只需要注意、沒有變更的股票請看預覽結果。</w:t>
       </w:r>
       <w:r>
         <w:rPr>
@@ -3876,13 +3876,13 @@
           <w:b/>
           <w:bCs/>
         </w:rPr>
-        <w:t xml:space="preserve">自動變更</w:t>
-      </w:r>
-      <w:r>
-        <w:rPr>
-          <w:rFonts w:ascii="Calibri" w:cs="Calibri" w:eastAsia="Microsoft JhengHei" w:hAnsi="Calibri"/>
-        </w:rPr>
-        <w:t xml:space="preserve">：標為下市、恢復上市、名稱更正、市場變更、Category 變更、補上幣別（更新結果頁稱為「已自動更新」）。</w:t>
+        <w:t xml:space="preserve">自動變更：標為下市、名稱更正、市場變更、Category 變更、補上幣別（更新結果頁稱為「已自動更新」）。</w:t>
+      </w:r>
+      <w:r>
+        <w:rPr>
+          <w:rFonts w:ascii="Calibri" w:cs="Calibri" w:eastAsia="Microsoft JhengHei" w:hAnsi="Calibri"/>
+        </w:rPr>
+        <w:t/>
       </w:r>
     </w:p>
     <w:p>
@@ -3900,13 +3900,13 @@
           <w:b/>
           <w:bCs/>
         </w:rPr>
-        <w:t xml:space="preserve">補上資料</w:t>
-      </w:r>
-      <w:r>
-        <w:rPr>
-          <w:rFonts w:ascii="Calibri" w:cs="Calibri" w:eastAsia="Microsoft JhengHei" w:hAnsi="Calibri"/>
-        </w:rPr>
-        <w:t xml:space="preserve">（更新結果頁）：補上公司資料、補上 CUSIP，以綠色顯示。</w:t>
+        <w:t xml:space="preserve">補上資料（更新結果頁）：補上 CUSIP，以綠色顯示。</w:t>
+      </w:r>
+      <w:r>
+        <w:rPr>
+          <w:rFonts w:ascii="Calibri" w:cs="Calibri" w:eastAsia="Microsoft JhengHei" w:hAnsi="Calibri"/>
+        </w:rPr>
+        <w:t/>
       </w:r>
     </w:p>
     <w:p>
@@ -3948,13 +3948,13 @@
           <w:b/>
           <w:bCs/>
         </w:rPr>
-        <w:t xml:space="preserve">錯誤</w:t>
-      </w:r>
-      <w:r>
-        <w:rPr>
-          <w:rFonts w:ascii="Calibri" w:cs="Calibri" w:eastAsia="Microsoft JhengHei" w:hAnsi="Calibri"/>
-        </w:rPr>
-        <w:t xml:space="preserve">：寫入失敗，以紅色顯示。更新結果頁稱為「未寫入／錯誤」，另外包含 CUSIP 已被其他股票使用（琥珀色）和查詢公司資料／CUSIP 失敗。</w:t>
+        <w:t xml:space="preserve">錯誤：寫入失敗，以紅色顯示。更新結果頁稱為「未寫入／錯誤」，另外包含 CUSIP 已被其他股票使用（琥珀色）和查詢 CUSIP 失敗。</w:t>
+      </w:r>
+      <w:r>
+        <w:rPr>
+          <w:rFonts w:ascii="Calibri" w:cs="Calibri" w:eastAsia="Microsoft JhengHei" w:hAnsi="Calibri"/>
+        </w:rPr>
+        <w:t/>
       </w:r>
     </w:p>
     <w:p>
@@ -4438,7 +4438,7 @@
                 <w:sz w:val="20"/>
                 <w:szCs w:val="20"/>
               </w:rPr>
-              <w:t xml:space="preserve">只有目前名稱與資料庫是同一家公司，且沒有其他未下市資料使用同一代號時才會改</w:t>
+              <w:t xml:space="preserve">偵測不再處理：它只檢查未下市的股票。</w:t>
             </w:r>
           </w:p>
         </w:tc>
@@ -4748,7 +4748,7 @@
                 <w:sz w:val="20"/>
                 <w:szCs w:val="20"/>
               </w:rPr>
-              <w:t xml:space="preserve">每次處理所有交易中的股票。產業、細分產業、地址、網站、CEO、簡介、幣別：空白時補上，Yahoo 有不同的新資料時（例如換了 CEO，或用完整地址取代「CA」這類簡寫）也會更新，但只在 Yahoo 報價就是資料庫這家公司時才覆寫。缺資料的股票優先。跑完一次要好幾個小時。</w:t>
+              <w:t xml:space="preserve">不再屬於偵測（2026-10-15 起）。新增股票時會查公司資料；既有股票可用 scripts/fill-company-details.js 補上。</w:t>
             </w:r>
           </w:p>
         </w:tc>
@@ -4810,7 +4810,7 @@
                 <w:sz w:val="20"/>
                 <w:szCs w:val="20"/>
               </w:rPr>
-              <w:t xml:space="preserve">只查沒有 CUSIP 的股票：每次處理所有沒有 CUSIP 的交易中美股。已有 CUSIP 的不會重新檢查或更新。</w:t>
+              <w:t xml:space="preserve">每次替所有受檢、仍在交易的股票查詢。已有 CUSIP 的不會重新檢查或更新。</w:t>
             </w:r>
           </w:p>
         </w:tc>

--- a/docs/Stock_System_Guide_zh-TW.docx
+++ b/docs/Stock_System_Guide_zh-TW.docx
@@ -3876,7 +3876,7 @@
           <w:b/>
           <w:bCs/>
         </w:rPr>
-        <w:t xml:space="preserve">自動變更：標為下市、名稱更正、市場變更、Category 變更、補上幣別（更新結果頁稱為「已自動更新」）。</w:t>
+        <w:t xml:space="preserve">自動變更：標為下市、名稱更正、市場變更、Category 變更、補上幣別、代號已更改（舊代號標為下市）、更名／換代號（舊資料標為下市）、新增的股票（更新結果頁稱為「已自動更新」）。</w:t>
       </w:r>
       <w:r>
         <w:rPr>
@@ -3970,7 +3970,7 @@
         <w:rPr>
           <w:rFonts w:ascii="Calibri" w:cs="Calibri" w:eastAsia="Microsoft JhengHei" w:hAnsi="Calibri"/>
         </w:rPr>
-        <w:t xml:space="preserve">設定 </w:t>
+        <w:t xml:space="preserve">設定 MONITOR_DAILY_AT 後，每天會在指定時間自動執行「偵測並更新」，畫面上會顯示下次排程時間。每個結果頁都有「匯出 CSV」按鈕（有資料可匯出時才顯示），會下載新舊兩檔股票成對的資料——CUSIP 已被其他股票使用（例如 BRTMU／BRTM）、換代號或更名——只包含舊代號與名稱、新代號與名稱和 CUSIP。結果存在伺服器的記憶體裡，伺服器重新啟動後要先再執行一次偵測才能匯出。</w:t>
       </w:r>
       <w:r>
         <w:rPr>
@@ -3979,13 +3979,13 @@
           <w:sz w:val="19"/>
           <w:szCs w:val="19"/>
         </w:rPr>
-        <w:t xml:space="preserve">MONITOR_DAILY_AT</w:t>
-      </w:r>
-      <w:r>
-        <w:rPr>
-          <w:rFonts w:ascii="Calibri" w:cs="Calibri" w:eastAsia="Microsoft JhengHei" w:hAnsi="Calibri"/>
-        </w:rPr>
-        <w:t xml:space="preserve"> 後，每天會在指定時間自動執行「偵測並更新」，畫面上會顯示下次排程時間。</w:t>
+        <w:t/>
+      </w:r>
+      <w:r>
+        <w:rPr>
+          <w:rFonts w:ascii="Calibri" w:cs="Calibri" w:eastAsia="Microsoft JhengHei" w:hAnsi="Calibri"/>
+        </w:rPr>
+        <w:t/>
       </w:r>
     </w:p>
     <w:p>
@@ -4500,7 +4500,7 @@
                 <w:sz w:val="20"/>
                 <w:szCs w:val="20"/>
               </w:rPr>
-              <w:t>掛牌股票需 NASDAQ Trader 與 Yahoo 一致；其他用 Yahoo 正式名稱。比對時忽略寫法差異（ETF／Fund／Shares、ETN／Exchange-Traded Notes、U.S.／US、&amp;／and、大小寫等），採用 Yahoo 網頁上的乾淨名稱，只差大小寫時用官方寫法。資料庫名稱被截斷、帶基金家族前綴或是縮寫時補成完整名稱；結尾的「Common Stock」「Ordinary Shares」「American Depositary Shares」（ADS／ADR）在兩個來源都確認名稱時會去掉；只有 Yahoo 有的代號，若 Yahoo 簡稱（Yahoo 網頁顯示的名稱）就是資料庫的公司，即使 Yahoo 正式名稱不同也不改（例如 JFBC）；名稱只差開頭的發行商部分（「Global X ETF Series OFC - ...」）時也不改；名稱只差結尾多出的字（「WIG20」／「WIG20 D.WIND PLN」）時也不改；完整名稱不會被換成它的縮寫（例如「Intl Inv Ltd.」取代「International Investment Limited」）；只差 1～2 個字元（來源打錯字）不改；Yahoo 的基金縮寫不會取代完整名稱。兩個來源無法確認時只提示「名稱不一致」；「324823」等佔位名稱一律更正。資料表不允許兩筆資料的代號與名稱都相同：如果同代號的舊下市資料已經使用正確名稱（例如 ADCT），會先把那筆下市資料改名為「&lt;原名&gt; (old)」；如果是未下市的資料使用，則不做任何更改，列出來請人工確認</w:t>
+              <w:t xml:space="preserve">掛牌股票需 NASDAQ Trader 與 Yahoo 一致；其他用 Yahoo 正式名稱。比對時忽略寫法差異（ETF／Fund／Shares、ETN／Exchange-Traded Notes、U.S.／US、&amp;／and、大小寫等），採用 Yahoo 網頁上的乾淨名稱，只差大小寫時用官方寫法。資料庫名稱被截斷、帶基金家族前綴或是縮寫時補成完整名稱；結尾的「Common Stock」「Ordinary Shares」「American Depositary Shares」（ADS／ADR）在兩個來源都確認名稱時會去掉；只有 Yahoo 有的代號，若 Yahoo 簡稱（Yahoo 網頁顯示的名稱）就是資料庫的公司，即使 Yahoo 正式名稱不同也不改（例如 JFBC）；名稱只差開頭的發行商部分（「Global X ETF Series OFC - ...」）時也不改；名稱只差結尾多出的字（「WIG20」／「WIG20 D.WIND PLN」）時也不改；完整名稱不會被換成它的縮寫（例如「Intl Inv Ltd.」取代「International Investment Limited」）；只差 1～2 個字元（來源打錯字）不改；Yahoo 的基金縮寫不會取代完整名稱。兩個來源無法確認時只提示「名稱不一致」；「324823」等佔位名稱一律更正。公司更名或改用新代號時不直接改名：兩個來源一致給出一個和資料庫完全不同的名稱（例如 RNTZ：SKK Holdings → Rantizo），或舊代號已不在官方清單上、而 SEC 顯示同一家公司正好有一個新代號（例如 MIMI → AXNX）時，舊資料標為下市、名稱不變，再新增一筆新的股票（代號、名稱、市場）並查詢它的 CUSIP。核心字相同的名稱（「Brembo S.p.A.」／「Brembo N.V.」）仍直接更正。資料表不允許兩筆資料的代號與名稱都相同：如果同代號的舊下市資料已經使用正確名稱（例如 ADCT），會先把那筆下市資料改名為「&lt;原名&gt; (old)」；如果是未下市的資料使用，則不做任何更改，列出來請人工確認</w:t>
             </w:r>
           </w:p>
         </w:tc>
@@ -4955,7 +4955,7 @@
         <w:rPr>
           <w:rFonts w:ascii="Calibri" w:cs="Calibri" w:eastAsia="Microsoft JhengHei" w:hAnsi="Calibri"/>
         </w:rPr>
-        <w:t>寫入前會檢查是否已有其他未下市股票使用同一個 CUSIP；若有，會查那檔股票自己的 CUSIP：如果相同，代表查到的號碼是錯的，改查下一個來源；如果那檔股票自己的 CUSIP 不同，代表它存的是錯的，會先更正它再寫入；無法確認時不寫入，留待人工確認。同一家公司的非美國掛牌（例如 AAPL 與 APC.DE）可以共用 CUSIP。</w:t>
+        <w:t xml:space="preserve">寫入前會檢查是否已有其他未下市股票使用同一個 CUSIP。如果那檔股票是同一檔證券的舊代號（舊代號已停止交易，而且 SEC 或 Yahoo 顯示是同一家公司，例如 AXNX 的舊代號 MIMI），會先把舊資料標為下市（名稱和 CUSIP 不變），再把 CUSIP 寫到新代號那筆。否則會查那檔股票自己的 CUSIP：如果相同，代表查到的號碼是錯的，改查下一個來源；如果那檔股票自己的 CUSIP 不同，代表它存的是錯的，會先更正它再寫入；無法確認時不寫入，留待人工確認。同一家公司的非美國掛牌（例如 AAPL 與 APC.DE）可以共用 CUSIP。</w:t>
       </w:r>
     </w:p>
     <w:p>

--- a/docs/Stock_System_Guide_zh-TW.docx
+++ b/docs/Stock_System_Guide_zh-TW.docx
@@ -3970,7 +3970,7 @@
         <w:rPr>
           <w:rFonts w:ascii="Calibri" w:cs="Calibri" w:eastAsia="Microsoft JhengHei" w:hAnsi="Calibri"/>
         </w:rPr>
-        <w:t xml:space="preserve">設定 MONITOR_DAILY_AT 後，每天會在指定時間自動執行「偵測並更新」，畫面上會顯示下次排程時間。每個結果頁都有「匯出 CSV」按鈕（有資料可匯出時才顯示），會下載新舊兩檔股票成對的資料——CUSIP 已被其他股票使用（例如 BRTMU／BRTM）、換代號或更名——只包含舊代號與名稱、新代號與名稱和 CUSIP。結果存在伺服器的記憶體裡，伺服器重新啟動後要先再執行一次偵測才能匯出。</w:t>
+        <w:t xml:space="preserve">設定 MONITOR_DAILY_AT 後，每天會在指定時間自動執行「偵測並更新」，畫面上會顯示下次排程時間。每個結果頁都有「匯出 CSV」按鈕（有資料可匯出時才顯示），會下載新舊兩檔股票成對的資料——CUSIP 已被其他股票使用（例如 BRTMU／BRTM）、換代號或更名——只包含舊的 id、代號與名稱，新的 id、代號與名稱，以及 CUSIP（預覽時還沒新增的股票沒有 id）。結果存在伺服器的記憶體裡，伺服器重新啟動後要先再執行一次偵測才能匯出。</w:t>
       </w:r>
       <w:r>
         <w:rPr>

--- a/docs/Stock_System_Guide_zh-TW.docx
+++ b/docs/Stock_System_Guide_zh-TW.docx
@@ -1980,28 +1980,6 @@
         <w:t xml:space="preserve">SEC_EDGAR_CONTACT=&lt;聯絡用 email&gt;</w:t>
       </w:r>
     </w:p>
-    <w:p>
-      <w:pPr>
-        <w:keepNext w:val="false"/>
-        <w:keepLines/>
-        <w:pBdr>
-          <w:left w:val="single" w:color="D9D9D9" w:sz="4" w:space="6"/>
-          <w:bottom w:val="single" w:color="D9D9D9" w:sz="4" w:space="4"/>
-          <w:right w:val="single" w:color="D9D9D9" w:sz="4" w:space="6"/>
-        </w:pBdr>
-        <w:shd w:fill="F2F2F2" w:color="auto" w:val="clear"/>
-        <w:spacing w:after="160" w:before="0" w:line="228"/>
-        <w:ind w:left="200" w:right="200"/>
-      </w:pPr>
-      <w:r>
-        <w:rPr>
-          <w:rFonts w:ascii="Consolas" w:cs="Consolas" w:eastAsia="Microsoft JhengHei" w:hAnsi="Consolas"/>
-          <w:sz w:val="18"/>
-          <w:szCs w:val="18"/>
-        </w:rPr>
-        <w:t xml:space="preserve">MONITOR_DAILY_AT=03:00</w:t>
-      </w:r>
-    </w:p>
     <w:tbl>
       <w:tblPr>
         <w:tblW w:type="dxa" w:w="9306"/>
@@ -2506,183 +2484,6 @@
           </w:p>
         </w:tc>
       </w:tr>
-      <w:tr>
-        <w:tc>
-          <w:tcPr>
-            <w:tcW w:type="dxa" w:w="4230"/>
-            <w:tcBorders>
-              <w:top w:val="single" w:color="BFBFBF" w:sz="4"/>
-              <w:left w:val="single" w:color="BFBFBF" w:sz="4"/>
-              <w:bottom w:val="single" w:color="BFBFBF" w:sz="4"/>
-              <w:right w:val="single" w:color="BFBFBF" w:sz="4"/>
-            </w:tcBorders>
-            <w:tcMar>
-              <w:top w:type="dxa" w:w="60"/>
-              <w:left w:type="dxa" w:w="100"/>
-              <w:bottom w:type="dxa" w:w="60"/>
-              <w:right w:type="dxa" w:w="100"/>
-            </w:tcMar>
-          </w:tcPr>
-          <w:p>
-            <w:pPr>
-              <w:spacing w:after="0"/>
-            </w:pPr>
-            <w:r>
-              <w:rPr>
-                <w:rFonts w:ascii="Consolas" w:cs="Consolas" w:eastAsia="Microsoft JhengHei" w:hAnsi="Consolas"/>
-                <w:color w:val="7A2E0E"/>
-                <w:sz w:val="19"/>
-                <w:szCs w:val="19"/>
-              </w:rPr>
-              <w:t xml:space="preserve">MONITOR_DAILY_AT</w:t>
-            </w:r>
-          </w:p>
-        </w:tc>
-        <w:tc>
-          <w:tcPr>
-            <w:tcW w:type="dxa" w:w="5076"/>
-            <w:tcBorders>
-              <w:top w:val="single" w:color="BFBFBF" w:sz="4"/>
-              <w:left w:val="single" w:color="BFBFBF" w:sz="4"/>
-              <w:bottom w:val="single" w:color="BFBFBF" w:sz="4"/>
-              <w:right w:val="single" w:color="BFBFBF" w:sz="4"/>
-            </w:tcBorders>
-            <w:tcMar>
-              <w:top w:type="dxa" w:w="60"/>
-              <w:left w:type="dxa" w:w="100"/>
-              <w:bottom w:type="dxa" w:w="60"/>
-              <w:right w:type="dxa" w:w="100"/>
-            </w:tcMar>
-          </w:tcPr>
-          <w:p>
-            <w:pPr>
-              <w:spacing w:after="0"/>
-            </w:pPr>
-            <w:r>
-              <w:rPr>
-                <w:rFonts w:ascii="Calibri" w:cs="Calibri" w:eastAsia="Microsoft JhengHei" w:hAnsi="Calibri"/>
-                <w:sz w:val="20"/>
-                <w:szCs w:val="20"/>
-              </w:rPr>
-              <w:t xml:space="preserve">每日自動偵測的時間（HH:MM，伺服器所在時區；用 </w:t>
-            </w:r>
-            <w:r>
-              <w:rPr>
-                <w:rFonts w:ascii="Consolas" w:cs="Consolas" w:eastAsia="Microsoft JhengHei" w:hAnsi="Consolas"/>
-                <w:color w:val="7A2E0E"/>
-                <w:sz w:val="19"/>
-                <w:szCs w:val="19"/>
-              </w:rPr>
-              <w:t xml:space="preserve">deploy/</w:t>
-            </w:r>
-            <w:r>
-              <w:rPr>
-                <w:rFonts w:ascii="Calibri" w:cs="Calibri" w:eastAsia="Microsoft JhengHei" w:hAnsi="Calibri"/>
-                <w:sz w:val="20"/>
-                <w:szCs w:val="20"/>
-              </w:rPr>
-              <w:t xml:space="preserve"> 部署時為 </w:t>
-            </w:r>
-            <w:r>
-              <w:rPr>
-                <w:rFonts w:ascii="Consolas" w:cs="Consolas" w:eastAsia="Microsoft JhengHei" w:hAnsi="Consolas"/>
-                <w:color w:val="7A2E0E"/>
-                <w:sz w:val="19"/>
-                <w:szCs w:val="19"/>
-              </w:rPr>
-              <w:t xml:space="preserve">APP_TZ</w:t>
-            </w:r>
-            <w:r>
-              <w:rPr>
-                <w:rFonts w:ascii="Calibri" w:cs="Calibri" w:eastAsia="Microsoft JhengHei" w:hAnsi="Calibri"/>
-                <w:sz w:val="20"/>
-                <w:szCs w:val="20"/>
-              </w:rPr>
-              <w:t xml:space="preserve">，預設紐約時間）。刪除此行即停用排程。</w:t>
-            </w:r>
-          </w:p>
-        </w:tc>
-      </w:tr>
-      <w:tr>
-        <w:tc>
-          <w:tcPr>
-            <w:tcW w:type="dxa" w:w="4230"/>
-            <w:tcBorders>
-              <w:top w:val="single" w:color="BFBFBF" w:sz="4"/>
-              <w:left w:val="single" w:color="BFBFBF" w:sz="4"/>
-              <w:bottom w:val="single" w:color="BFBFBF" w:sz="4"/>
-              <w:right w:val="single" w:color="BFBFBF" w:sz="4"/>
-            </w:tcBorders>
-            <w:tcMar>
-              <w:top w:type="dxa" w:w="60"/>
-              <w:left w:type="dxa" w:w="100"/>
-              <w:bottom w:type="dxa" w:w="60"/>
-              <w:right w:type="dxa" w:w="100"/>
-            </w:tcMar>
-          </w:tcPr>
-          <w:p>
-            <w:pPr>
-              <w:spacing w:after="0"/>
-            </w:pPr>
-            <w:r>
-              <w:rPr>
-                <w:rFonts w:ascii="Consolas" w:cs="Consolas" w:eastAsia="Microsoft JhengHei" w:hAnsi="Consolas"/>
-                <w:color w:val="7A2E0E"/>
-                <w:sz w:val="19"/>
-                <w:szCs w:val="19"/>
-              </w:rPr>
-              <w:t xml:space="preserve">MONITOR_CUSIP_LIMIT</w:t>
-            </w:r>
-            <w:r>
-              <w:rPr>
-                <w:rFonts w:ascii="Calibri" w:cs="Calibri" w:eastAsia="Microsoft JhengHei" w:hAnsi="Calibri"/>
-                <w:sz w:val="20"/>
-                <w:szCs w:val="20"/>
-              </w:rPr>
-              <w:t/>
-            </w:r>
-            <w:r>
-              <w:rPr>
-                <w:rFonts w:ascii="Consolas" w:cs="Consolas" w:eastAsia="Microsoft JhengHei" w:hAnsi="Consolas"/>
-                <w:color w:val="7A2E0E"/>
-                <w:sz w:val="19"/>
-                <w:szCs w:val="19"/>
-              </w:rPr>
-              <w:t/>
-            </w:r>
-          </w:p>
-        </w:tc>
-        <w:tc>
-          <w:tcPr>
-            <w:tcW w:type="dxa" w:w="5076"/>
-            <w:tcBorders>
-              <w:top w:val="single" w:color="BFBFBF" w:sz="4"/>
-              <w:left w:val="single" w:color="BFBFBF" w:sz="4"/>
-              <w:bottom w:val="single" w:color="BFBFBF" w:sz="4"/>
-              <w:right w:val="single" w:color="BFBFBF" w:sz="4"/>
-            </w:tcBorders>
-            <w:tcMar>
-              <w:top w:type="dxa" w:w="60"/>
-              <w:left w:type="dxa" w:w="100"/>
-              <w:bottom w:type="dxa" w:w="60"/>
-              <w:right w:type="dxa" w:w="100"/>
-            </w:tcMar>
-          </w:tcPr>
-          <w:p>
-            <w:pPr>
-              <w:spacing w:after="0"/>
-            </w:pPr>
-            <w:r>
-              <w:rPr>
-                <w:rFonts w:ascii="Calibri" w:cs="Calibri" w:eastAsia="Microsoft JhengHei" w:hAnsi="Calibri"/>
-                <w:sz w:val="20"/>
-                <w:szCs w:val="20"/>
-              </w:rPr>
-              <w:t xml:space="preserve">選用：每次偵測查詢 CUSIP 的筆數上限。預設沒有上限，所有沒有 CUSIP 的交易中股票都會查。</w:t>
-            </w:r>
-          </w:p>
-        </w:tc>
-      </w:tr>
     </w:tbl>
     <w:p>
       <w:pPr>
@@ -3691,7 +3492,7 @@
         <w:rPr>
           <w:rFonts w:ascii="Calibri" w:cs="Calibri" w:eastAsia="Microsoft JhengHei" w:hAnsi="Calibri"/>
         </w:rPr>
-        <w:t xml:space="preserve">3.5 股票偵測與自動更新</w:t>
+        <w:t xml:space="preserve">3.5 股票偵測（只有預覽）</w:t>
       </w:r>
     </w:p>
     <w:p>
@@ -3709,7 +3510,7 @@
           <w:b/>
           <w:bCs/>
         </w:rPr>
-        <w:t xml:space="preserve">預覽（不寫入）：檢查還沒有 CUSIP 的股票（未下市、美國市場），列出會變更的內容，不修改資料庫。已有 CUSIP 的股票不檢查。</w:t>
+        <w:t xml:space="preserve">預覽（不寫入）：檢查還沒有 CUSIP 的股票（未下市、美國市場），列出會變更的內容，不修改資料庫。已有 CUSIP 的股票不檢查。現在只有這一種執行方式：會寫入的「偵測並更新」和每天的自動執行已在 2026-10-16 移除。</w:t>
       </w:r>
       <w:r>
         <w:rPr>
@@ -3733,7 +3534,7 @@
           <w:b/>
           <w:bCs/>
         </w:rPr>
-        <w:t xml:space="preserve">偵測並更新：檢查這些股票、直接寫入變更並查詢 CUSIP（會先跳出確認）。每筆 CUSIP 查詢需數秒，幾千筆要一段時間；找到 CUSIP 後，之後要檢查的股票會越來越少。</w:t>
+        <w:t xml:space="preserve">中止：只在預覽執行中出現。</w:t>
       </w:r>
       <w:r>
         <w:rPr>
@@ -3754,16 +3555,8 @@
       <w:r>
         <w:rPr>
           <w:rFonts w:ascii="Calibri" w:cs="Calibri" w:eastAsia="Microsoft JhengHei" w:hAnsi="Calibri"/>
-          <w:b/>
-          <w:bCs/>
-        </w:rPr>
-        <w:t xml:space="preserve">中止</w:t>
-      </w:r>
-      <w:r>
-        <w:rPr>
-          <w:rFonts w:ascii="Calibri" w:cs="Calibri" w:eastAsia="Microsoft JhengHei" w:hAnsi="Calibri"/>
-        </w:rPr>
-        <w:t xml:space="preserve">：只在執行中出現。在取得報價階段中止時不寫入任何變更；之後的階段中止時，已寫入的變更會保留。</w:t>
+        </w:rPr>
+        <w:t xml:space="preserve">執行中顯示進度條與目前階段（讀取資料、取得 Yahoo 報價，然後逐筆檢查）。</w:t>
       </w:r>
     </w:p>
     <w:p>
@@ -3779,7 +3572,7 @@
         <w:rPr>
           <w:rFonts w:ascii="Calibri" w:cs="Calibri" w:eastAsia="Microsoft JhengHei" w:hAnsi="Calibri"/>
         </w:rPr>
-        <w:t xml:space="preserve">執行中顯示進度條與目前階段（讀取資料、取得 Yahoo 報價，然後逐筆檢查：每檔股票的名稱、市場與 CUSIP 一起處理完再換下一檔，所以中止時已處理的股票都是完整的）。</w:t>
+        <w:t xml:space="preserve">結果顯示上次預覽的摘要（上市／下市／無法判斷筆數、會變更的各欄位數、沒有 CUSIP 的股票數）與每檔股票的明細，每頁 15 筆：會變更的欄位和需要注意的股票。</w:t>
       </w:r>
     </w:p>
     <w:p>
@@ -3795,7 +3588,7 @@
         <w:rPr>
           <w:rFonts w:ascii="Calibri" w:cs="Calibri" w:eastAsia="Microsoft JhengHei" w:hAnsi="Calibri"/>
         </w:rPr>
-        <w:t xml:space="preserve">結果分成「預覽結果」和「更新結果」兩個頁面，按哪個按鈕就切到哪一頁（網址結尾為 #monitor/preview 或 #monitor/apply）。每頁顯示上次執行的摘要（上市／下市／無法判斷筆數、各欄位變更數、補資料筆數）與每檔股票的明細，每頁 15 筆。</w:t>
+        <w:t xml:space="preserve">結果可依原因分類篩選，每個分類按鈕上會顯示筆數，同一檔股票可能同時屬於多個分類：</w:t>
       </w:r>
     </w:p>
     <w:p>
@@ -3813,13 +3606,13 @@
           <w:b/>
           <w:bCs/>
         </w:rPr>
-        <w:t xml:space="preserve">預覽結果</w:t>
-      </w:r>
-      <w:r>
-        <w:rPr>
-          <w:rFonts w:ascii="Calibri" w:cs="Calibri" w:eastAsia="Microsoft JhengHei" w:hAnsi="Calibri"/>
-        </w:rPr>
-        <w:t xml:space="preserve">：上次預覽找到的全部內容，格式與之前相同——會變更的欄位和需要注意的股票。</w:t>
+        <w:t xml:space="preserve">會變更：標為下市、名稱更正、市場變更、Category 變更、補上幣別、更名／換代號（舊資料會標為下市）、將新增的股票。</w:t>
+      </w:r>
+      <w:r>
+        <w:rPr>
+          <w:rFonts w:ascii="Calibri" w:cs="Calibri" w:eastAsia="Microsoft JhengHei" w:hAnsi="Calibri"/>
+        </w:rPr>
+        <w:t/>
       </w:r>
     </w:p>
     <w:p>
@@ -3837,12 +3630,13 @@
           <w:b/>
           <w:bCs/>
         </w:rPr>
-        <w:t xml:space="preserve">更新結果：只列上次「偵測並更新」實際寫入或嘗試寫入的股票——欄位變更、補上的 CUSIP，以及沒有寫入的項目（CUSIP 已被其他股票使用、查詢或寫入失敗）。只需要注意、沒有變更的股票請看預覽結果。</w:t>
-      </w:r>
-      <w:r>
-        <w:rPr>
-          <w:rFonts w:ascii="Calibri" w:cs="Calibri" w:eastAsia="Microsoft JhengHei" w:hAnsi="Calibri"/>
-        </w:rPr>
+        <w:t xml:space="preserve">需要注意（未變更）</w:t>
+      </w:r>
+      <w:r>
+        <w:rPr>
+          <w:rFonts w:ascii="Calibri" w:cs="Calibri" w:eastAsia="Microsoft JhengHei" w:hAnsi="Calibri"/>
+        </w:rPr>
+        <w:t xml:space="preserve">：代號已被其他公司使用（維持下市）、代號重複（已有另一筆未下市資料）、名稱不一致（需人工確認）、其他說明。說明以琥珀色顯示。</w:t>
       </w:r>
     </w:p>
     <w:p>
@@ -3858,119 +3652,7 @@
         <w:rPr>
           <w:rFonts w:ascii="Calibri" w:cs="Calibri" w:eastAsia="Microsoft JhengHei" w:hAnsi="Calibri"/>
         </w:rPr>
-        <w:t xml:space="preserve">結果可依原因分類篩選，每個分類按鈕上會顯示筆數，同一檔股票可能同時屬於多個分類：</w:t>
-      </w:r>
-    </w:p>
-    <w:p>
-      <w:pPr>
-        <w:pStyle w:val="ListParagraph"/>
-        <w:numPr>
-          <w:ilvl w:val="1"/>
-          <w:numId w:val="2"/>
-        </w:numPr>
-        <w:spacing w:after="60"/>
-      </w:pPr>
-      <w:r>
-        <w:rPr>
-          <w:rFonts w:ascii="Calibri" w:cs="Calibri" w:eastAsia="Microsoft JhengHei" w:hAnsi="Calibri"/>
-          <w:b/>
-          <w:bCs/>
-        </w:rPr>
-        <w:t xml:space="preserve">自動變更：標為下市、名稱更正、市場變更、Category 變更、補上幣別、代號已更改（舊代號標為下市）、更名／換代號（舊資料標為下市）、新增的股票（更新結果頁稱為「已自動更新」）。</w:t>
-      </w:r>
-      <w:r>
-        <w:rPr>
-          <w:rFonts w:ascii="Calibri" w:cs="Calibri" w:eastAsia="Microsoft JhengHei" w:hAnsi="Calibri"/>
-        </w:rPr>
-        <w:t/>
-      </w:r>
-    </w:p>
-    <w:p>
-      <w:pPr>
-        <w:pStyle w:val="ListParagraph"/>
-        <w:numPr>
-          <w:ilvl w:val="1"/>
-          <w:numId w:val="2"/>
-        </w:numPr>
-        <w:spacing w:after="60"/>
-      </w:pPr>
-      <w:r>
-        <w:rPr>
-          <w:rFonts w:ascii="Calibri" w:cs="Calibri" w:eastAsia="Microsoft JhengHei" w:hAnsi="Calibri"/>
-          <w:b/>
-          <w:bCs/>
-        </w:rPr>
-        <w:t xml:space="preserve">補上資料（更新結果頁）：補上 CUSIP，以綠色顯示。</w:t>
-      </w:r>
-      <w:r>
-        <w:rPr>
-          <w:rFonts w:ascii="Calibri" w:cs="Calibri" w:eastAsia="Microsoft JhengHei" w:hAnsi="Calibri"/>
-        </w:rPr>
-        <w:t/>
-      </w:r>
-    </w:p>
-    <w:p>
-      <w:pPr>
-        <w:pStyle w:val="ListParagraph"/>
-        <w:numPr>
-          <w:ilvl w:val="1"/>
-          <w:numId w:val="2"/>
-        </w:numPr>
-        <w:spacing w:after="60"/>
-      </w:pPr>
-      <w:r>
-        <w:rPr>
-          <w:rFonts w:ascii="Calibri" w:cs="Calibri" w:eastAsia="Microsoft JhengHei" w:hAnsi="Calibri"/>
-          <w:b/>
-          <w:bCs/>
-        </w:rPr>
-        <w:t xml:space="preserve">需要注意（未變更）</w:t>
-      </w:r>
-      <w:r>
-        <w:rPr>
-          <w:rFonts w:ascii="Calibri" w:cs="Calibri" w:eastAsia="Microsoft JhengHei" w:hAnsi="Calibri"/>
-        </w:rPr>
-        <w:t xml:space="preserve">：代號已被其他公司使用（維持下市）、代號重複（已有另一筆未下市資料）、名稱不一致（需人工確認）、其他說明。說明以琥珀色顯示。</w:t>
-      </w:r>
-    </w:p>
-    <w:p>
-      <w:pPr>
-        <w:pStyle w:val="ListParagraph"/>
-        <w:numPr>
-          <w:ilvl w:val="1"/>
-          <w:numId w:val="2"/>
-        </w:numPr>
-        <w:spacing w:after="60"/>
-      </w:pPr>
-      <w:r>
-        <w:rPr>
-          <w:rFonts w:ascii="Calibri" w:cs="Calibri" w:eastAsia="Microsoft JhengHei" w:hAnsi="Calibri"/>
-          <w:b/>
-          <w:bCs/>
-        </w:rPr>
-        <w:t xml:space="preserve">錯誤：寫入失敗，以紅色顯示。更新結果頁稱為「未寫入／錯誤」，另外包含 CUSIP 已被其他股票使用（琥珀色）和查詢 CUSIP 失敗。</w:t>
-      </w:r>
-      <w:r>
-        <w:rPr>
-          <w:rFonts w:ascii="Calibri" w:cs="Calibri" w:eastAsia="Microsoft JhengHei" w:hAnsi="Calibri"/>
-        </w:rPr>
-        <w:t/>
-      </w:r>
-    </w:p>
-    <w:p>
-      <w:pPr>
-        <w:pStyle w:val="ListParagraph"/>
-        <w:numPr>
-          <w:ilvl w:val="0"/>
-          <w:numId w:val="2"/>
-        </w:numPr>
-        <w:spacing w:after="60"/>
-      </w:pPr>
-      <w:r>
-        <w:rPr>
-          <w:rFonts w:ascii="Calibri" w:cs="Calibri" w:eastAsia="Microsoft JhengHei" w:hAnsi="Calibri"/>
-        </w:rPr>
-        <w:t xml:space="preserve">設定 MONITOR_DAILY_AT 後，每天會在指定時間自動執行「偵測並更新」，畫面上會顯示下次排程時間。每個結果頁都有「匯出 CSV」按鈕（有資料可匯出時才顯示），會下載新舊兩檔股票成對的資料——CUSIP 已被其他股票使用（例如 BRTMU／BRTM）、換代號或更名——只包含舊的 id、代號與名稱，新的 id、代號與名稱，以及 CUSIP（預覽時還沒新增的股票沒有 id）。結果存在伺服器的記憶體裡，伺服器重新啟動後要先再執行一次偵測才能匯出。</w:t>
+        <w:t xml:space="preserve">結果頁有「匯出 CSV」按鈕（有資料可匯出時才顯示），會下載更名或換代號的股票，只包含舊的 id、代號與名稱，新的代號與名稱，以及 CUSIP（新的股票沒有實際新增，所以沒有 id）。結果存在伺服器的記憶體裡，伺服器重新啟動後要先再執行一次預覽才能匯出。</w:t>
       </w:r>
       <w:r>
         <w:rPr>
@@ -4105,7 +3787,7 @@
         <w:rPr>
           <w:rFonts w:ascii="Calibri" w:cs="Calibri" w:eastAsia="Microsoft JhengHei" w:hAnsi="Calibri"/>
         </w:rPr>
-        <w:t xml:space="preserve">4.2 股票偵測的判斷規則</w:t>
+        <w:t xml:space="preserve">4.2 股票偵測的判斷規則（預覽回報的內容，不會寫入）</w:t>
       </w:r>
     </w:p>
     <w:tbl>
@@ -4810,7 +4492,7 @@
                 <w:sz w:val="20"/>
                 <w:szCs w:val="20"/>
               </w:rPr>
-              <w:t xml:space="preserve">每次替所有受檢、仍在交易的股票查詢。已有 CUSIP 的不會重新檢查或更新。</w:t>
+              <w:t xml:space="preserve">預覽不查 CUSIP，只計算仍在交易、沒有 CUSIP 的股票數。新增股票時會查 CUSIP；既有股票可用 scripts/fill-cusip.js 補上。</w:t>
             </w:r>
           </w:p>
         </w:tc>
@@ -5150,7 +4832,7 @@
                 <w:sz w:val="19"/>
                 <w:szCs w:val="19"/>
               </w:rPr>
-              <w:t xml:space="preserve">monitor-stocks.js [--apply] [--list] [代號...]</w:t>
+              <w:t xml:space="preserve">monitor-stocks.js [--list] [代號...]</w:t>
             </w:r>
           </w:p>
         </w:tc>
@@ -5180,7 +4862,7 @@
                 <w:sz w:val="20"/>
                 <w:szCs w:val="20"/>
               </w:rPr>
-              <w:t xml:space="preserve">股票偵測；不加 </w:t>
+              <w:t xml:space="preserve">股票偵測預覽（不寫入）；--list 列出每筆變更</w:t>
             </w:r>
             <w:r>
               <w:rPr>
@@ -5189,15 +4871,15 @@
                 <w:sz w:val="19"/>
                 <w:szCs w:val="19"/>
               </w:rPr>
-              <w:t xml:space="preserve">--apply</w:t>
-            </w:r>
-            <w:r>
-              <w:rPr>
-                <w:rFonts w:ascii="Calibri" w:cs="Calibri" w:eastAsia="Microsoft JhengHei" w:hAnsi="Calibri"/>
-                <w:sz w:val="20"/>
-                <w:szCs w:val="20"/>
-              </w:rPr>
-              <w:t xml:space="preserve"> 只預覽，</w:t>
+              <w:t/>
+            </w:r>
+            <w:r>
+              <w:rPr>
+                <w:rFonts w:ascii="Calibri" w:cs="Calibri" w:eastAsia="Microsoft JhengHei" w:hAnsi="Calibri"/>
+                <w:sz w:val="20"/>
+                <w:szCs w:val="20"/>
+              </w:rPr>
+              <w:t/>
             </w:r>
             <w:r>
               <w:rPr>
@@ -5206,15 +4888,15 @@
                 <w:sz w:val="19"/>
                 <w:szCs w:val="19"/>
               </w:rPr>
-              <w:t xml:space="preserve">--list</w:t>
-            </w:r>
-            <w:r>
-              <w:rPr>
-                <w:rFonts w:ascii="Calibri" w:cs="Calibri" w:eastAsia="Microsoft JhengHei" w:hAnsi="Calibri"/>
-                <w:sz w:val="20"/>
-                <w:szCs w:val="20"/>
-              </w:rPr>
-              <w:t xml:space="preserve"> 列出每筆變更</w:t>
+              <w:t/>
+            </w:r>
+            <w:r>
+              <w:rPr>
+                <w:rFonts w:ascii="Calibri" w:cs="Calibri" w:eastAsia="Microsoft JhengHei" w:hAnsi="Calibri"/>
+                <w:sz w:val="20"/>
+                <w:szCs w:val="20"/>
+              </w:rPr>
+              <w:t/>
             </w:r>
           </w:p>
         </w:tc>
@@ -7777,7 +7459,7 @@
                 <w:sz w:val="20"/>
                 <w:szCs w:val="20"/>
               </w:rPr>
-              <w:t xml:space="preserve">每日排程沒有執行</w:t>
+              <w:t xml:space="preserve">偵測結果消失</w:t>
             </w:r>
           </w:p>
         </w:tc>
@@ -7807,33 +7489,7 @@
                 <w:sz w:val="20"/>
                 <w:szCs w:val="20"/>
               </w:rPr>
-              <w:t xml:space="preserve">伺服器在排程時間未運作，或 </w:t>
-            </w:r>
-            <w:r>
-              <w:rPr>
-                <w:rFonts w:ascii="Consolas" w:cs="Consolas" w:eastAsia="Microsoft JhengHei" w:hAnsi="Consolas"/>
-                <w:color w:val="7A2E0E"/>
-                <w:sz w:val="19"/>
-                <w:szCs w:val="19"/>
-              </w:rPr>
-              <w:t xml:space="preserve">.env</w:t>
-            </w:r>
-            <w:r>
-              <w:rPr>
-                <w:rFonts w:ascii="Calibri" w:cs="Calibri" w:eastAsia="Microsoft JhengHei" w:hAnsi="Calibri"/>
-                <w:sz w:val="20"/>
-                <w:szCs w:val="20"/>
-              </w:rPr>
-              <w:t xml:space="preserve"> 未設定 </w:t>
-            </w:r>
-            <w:r>
-              <w:rPr>
-                <w:rFonts w:ascii="Consolas" w:cs="Consolas" w:eastAsia="Microsoft JhengHei" w:hAnsi="Consolas"/>
-                <w:color w:val="7A2E0E"/>
-                <w:sz w:val="19"/>
-                <w:szCs w:val="19"/>
-              </w:rPr>
-              <w:t xml:space="preserve">MONITOR_DAILY_AT</w:t>
+              <w:t xml:space="preserve">伺服器重新啟動（結果只存在記憶體中）</w:t>
             </w:r>
           </w:p>
         </w:tc>
@@ -7863,108 +7519,7 @@
                 <w:sz w:val="20"/>
                 <w:szCs w:val="20"/>
               </w:rPr>
-              <w:t xml:space="preserve">確認伺服器常駐執行，並檢查 </w:t>
-            </w:r>
-            <w:r>
-              <w:rPr>
-                <w:rFonts w:ascii="Consolas" w:cs="Consolas" w:eastAsia="Microsoft JhengHei" w:hAnsi="Consolas"/>
-                <w:color w:val="7A2E0E"/>
-                <w:sz w:val="19"/>
-                <w:szCs w:val="19"/>
-              </w:rPr>
-              <w:t xml:space="preserve">.env</w:t>
-            </w:r>
-          </w:p>
-        </w:tc>
-      </w:tr>
-      <w:tr>
-        <w:tc>
-          <w:tcPr>
-            <w:tcW w:type="dxa" w:w="2282"/>
-            <w:tcBorders>
-              <w:top w:val="single" w:color="BFBFBF" w:sz="4"/>
-              <w:left w:val="single" w:color="BFBFBF" w:sz="4"/>
-              <w:bottom w:val="single" w:color="BFBFBF" w:sz="4"/>
-              <w:right w:val="single" w:color="BFBFBF" w:sz="4"/>
-            </w:tcBorders>
-            <w:tcMar>
-              <w:top w:type="dxa" w:w="60"/>
-              <w:left w:type="dxa" w:w="100"/>
-              <w:bottom w:type="dxa" w:w="60"/>
-              <w:right w:type="dxa" w:w="100"/>
-            </w:tcMar>
-          </w:tcPr>
-          <w:p>
-            <w:pPr>
-              <w:spacing w:after="0"/>
-            </w:pPr>
-            <w:r>
-              <w:rPr>
-                <w:rFonts w:ascii="Calibri" w:cs="Calibri" w:eastAsia="Microsoft JhengHei" w:hAnsi="Calibri"/>
-                <w:sz w:val="20"/>
-                <w:szCs w:val="20"/>
-              </w:rPr>
-              <w:t xml:space="preserve">偵測結果消失</w:t>
-            </w:r>
-          </w:p>
-        </w:tc>
-        <w:tc>
-          <w:tcPr>
-            <w:tcW w:type="dxa" w:w="3511"/>
-            <w:tcBorders>
-              <w:top w:val="single" w:color="BFBFBF" w:sz="4"/>
-              <w:left w:val="single" w:color="BFBFBF" w:sz="4"/>
-              <w:bottom w:val="single" w:color="BFBFBF" w:sz="4"/>
-              <w:right w:val="single" w:color="BFBFBF" w:sz="4"/>
-            </w:tcBorders>
-            <w:tcMar>
-              <w:top w:type="dxa" w:w="60"/>
-              <w:left w:type="dxa" w:w="100"/>
-              <w:bottom w:type="dxa" w:w="60"/>
-              <w:right w:type="dxa" w:w="100"/>
-            </w:tcMar>
-          </w:tcPr>
-          <w:p>
-            <w:pPr>
-              <w:spacing w:after="0"/>
-            </w:pPr>
-            <w:r>
-              <w:rPr>
-                <w:rFonts w:ascii="Calibri" w:cs="Calibri" w:eastAsia="Microsoft JhengHei" w:hAnsi="Calibri"/>
-                <w:sz w:val="20"/>
-                <w:szCs w:val="20"/>
-              </w:rPr>
-              <w:t xml:space="preserve">伺服器重新啟動（結果只存在記憶體中）</w:t>
-            </w:r>
-          </w:p>
-        </w:tc>
-        <w:tc>
-          <w:tcPr>
-            <w:tcW w:type="dxa" w:w="3513"/>
-            <w:tcBorders>
-              <w:top w:val="single" w:color="BFBFBF" w:sz="4"/>
-              <w:left w:val="single" w:color="BFBFBF" w:sz="4"/>
-              <w:bottom w:val="single" w:color="BFBFBF" w:sz="4"/>
-              <w:right w:val="single" w:color="BFBFBF" w:sz="4"/>
-            </w:tcBorders>
-            <w:tcMar>
-              <w:top w:type="dxa" w:w="60"/>
-              <w:left w:type="dxa" w:w="100"/>
-              <w:bottom w:type="dxa" w:w="60"/>
-              <w:right w:type="dxa" w:w="100"/>
-            </w:tcMar>
-          </w:tcPr>
-          <w:p>
-            <w:pPr>
-              <w:spacing w:after="0"/>
-            </w:pPr>
-            <w:r>
-              <w:rPr>
-                <w:rFonts w:ascii="Calibri" w:cs="Calibri" w:eastAsia="Microsoft JhengHei" w:hAnsi="Calibri"/>
-                <w:sz w:val="20"/>
-                <w:szCs w:val="20"/>
-              </w:rPr>
-              <w:t xml:space="preserve">重新執行預覽即可；實際變更已寫入資料表</w:t>
+              <w:t xml:space="preserve">重新執行預覽即可</w:t>
             </w:r>
           </w:p>
         </w:tc>

--- a/docs/Stock_System_Guide_zh-TW.docx
+++ b/docs/Stock_System_Guide_zh-TW.docx
@@ -4606,6 +4606,22 @@
           <w:rFonts w:ascii="Calibri" w:cs="Calibri" w:eastAsia="Microsoft JhengHei" w:hAnsi="Calibri"/>
         </w:rPr>
         <w:t xml:space="preserve">特別股、權證、單位及多類別股票不查 SEC，改查 quantumonline。</w:t>
+      </w:r>
+    </w:p>
+    <w:p>
+      <w:pPr>
+        <w:pStyle w:val="ListParagraph"/>
+        <w:numPr>
+          <w:ilvl w:val="0"/>
+          <w:numId w:val="2"/>
+        </w:numPr>
+        <w:spacing w:after="60"/>
+      </w:pPr>
+      <w:r>
+        <w:rPr>
+          <w:rFonts w:ascii="Calibri" w:cs="Calibri" w:eastAsia="Microsoft JhengHei" w:hAnsi="Calibri"/>
+        </w:rPr>
+        <w:t xml:space="preserve">SPAC（同一家公司另有單位在交易，例如 BRTM 與 BRTMU / BRTMW）：IPO 買家的 13G 常在「Class A 普通股」下印出單位的 CUSIP，因為普通股開始單獨交易（Yahoo 的首次交易日）之前，他們手上只有單位。所以這類公司的普通股也採用保薦人的 13D；事件日早於普通股首次交易日的 13G、以及以單位為對象的申報都不計票，其餘號碼依票數決定，平手不寫入。同一家公司另一種證券已持有的號碼會被排除（單位和它的普通股不會共用 CUSIP），改取下一個答案。</w:t>
       </w:r>
     </w:p>
     <w:p>

--- a/docs/Stock_System_Guide_zh-TW.docx
+++ b/docs/Stock_System_Guide_zh-TW.docx
@@ -24,7 +24,7 @@
           <w:sz w:val="22"/>
           <w:szCs w:val="22"/>
         </w:rPr>
-        <w:t xml:space="preserve">系統安裝、功能說明與運作手冊 · 資料表 test.company_profiles（資料庫 waffle）· 更新日期：2026-10-15</w:t>
+        <w:t xml:space="preserve">系統安裝、功能說明與運作手冊 · 資料表 test.company_profiles（資料庫 waffle）· 更新日期：2026-10-19</w:t>
       </w:r>
     </w:p>
     <w:p>
@@ -989,6 +989,68 @@
           </w:p>
         </w:tc>
       </w:tr>
+      <w:tr>
+        <w:tc>
+          <w:tcPr>
+            <w:tcW w:type="dxa" w:w="2813"/>
+            <w:tcBorders>
+              <w:top w:val="single" w:color="BFBFBF" w:sz="4"/>
+              <w:left w:val="single" w:color="BFBFBF" w:sz="4"/>
+              <w:bottom w:val="single" w:color="BFBFBF" w:sz="4"/>
+              <w:right w:val="single" w:color="BFBFBF" w:sz="4"/>
+            </w:tcBorders>
+            <w:tcMar>
+              <w:top w:type="dxa" w:w="60"/>
+              <w:left w:type="dxa" w:w="100"/>
+              <w:bottom w:type="dxa" w:w="60"/>
+              <w:right w:type="dxa" w:w="100"/>
+            </w:tcMar>
+          </w:tcPr>
+          <w:p>
+            <w:pPr>
+              <w:spacing w:after="0"/>
+            </w:pPr>
+            <w:r>
+              <w:rPr>
+                <w:rFonts w:ascii="Calibri" w:cs="Calibri" w:eastAsia="Microsoft JhengHei" w:hAnsi="Calibri"/>
+                <w:sz w:val="20"/>
+                <w:szCs w:val="20"/>
+              </w:rPr>
+              <w:t xml:space="preserve">OTC Markets（otcmarkets.com）</w:t>
+            </w:r>
+          </w:p>
+        </w:tc>
+        <w:tc>
+          <w:tcPr>
+            <w:tcW w:type="dxa" w:w="6493"/>
+            <w:tcBorders>
+              <w:top w:val="single" w:color="BFBFBF" w:sz="4"/>
+              <w:left w:val="single" w:color="BFBFBF" w:sz="4"/>
+              <w:bottom w:val="single" w:color="BFBFBF" w:sz="4"/>
+              <w:right w:val="single" w:color="BFBFBF" w:sz="4"/>
+            </w:tcBorders>
+            <w:tcMar>
+              <w:top w:type="dxa" w:w="60"/>
+              <w:left w:type="dxa" w:w="100"/>
+              <w:bottom w:type="dxa" w:w="60"/>
+              <w:right w:type="dxa" w:w="100"/>
+            </w:tcMar>
+          </w:tcPr>
+          <w:p>
+            <w:pPr>
+              <w:spacing w:after="0"/>
+            </w:pPr>
+            <w:r>
+              <w:rPr>
+                <w:rFonts w:ascii="Calibri" w:cs="Calibri" w:eastAsia="Microsoft JhengHei" w:hAnsi="Calibri"/>
+                <w:sz w:val="20"/>
+                <w:szCs w:val="20"/>
+              </w:rPr>
+              <w:t xml:space="preserve">股票偵測：Yahoo 太久沒有成交的 OTC 股，確認它是否仍有報價（Yahoo 對部分外國 OTC 股已停止更新）</w:t>
+            </w:r>
+          </w:p>
+        </w:tc>
+      </w:tr>
     </w:tbl>
     <w:p>
       <w:pPr>
@@ -1130,6 +1192,30 @@
           <w:rFonts w:ascii="Calibri" w:cs="Calibri" w:eastAsia="Microsoft JhengHei" w:hAnsi="Calibri"/>
         </w:rPr>
         <w:t xml:space="preserve"> 資料來源查不到、或結果模稜兩可時，維持原值並在結果中註明。</w:t>
+      </w:r>
+    </w:p>
+    <w:p>
+      <w:pPr>
+        <w:pStyle w:val="ListParagraph"/>
+        <w:numPr>
+          <w:ilvl w:val="0"/>
+          <w:numId w:val="2"/>
+        </w:numPr>
+        <w:spacing w:after="60"/>
+      </w:pPr>
+      <w:r>
+        <w:rPr>
+          <w:rFonts w:ascii="Calibri" w:cs="Calibri" w:eastAsia="Microsoft JhengHei" w:hAnsi="Calibri"/>
+          <w:b/>
+          <w:bCs/>
+        </w:rPr>
+        <w:t xml:space="preserve">必須登入。</w:t>
+      </w:r>
+      <w:r>
+        <w:rPr>
+          <w:rFonts w:ascii="Calibri" w:cs="Calibri" w:eastAsia="Microsoft JhengHei" w:hAnsi="Calibri"/>
+        </w:rPr>
+        <w:t xml:space="preserve"> 只有 test.users 資料表中 role 為 LABEL、status 為 true 的帳號可以使用；系統只讀取這張表，不會修改帳號或密碼。</w:t>
       </w:r>
     </w:p>
     <w:p>
@@ -2484,6 +2570,195 @@
           </w:p>
         </w:tc>
       </w:tr>
+      <w:tr>
+        <w:tc>
+          <w:tcPr>
+            <w:tcW w:type="dxa" w:w="4230"/>
+            <w:tcBorders>
+              <w:top w:val="single" w:color="BFBFBF" w:sz="4"/>
+              <w:left w:val="single" w:color="BFBFBF" w:sz="4"/>
+              <w:bottom w:val="single" w:color="BFBFBF" w:sz="4"/>
+              <w:right w:val="single" w:color="BFBFBF" w:sz="4"/>
+            </w:tcBorders>
+            <w:tcMar>
+              <w:top w:type="dxa" w:w="60"/>
+              <w:left w:type="dxa" w:w="100"/>
+              <w:bottom w:type="dxa" w:w="60"/>
+              <w:right w:type="dxa" w:w="100"/>
+            </w:tcMar>
+          </w:tcPr>
+          <w:p>
+            <w:pPr>
+              <w:spacing w:after="0"/>
+            </w:pPr>
+            <w:r>
+              <w:rPr>
+                <w:rFonts w:ascii="Consolas" w:cs="Consolas" w:eastAsia="Microsoft JhengHei" w:hAnsi="Consolas"/>
+                <w:color w:val="7A2E0E"/>
+                <w:sz w:val="19"/>
+                <w:szCs w:val="19"/>
+              </w:rPr>
+              <w:t xml:space="preserve">COOKIE_SECURE</w:t>
+            </w:r>
+          </w:p>
+        </w:tc>
+        <w:tc>
+          <w:tcPr>
+            <w:tcW w:type="dxa" w:w="5076"/>
+            <w:tcBorders>
+              <w:top w:val="single" w:color="BFBFBF" w:sz="4"/>
+              <w:left w:val="single" w:color="BFBFBF" w:sz="4"/>
+              <w:bottom w:val="single" w:color="BFBFBF" w:sz="4"/>
+              <w:right w:val="single" w:color="BFBFBF" w:sz="4"/>
+            </w:tcBorders>
+            <w:tcMar>
+              <w:top w:type="dxa" w:w="60"/>
+              <w:left w:type="dxa" w:w="100"/>
+              <w:bottom w:type="dxa" w:w="60"/>
+              <w:right w:type="dxa" w:w="100"/>
+            </w:tcMar>
+          </w:tcPr>
+          <w:p>
+            <w:pPr>
+              <w:spacing w:after="0"/>
+            </w:pPr>
+            <w:r>
+              <w:rPr>
+                <w:rFonts w:ascii="Calibri" w:cs="Calibri" w:eastAsia="Microsoft JhengHei" w:hAnsi="Calibri"/>
+                <w:sz w:val="20"/>
+                <w:szCs w:val="20"/>
+              </w:rPr>
+              <w:t xml:space="preserve">true＝登入 cookie 一律標記為 Secure（只走 https）。通常不需要：用 https 開啟網頁時（包括經過 Nginx）會自動標記。</w:t>
+            </w:r>
+          </w:p>
+        </w:tc>
+      </w:tr>
+      <w:tr>
+        <w:tc>
+          <w:tcPr>
+            <w:tcW w:type="dxa" w:w="4230"/>
+            <w:tcBorders>
+              <w:top w:val="single" w:color="BFBFBF" w:sz="4"/>
+              <w:left w:val="single" w:color="BFBFBF" w:sz="4"/>
+              <w:bottom w:val="single" w:color="BFBFBF" w:sz="4"/>
+              <w:right w:val="single" w:color="BFBFBF" w:sz="4"/>
+            </w:tcBorders>
+            <w:tcMar>
+              <w:top w:type="dxa" w:w="60"/>
+              <w:left w:type="dxa" w:w="100"/>
+              <w:bottom w:type="dxa" w:w="60"/>
+              <w:right w:type="dxa" w:w="100"/>
+            </w:tcMar>
+          </w:tcPr>
+          <w:p>
+            <w:pPr>
+              <w:spacing w:after="0"/>
+            </w:pPr>
+            <w:r>
+              <w:rPr>
+                <w:rFonts w:ascii="Consolas" w:cs="Consolas" w:eastAsia="Microsoft JhengHei" w:hAnsi="Consolas"/>
+                <w:color w:val="7A2E0E"/>
+                <w:sz w:val="19"/>
+                <w:szCs w:val="19"/>
+              </w:rPr>
+              <w:t xml:space="preserve">TRUST_PROXY</w:t>
+            </w:r>
+          </w:p>
+        </w:tc>
+        <w:tc>
+          <w:tcPr>
+            <w:tcW w:type="dxa" w:w="5076"/>
+            <w:tcBorders>
+              <w:top w:val="single" w:color="BFBFBF" w:sz="4"/>
+              <w:left w:val="single" w:color="BFBFBF" w:sz="4"/>
+              <w:bottom w:val="single" w:color="BFBFBF" w:sz="4"/>
+              <w:right w:val="single" w:color="BFBFBF" w:sz="4"/>
+            </w:tcBorders>
+            <w:tcMar>
+              <w:top w:type="dxa" w:w="60"/>
+              <w:left w:type="dxa" w:w="100"/>
+              <w:bottom w:type="dxa" w:w="60"/>
+              <w:right w:type="dxa" w:w="100"/>
+            </w:tcMar>
+          </w:tcPr>
+          <w:p>
+            <w:pPr>
+              <w:spacing w:after="0"/>
+            </w:pPr>
+            <w:r>
+              <w:rPr>
+                <w:rFonts w:ascii="Calibri" w:cs="Calibri" w:eastAsia="Microsoft JhengHei" w:hAnsi="Calibri"/>
+                <w:sz w:val="20"/>
+                <w:szCs w:val="20"/>
+              </w:rPr>
+              <w:t xml:space="preserve">信任哪些反向代理提供的使用者 IP 與 https 資訊（Express 的 trust proxy）。預設值（loopback, linklocal, uniquelocal）適用同一台機器上的 Nginx，或 Nginx 在容器前面的架構；false＝都不信任。</w:t>
+            </w:r>
+          </w:p>
+        </w:tc>
+      </w:tr>
+      <w:tr>
+        <w:tc>
+          <w:tcPr>
+            <w:tcW w:type="dxa" w:w="4230"/>
+            <w:tcBorders>
+              <w:top w:val="single" w:color="BFBFBF" w:sz="4"/>
+              <w:left w:val="single" w:color="BFBFBF" w:sz="4"/>
+              <w:bottom w:val="single" w:color="BFBFBF" w:sz="4"/>
+              <w:right w:val="single" w:color="BFBFBF" w:sz="4"/>
+            </w:tcBorders>
+            <w:tcMar>
+              <w:top w:type="dxa" w:w="60"/>
+              <w:left w:type="dxa" w:w="100"/>
+              <w:bottom w:type="dxa" w:w="60"/>
+              <w:right w:type="dxa" w:w="100"/>
+            </w:tcMar>
+          </w:tcPr>
+          <w:p>
+            <w:pPr>
+              <w:spacing w:after="0"/>
+            </w:pPr>
+            <w:r>
+              <w:rPr>
+                <w:rFonts w:ascii="Consolas" w:cs="Consolas" w:eastAsia="Microsoft JhengHei" w:hAnsi="Consolas"/>
+                <w:color w:val="7A2E0E"/>
+                <w:sz w:val="19"/>
+                <w:szCs w:val="19"/>
+              </w:rPr>
+              <w:t xml:space="preserve">LOGIN_EMAIL_ONLY</w:t>
+            </w:r>
+          </w:p>
+        </w:tc>
+        <w:tc>
+          <w:tcPr>
+            <w:tcW w:type="dxa" w:w="5076"/>
+            <w:tcBorders>
+              <w:top w:val="single" w:color="BFBFBF" w:sz="4"/>
+              <w:left w:val="single" w:color="BFBFBF" w:sz="4"/>
+              <w:bottom w:val="single" w:color="BFBFBF" w:sz="4"/>
+              <w:right w:val="single" w:color="BFBFBF" w:sz="4"/>
+            </w:tcBorders>
+            <w:tcMar>
+              <w:top w:type="dxa" w:w="60"/>
+              <w:left w:type="dxa" w:w="100"/>
+              <w:bottom w:type="dxa" w:w="60"/>
+              <w:right w:type="dxa" w:w="100"/>
+            </w:tcMar>
+          </w:tcPr>
+          <w:p>
+            <w:pPr>
+              <w:spacing w:after="0"/>
+            </w:pPr>
+            <w:r>
+              <w:rPr>
+                <w:rFonts w:ascii="Calibri" w:cs="Calibri" w:eastAsia="Microsoft JhengHei" w:hAnsi="Calibri"/>
+                <w:sz w:val="20"/>
+                <w:szCs w:val="20"/>
+              </w:rPr>
+              <w:t xml:space="preserve">true＝只用 email 登入、不需要密碼（仍限啟用中的 LABEL 帳號）。只限本機測試，絕不要用在共用的伺服器上。預設 false。</w:t>
+            </w:r>
+          </w:p>
+        </w:tc>
+      </w:tr>
     </w:tbl>
     <w:p>
       <w:pPr>
@@ -2539,6 +2814,21 @@
           <w:rFonts w:ascii="Calibri" w:cs="Calibri" w:eastAsia="Microsoft JhengHei" w:hAnsi="Calibri"/>
         </w:rPr>
         <w:t xml:space="preserve"> 寫出的 UTF-16 檔案，系統會完全讀不到設定。</w:t>
+      </w:r>
+    </w:p>
+    <w:p>
+      <w:pPr>
+        <w:keepNext w:val="false"/>
+        <w:spacing w:after="120"/>
+      </w:pPr>
+      <w:r>
+        <w:rPr>
+          <w:rFonts w:ascii="Consolas" w:cs="Consolas" w:eastAsia="Microsoft JhengHei" w:hAnsi="Consolas"/>
+          <w:color w:val="7A2E0E"/>
+          <w:sz w:val="19"/>
+          <w:szCs w:val="19"/>
+        </w:rPr>
+        <w:t xml:space="preserve">登入功能不需要另外設定密鑰（見 4.5）。</w:t>
       </w:r>
     </w:p>
     <w:p>
@@ -2618,6 +2908,22 @@
           <w:rFonts w:ascii="Calibri" w:cs="Calibri" w:eastAsia="Microsoft JhengHei" w:hAnsi="Calibri"/>
         </w:rPr>
         <w:t xml:space="preserve">：USAGE（新增股票時產生 id）</w:t>
+      </w:r>
+    </w:p>
+    <w:p>
+      <w:pPr>
+        <w:pStyle w:val="ListParagraph"/>
+        <w:numPr>
+          <w:ilvl w:val="0"/>
+          <w:numId w:val="2"/>
+        </w:numPr>
+        <w:spacing w:after="60"/>
+      </w:pPr>
+      <w:r>
+        <w:rPr>
+          <w:rFonts w:ascii="Calibri" w:cs="Calibri" w:eastAsia="Microsoft JhengHei" w:hAnsi="Calibri"/>
+        </w:rPr>
+        <w:t xml:space="preserve">test.users：SELECT（登入用：email、password_hash、role、status）。系統不會寫入這張表。</w:t>
       </w:r>
     </w:p>
     <w:p>
@@ -2844,7 +3150,31 @@
         <w:rPr>
           <w:rFonts w:ascii="Calibri" w:cs="Calibri" w:eastAsia="Microsoft JhengHei" w:hAnsi="Calibri"/>
         </w:rPr>
-        <w:t xml:space="preserve">第一次啟動前一定要先執行 </w:t>
+        <w:t xml:space="preserve">第一次啟動前一定要先執行 npm run build（約 1–2 分鐘，成功時顯示 Compiled successfully.），否則開啟網頁只會看到「The web UI is not built yet」。啟動後開啟 http://localhost:3000 並登入（見 3.7）。若 Windows 無法透過 localhost 連到 WSL，改用 WSL 的 IP：在 WSL 執行 hostname -I 取得 IP，再開啟 http://&lt;WSL IP&gt;:3000。</w:t>
+      </w:r>
+    </w:p>
+    <w:p>
+      <w:pPr>
+        <w:keepNext w:val="false"/>
+        <w:spacing w:after="120"/>
+      </w:pPr>
+      <w:r>
+        <w:rPr>
+          <w:rFonts w:ascii="Calibri" w:cs="Calibri" w:eastAsia="Microsoft JhengHei" w:hAnsi="Calibri"/>
+        </w:rPr>
+        <w:t xml:space="preserve">修改 lib/ 或 routes/ 的程式後請重新啟動伺服器；修改 client/ 的網頁後，要重新執行 npm run build 才會出現在 port 3000；開發時可改開 npm run dev 的 http://localhost:3001，存檔後自動更新（/api 會轉給 port 3000 的伺服器）。</w:t>
+      </w:r>
+    </w:p>
+    <w:p>
+      <w:pPr>
+        <w:keepNext w:val="false"/>
+        <w:spacing w:after="120"/>
+      </w:pPr>
+      <w:r>
+        <w:rPr>
+          <w:rFonts w:ascii="Calibri" w:cs="Calibri" w:eastAsia="Microsoft JhengHei" w:hAnsi="Calibri"/>
+        </w:rPr>
+        <w:t xml:space="preserve">部署到遠端 Linux 伺服器的方式，請見另一份文件「部署手冊」（</w:t>
       </w:r>
       <w:r>
         <w:rPr>
@@ -2853,73 +3183,24 @@
           <w:sz w:val="19"/>
           <w:szCs w:val="19"/>
         </w:rPr>
-        <w:t xml:space="preserve">npm run build</w:t>
-      </w:r>
-      <w:r>
-        <w:rPr>
-          <w:rFonts w:ascii="Calibri" w:cs="Calibri" w:eastAsia="Microsoft JhengHei" w:hAnsi="Calibri"/>
-        </w:rPr>
-        <w:t xml:space="preserve">（約 1–2 分鐘，成功時顯示 </w:t>
-      </w:r>
-      <w:r>
-        <w:rPr>
-          <w:rFonts w:ascii="Consolas" w:cs="Consolas" w:eastAsia="Microsoft JhengHei" w:hAnsi="Consolas"/>
-          <w:color w:val="7A2E0E"/>
-          <w:sz w:val="19"/>
-          <w:szCs w:val="19"/>
-        </w:rPr>
-        <w:t xml:space="preserve">Compiled successfully.</w:t>
-      </w:r>
-      <w:r>
-        <w:rPr>
-          <w:rFonts w:ascii="Calibri" w:cs="Calibri" w:eastAsia="Microsoft JhengHei" w:hAnsi="Calibri"/>
-        </w:rPr>
-        <w:t xml:space="preserve">），否則開啟網頁只會看到「The web UI is not built yet」。啟動後開啟 </w:t>
-      </w:r>
-      <w:r>
-        <w:rPr>
-          <w:rFonts w:ascii="Consolas" w:cs="Consolas" w:eastAsia="Microsoft JhengHei" w:hAnsi="Consolas"/>
-          <w:color w:val="7A2E0E"/>
-          <w:sz w:val="19"/>
-          <w:szCs w:val="19"/>
-        </w:rPr>
-        <w:t xml:space="preserve">http://localhost:3000</w:t>
-      </w:r>
-      <w:r>
-        <w:rPr>
-          <w:rFonts w:ascii="Calibri" w:cs="Calibri" w:eastAsia="Microsoft JhengHei" w:hAnsi="Calibri"/>
-        </w:rPr>
-        <w:t xml:space="preserve">。若 Windows 無法透過 localhost 連到 WSL，改用 WSL 的 IP：在 WSL 執行 </w:t>
-      </w:r>
-      <w:r>
-        <w:rPr>
-          <w:rFonts w:ascii="Consolas" w:cs="Consolas" w:eastAsia="Microsoft JhengHei" w:hAnsi="Consolas"/>
-          <w:color w:val="7A2E0E"/>
-          <w:sz w:val="19"/>
-          <w:szCs w:val="19"/>
-        </w:rPr>
-        <w:t xml:space="preserve">hostname -I</w:t>
-      </w:r>
-      <w:r>
-        <w:rPr>
-          <w:rFonts w:ascii="Calibri" w:cs="Calibri" w:eastAsia="Microsoft JhengHei" w:hAnsi="Calibri"/>
-        </w:rPr>
-        <w:t xml:space="preserve"> 取得 IP，再開啟 </w:t>
-      </w:r>
-      <w:r>
-        <w:rPr>
-          <w:rFonts w:ascii="Consolas" w:cs="Consolas" w:eastAsia="Microsoft JhengHei" w:hAnsi="Consolas"/>
-          <w:color w:val="7A2E0E"/>
-          <w:sz w:val="19"/>
-          <w:szCs w:val="19"/>
-        </w:rPr>
-        <w:t xml:space="preserve">http://&lt;WSL IP&gt;:3000</w:t>
-      </w:r>
-      <w:r>
-        <w:rPr>
-          <w:rFonts w:ascii="Calibri" w:cs="Calibri" w:eastAsia="Microsoft JhengHei" w:hAnsi="Calibri"/>
-        </w:rPr>
-        <w:t xml:space="preserve">。</w:t>
+        <w:t xml:space="preserve">docs/Deployment_Guide_zh-TW.docx</w:t>
+      </w:r>
+      <w:r>
+        <w:rPr>
+          <w:rFonts w:ascii="Calibri" w:cs="Calibri" w:eastAsia="Microsoft JhengHei" w:hAnsi="Calibri"/>
+        </w:rPr>
+        <w:t xml:space="preserve">）。</w:t>
+      </w:r>
+    </w:p>
+    <w:p>
+      <w:pPr>
+        <w:pStyle w:val="Heading1"/>
+      </w:pPr>
+      <w:r>
+        <w:rPr>
+          <w:rFonts w:ascii="Calibri" w:cs="Calibri" w:eastAsia="Microsoft JhengHei" w:hAnsi="Calibri"/>
+        </w:rPr>
+        <w:t xml:space="preserve">3. 系統功能</w:t>
       </w:r>
     </w:p>
     <w:p>
@@ -2931,177 +3212,7 @@
         <w:rPr>
           <w:rFonts w:ascii="Calibri" w:cs="Calibri" w:eastAsia="Microsoft JhengHei" w:hAnsi="Calibri"/>
         </w:rPr>
-        <w:t xml:space="preserve">伺服器需要在背景持續執行，每日排程才會運作。修改 </w:t>
-      </w:r>
-      <w:r>
-        <w:rPr>
-          <w:rFonts w:ascii="Consolas" w:cs="Consolas" w:eastAsia="Microsoft JhengHei" w:hAnsi="Consolas"/>
-          <w:color w:val="7A2E0E"/>
-          <w:sz w:val="19"/>
-          <w:szCs w:val="19"/>
-        </w:rPr>
-        <w:t xml:space="preserve">lib/</w:t>
-      </w:r>
-      <w:r>
-        <w:rPr>
-          <w:rFonts w:ascii="Calibri" w:cs="Calibri" w:eastAsia="Microsoft JhengHei" w:hAnsi="Calibri"/>
-        </w:rPr>
-        <w:t xml:space="preserve"> 或 </w:t>
-      </w:r>
-      <w:r>
-        <w:rPr>
-          <w:rFonts w:ascii="Consolas" w:cs="Consolas" w:eastAsia="Microsoft JhengHei" w:hAnsi="Consolas"/>
-          <w:color w:val="7A2E0E"/>
-          <w:sz w:val="19"/>
-          <w:szCs w:val="19"/>
-        </w:rPr>
-        <w:t xml:space="preserve">routes/</w:t>
-      </w:r>
-      <w:r>
-        <w:rPr>
-          <w:rFonts w:ascii="Calibri" w:cs="Calibri" w:eastAsia="Microsoft JhengHei" w:hAnsi="Calibri"/>
-        </w:rPr>
-        <w:t xml:space="preserve"> 的程式後請重新啟動伺服器；修改 </w:t>
-      </w:r>
-      <w:r>
-        <w:rPr>
-          <w:rFonts w:ascii="Consolas" w:cs="Consolas" w:eastAsia="Microsoft JhengHei" w:hAnsi="Consolas"/>
-          <w:color w:val="7A2E0E"/>
-          <w:sz w:val="19"/>
-          <w:szCs w:val="19"/>
-        </w:rPr>
-        <w:t xml:space="preserve">client/</w:t>
-      </w:r>
-      <w:r>
-        <w:rPr>
-          <w:rFonts w:ascii="Calibri" w:cs="Calibri" w:eastAsia="Microsoft JhengHei" w:hAnsi="Calibri"/>
-        </w:rPr>
-        <w:t xml:space="preserve"> 的網頁後，要重新執行 </w:t>
-      </w:r>
-      <w:r>
-        <w:rPr>
-          <w:rFonts w:ascii="Consolas" w:cs="Consolas" w:eastAsia="Microsoft JhengHei" w:hAnsi="Consolas"/>
-          <w:color w:val="7A2E0E"/>
-          <w:sz w:val="19"/>
-          <w:szCs w:val="19"/>
-        </w:rPr>
-        <w:t xml:space="preserve">npm run build</w:t>
-      </w:r>
-      <w:r>
-        <w:rPr>
-          <w:rFonts w:ascii="Calibri" w:cs="Calibri" w:eastAsia="Microsoft JhengHei" w:hAnsi="Calibri"/>
-        </w:rPr>
-        <w:t xml:space="preserve"> 才會出現在 port 3000；開發時可改開 </w:t>
-      </w:r>
-      <w:r>
-        <w:rPr>
-          <w:rFonts w:ascii="Consolas" w:cs="Consolas" w:eastAsia="Microsoft JhengHei" w:hAnsi="Consolas"/>
-          <w:color w:val="7A2E0E"/>
-          <w:sz w:val="19"/>
-          <w:szCs w:val="19"/>
-        </w:rPr>
-        <w:t xml:space="preserve">npm run dev</w:t>
-      </w:r>
-      <w:r>
-        <w:rPr>
-          <w:rFonts w:ascii="Calibri" w:cs="Calibri" w:eastAsia="Microsoft JhengHei" w:hAnsi="Calibri"/>
-        </w:rPr>
-        <w:t xml:space="preserve"> 的 </w:t>
-      </w:r>
-      <w:r>
-        <w:rPr>
-          <w:rFonts w:ascii="Consolas" w:cs="Consolas" w:eastAsia="Microsoft JhengHei" w:hAnsi="Consolas"/>
-          <w:color w:val="7A2E0E"/>
-          <w:sz w:val="19"/>
-          <w:szCs w:val="19"/>
-        </w:rPr>
-        <w:t xml:space="preserve">http://localhost:3001</w:t>
-      </w:r>
-      <w:r>
-        <w:rPr>
-          <w:rFonts w:ascii="Calibri" w:cs="Calibri" w:eastAsia="Microsoft JhengHei" w:hAnsi="Calibri"/>
-        </w:rPr>
-        <w:t xml:space="preserve">，存檔後自動更新（</w:t>
-      </w:r>
-      <w:r>
-        <w:rPr>
-          <w:rFonts w:ascii="Consolas" w:cs="Consolas" w:eastAsia="Microsoft JhengHei" w:hAnsi="Consolas"/>
-          <w:color w:val="7A2E0E"/>
-          <w:sz w:val="19"/>
-          <w:szCs w:val="19"/>
-        </w:rPr>
-        <w:t xml:space="preserve">/api</w:t>
-      </w:r>
-      <w:r>
-        <w:rPr>
-          <w:rFonts w:ascii="Calibri" w:cs="Calibri" w:eastAsia="Microsoft JhengHei" w:hAnsi="Calibri"/>
-        </w:rPr>
-        <w:t xml:space="preserve"> 會轉給 port 3000 的伺服器）。</w:t>
-      </w:r>
-    </w:p>
-    <w:p>
-      <w:pPr>
-        <w:keepNext w:val="false"/>
-        <w:spacing w:after="120"/>
-      </w:pPr>
-      <w:r>
-        <w:rPr>
-          <w:rFonts w:ascii="Calibri" w:cs="Calibri" w:eastAsia="Microsoft JhengHei" w:hAnsi="Calibri"/>
-        </w:rPr>
-        <w:t xml:space="preserve">部署到遠端 Linux 伺服器的方式，請見另一份文件「部署手冊」（</w:t>
-      </w:r>
-      <w:r>
-        <w:rPr>
-          <w:rFonts w:ascii="Consolas" w:cs="Consolas" w:eastAsia="Microsoft JhengHei" w:hAnsi="Consolas"/>
-          <w:color w:val="7A2E0E"/>
-          <w:sz w:val="19"/>
-          <w:szCs w:val="19"/>
-        </w:rPr>
-        <w:t xml:space="preserve">docs/Deployment_Guide_zh-TW.docx</w:t>
-      </w:r>
-      <w:r>
-        <w:rPr>
-          <w:rFonts w:ascii="Calibri" w:cs="Calibri" w:eastAsia="Microsoft JhengHei" w:hAnsi="Calibri"/>
-        </w:rPr>
-        <w:t xml:space="preserve">）。</w:t>
-      </w:r>
-    </w:p>
-    <w:p>
-      <w:pPr>
-        <w:pStyle w:val="Heading1"/>
-      </w:pPr>
-      <w:r>
-        <w:rPr>
-          <w:rFonts w:ascii="Calibri" w:cs="Calibri" w:eastAsia="Microsoft JhengHei" w:hAnsi="Calibri"/>
-        </w:rPr>
-        <w:t xml:space="preserve">3. 系統功能</w:t>
-      </w:r>
-    </w:p>
-    <w:p>
-      <w:pPr>
-        <w:keepNext w:val="false"/>
-        <w:spacing w:after="120"/>
-      </w:pPr>
-      <w:r>
-        <w:rPr>
-          <w:rFonts w:ascii="Calibri" w:cs="Calibri" w:eastAsia="Microsoft JhengHei" w:hAnsi="Calibri"/>
-        </w:rPr>
-        <w:t xml:space="preserve">網頁上方有四個分頁：股票列表、新增股票、修改資料、股票偵測。目前所在的分頁會記在網址中（例如 </w:t>
-      </w:r>
-      <w:r>
-        <w:rPr>
-          <w:rFonts w:ascii="Consolas" w:cs="Consolas" w:eastAsia="Microsoft JhengHei" w:hAnsi="Consolas"/>
-          <w:color w:val="7A2E0E"/>
-          <w:sz w:val="19"/>
-          <w:szCs w:val="19"/>
-        </w:rPr>
-        <w:t xml:space="preserve">#monitor</w:t>
-      </w:r>
-      <w:r>
-        <w:rPr>
-          <w:rFonts w:ascii="Calibri" w:cs="Calibri" w:eastAsia="Microsoft JhengHei" w:hAnsi="Calibri"/>
-        </w:rPr>
-        <w:t xml:space="preserve">），重新整理後仍停在同一頁；切換分頁時，表單內容與執行中的偵測進度都會保留。</w:t>
+        <w:t xml:space="preserve">登入後（見 3.7），網頁上方有四個分頁：股票列表、新增股票、修改資料、股票偵測。目前所在的分頁會記在網址中（例如 #monitor），重新整理後仍停在同一頁；切換分頁時，表單內容與執行中的偵測進度都會保留。</w:t>
       </w:r>
     </w:p>
     <w:p>
@@ -3510,13 +3621,13 @@
           <w:b/>
           <w:bCs/>
         </w:rPr>
-        <w:t xml:space="preserve">預覽（不寫入）：檢查還沒有 CUSIP 的股票（未下市、美國市場），列出會變更的內容，不修改資料庫。已有 CUSIP 的股票不檢查。現在只有這一種執行方式：會寫入的「偵測並更新」和每天的自動執行已在 2026-10-16 移除。</w:t>
-      </w:r>
-      <w:r>
-        <w:rPr>
-          <w:rFonts w:ascii="Calibri" w:cs="Calibri" w:eastAsia="Microsoft JhengHei" w:hAnsi="Calibri"/>
-        </w:rPr>
-        <w:t/>
+        <w:t xml:space="preserve">預覽（不寫入）</w:t>
+      </w:r>
+      <w:r>
+        <w:rPr>
+          <w:rFonts w:ascii="Calibri" w:cs="Calibri" w:eastAsia="Microsoft JhengHei" w:hAnsi="Calibri"/>
+        </w:rPr>
+        <w:t xml:space="preserve">：檢查還沒有 CUSIP 的股票（未下市、美國市場），列出會變更的內容，不修改資料庫。已有 CUSIP 的股票不檢查。現在只有這一種執行方式：會寫入的「偵測並更新」和每天的自動執行已在 2026-10-16 移除。</w:t>
       </w:r>
     </w:p>
     <w:p>
@@ -3534,13 +3645,13 @@
           <w:b/>
           <w:bCs/>
         </w:rPr>
-        <w:t xml:space="preserve">中止：只在預覽執行中出現。</w:t>
-      </w:r>
-      <w:r>
-        <w:rPr>
-          <w:rFonts w:ascii="Calibri" w:cs="Calibri" w:eastAsia="Microsoft JhengHei" w:hAnsi="Calibri"/>
-        </w:rPr>
-        <w:t/>
+        <w:t xml:space="preserve">中止</w:t>
+      </w:r>
+      <w:r>
+        <w:rPr>
+          <w:rFonts w:ascii="Calibri" w:cs="Calibri" w:eastAsia="Microsoft JhengHei" w:hAnsi="Calibri"/>
+        </w:rPr>
+        <w:t xml:space="preserve">：只在預覽執行中出現。</w:t>
       </w:r>
     </w:p>
     <w:p>
@@ -3556,7 +3667,7 @@
         <w:rPr>
           <w:rFonts w:ascii="Calibri" w:cs="Calibri" w:eastAsia="Microsoft JhengHei" w:hAnsi="Calibri"/>
         </w:rPr>
-        <w:t xml:space="preserve">執行中顯示進度條與目前階段（讀取資料、取得 Yahoo 報價，然後逐筆檢查）。</w:t>
+        <w:t xml:space="preserve">執行中顯示進度條與目前階段（讀取資料、取得 Yahoo 報價、向 OTC Markets 確認 OTC 股票，然後逐筆檢查）。</w:t>
       </w:r>
     </w:p>
     <w:p>
@@ -3606,13 +3717,13 @@
           <w:b/>
           <w:bCs/>
         </w:rPr>
-        <w:t xml:space="preserve">會變更：標為下市、名稱更正、市場變更、Category 變更、補上幣別、更名／換代號（舊資料會標為下市）、將新增的股票。</w:t>
-      </w:r>
-      <w:r>
-        <w:rPr>
-          <w:rFonts w:ascii="Calibri" w:cs="Calibri" w:eastAsia="Microsoft JhengHei" w:hAnsi="Calibri"/>
-        </w:rPr>
-        <w:t/>
+        <w:t xml:space="preserve">會變更</w:t>
+      </w:r>
+      <w:r>
+        <w:rPr>
+          <w:rFonts w:ascii="Calibri" w:cs="Calibri" w:eastAsia="Microsoft JhengHei" w:hAnsi="Calibri"/>
+        </w:rPr>
+        <w:t xml:space="preserve">：標為下市、名稱更正、市場變更、Category 變更、補上幣別、更名／換代號（舊資料會標為下市）、將新增的股票。</w:t>
       </w:r>
     </w:p>
     <w:p>
@@ -3691,6 +3802,113 @@
           <w:rFonts w:ascii="Calibri" w:cs="Calibri" w:eastAsia="Microsoft JhengHei" w:hAnsi="Calibri"/>
         </w:rPr>
         <w:t xml:space="preserve">頁面右上角可切換 Chinese／English，設定會記在瀏覽器中。網頁會跟隨作業系統的淺色／深色模式，手機上也能正常瀏覽（表格可左右捲動）。</w:t>
+      </w:r>
+    </w:p>
+    <w:p>
+      <w:pPr>
+        <w:pStyle w:val="Heading2"/>
+      </w:pPr>
+      <w:r>
+        <w:rPr>
+          <w:rFonts w:ascii="Calibri" w:cs="Calibri" w:eastAsia="Microsoft JhengHei" w:hAnsi="Calibri"/>
+        </w:rPr>
+        <w:t xml:space="preserve">3.7 登入</w:t>
+      </w:r>
+    </w:p>
+    <w:p>
+      <w:pPr>
+        <w:pStyle w:val="ListParagraph"/>
+        <w:numPr>
+          <w:ilvl w:val="0"/>
+          <w:numId w:val="2"/>
+        </w:numPr>
+        <w:spacing w:after="60"/>
+      </w:pPr>
+      <w:r>
+        <w:rPr>
+          <w:rFonts w:ascii="Calibri" w:cs="Calibri" w:eastAsia="Microsoft JhengHei" w:hAnsi="Calibri"/>
+        </w:rPr>
+        <w:t xml:space="preserve">所有頁面都需要登入。只有 test.users 中 role 為 LABEL、status 為 true 的帳號可以登入；新使用者請 LevelFields 的管理員設定。</w:t>
+      </w:r>
+    </w:p>
+    <w:p>
+      <w:pPr>
+        <w:pStyle w:val="ListParagraph"/>
+        <w:numPr>
+          <w:ilvl w:val="0"/>
+          <w:numId w:val="2"/>
+        </w:numPr>
+        <w:spacing w:after="60"/>
+      </w:pPr>
+      <w:r>
+        <w:rPr>
+          <w:rFonts w:ascii="Calibri" w:cs="Calibri" w:eastAsia="Microsoft JhengHei" w:hAnsi="Calibri"/>
+        </w:rPr>
+        <w:t xml:space="preserve">用 LevelFields 帳號的 email 與密碼登入。輸入 email 時會自動轉成小寫；密碼欄的眼睛按鈕可顯示或隱藏密碼。</w:t>
+      </w:r>
+    </w:p>
+    <w:p>
+      <w:pPr>
+        <w:pStyle w:val="ListParagraph"/>
+        <w:numPr>
+          <w:ilvl w:val="0"/>
+          <w:numId w:val="2"/>
+        </w:numPr>
+        <w:spacing w:after="60"/>
+      </w:pPr>
+      <w:r>
+        <w:rPr>
+          <w:rFonts w:ascii="Calibri" w:cs="Calibri" w:eastAsia="Microsoft JhengHei" w:hAnsi="Calibri"/>
+        </w:rPr>
+        <w:t xml:space="preserve">email 錯誤、密碼錯誤或帳號沒有權限，都顯示同一個訊息。同一個位址 15 分鐘內登入失敗 10 次，會暫停登入 15 分鐘。</w:t>
+      </w:r>
+    </w:p>
+    <w:p>
+      <w:pPr>
+        <w:pStyle w:val="ListParagraph"/>
+        <w:numPr>
+          <w:ilvl w:val="0"/>
+          <w:numId w:val="2"/>
+        </w:numPr>
+        <w:spacing w:after="60"/>
+      </w:pPr>
+      <w:r>
+        <w:rPr>
+          <w:rFonts w:ascii="Calibri" w:cs="Calibri" w:eastAsia="Microsoft JhengHei" w:hAnsi="Calibri"/>
+        </w:rPr>
+        <w:t xml:space="preserve">登入後 12 小時內有效，伺服器重啟或重新部署也不會登出。在 LevelFields 改密碼，或帳號不再是 LABEL／啟用中，登入就會失效。</w:t>
+      </w:r>
+    </w:p>
+    <w:p>
+      <w:pPr>
+        <w:pStyle w:val="ListParagraph"/>
+        <w:numPr>
+          <w:ilvl w:val="0"/>
+          <w:numId w:val="2"/>
+        </w:numPr>
+        <w:spacing w:after="60"/>
+      </w:pPr>
+      <w:r>
+        <w:rPr>
+          <w:rFonts w:ascii="Calibri" w:cs="Calibri" w:eastAsia="Microsoft JhengHei" w:hAnsi="Calibri"/>
+        </w:rPr>
+        <w:t xml:space="preserve">右上角顯示目前的 email 與登出按鈕。</w:t>
+      </w:r>
+    </w:p>
+    <w:p>
+      <w:pPr>
+        <w:pStyle w:val="ListParagraph"/>
+        <w:numPr>
+          <w:ilvl w:val="0"/>
+          <w:numId w:val="2"/>
+        </w:numPr>
+        <w:spacing w:after="60"/>
+      </w:pPr>
+      <w:r>
+        <w:rPr>
+          <w:rFonts w:ascii="Calibri" w:cs="Calibri" w:eastAsia="Microsoft JhengHei" w:hAnsi="Calibri"/>
+        </w:rPr>
+        <w:t xml:space="preserve">這裡不能重設密碼，請使用 LevelFields 的「Forgot Password」。</w:t>
       </w:r>
     </w:p>
     <w:p>
@@ -3996,7 +4214,7 @@
                 <w:sz w:val="20"/>
                 <w:szCs w:val="20"/>
               </w:rPr>
-              <w:t xml:space="preserve">Yahoo 最後成交超過 120 天；或 NASDAQ/NYSE/AMEX 的一般代號，官方清單與 Yahoo 都查不到（判斷前會再查一次；共同基金不適用，因為官方清單本來就不收）</w:t>
+              <w:t xml:space="preserve">Yahoo 最後成交超過 120 天——OTC 股要 OTC Markets 也確認（代號已不存在，或在 Grey Market／Expert Market 沒有公開報價）才算，因為 Yahoo 對部分外國 OTC 股已停止更新；或 NASDAQ/NYSE/AMEX 的一般代號，官方清單與 Yahoo 都查不到（判斷前會再查一次；共同基金不適用，因為官方清單本來就不收）</w:t>
             </w:r>
           </w:p>
         </w:tc>
@@ -4058,7 +4276,7 @@
                 <w:sz w:val="20"/>
                 <w:szCs w:val="20"/>
               </w:rPr>
-              <w:t xml:space="preserve">其他情況（例如交易稀少的 OTC 股、查詢失敗）——不做任何變更</w:t>
+              <w:t xml:space="preserve">其他情況（例如OTC Markets 仍有報價的 OTC 股、查詢失敗）——不做任何變更</w:t>
             </w:r>
           </w:p>
         </w:tc>
@@ -4693,6 +4911,65 @@
           <w:rFonts w:ascii="Calibri" w:cs="Calibri" w:eastAsia="Microsoft JhengHei" w:hAnsi="Calibri"/>
         </w:rPr>
         <w:t xml:space="preserve">同一個代號可能先後屬於不同公司。資料表會保留舊公司的資料（標為下市）並新增新公司的資料，因此同一代號可能有多筆。系統在只知道代號時，優先選擇未下市、最新的那一筆；從列表點入則以 id 開啟確切資料。偵測程式不會把舊公司的資料改回上市。</w:t>
+      </w:r>
+    </w:p>
+    <w:p>
+      <w:pPr>
+        <w:pStyle w:val="Heading2"/>
+      </w:pPr>
+      <w:r>
+        <w:rPr>
+          <w:rFonts w:ascii="Calibri" w:cs="Calibri" w:eastAsia="Microsoft JhengHei" w:hAnsi="Calibri"/>
+        </w:rPr>
+        <w:t xml:space="preserve">4.5 登入與工作階段</w:t>
+      </w:r>
+    </w:p>
+    <w:p>
+      <w:pPr>
+        <w:pStyle w:val="ListParagraph"/>
+        <w:numPr>
+          <w:ilvl w:val="0"/>
+          <w:numId w:val="2"/>
+        </w:numPr>
+        <w:spacing w:after="60"/>
+      </w:pPr>
+      <w:r>
+        <w:rPr>
+          <w:rFonts w:ascii="Calibri" w:cs="Calibri" w:eastAsia="Microsoft JhengHei" w:hAnsi="Calibri"/>
+        </w:rPr>
+        <w:t xml:space="preserve">密碼用 bcrypt 比對，與 LevelFields 相同：把輸入的密碼用 password_hash 裡存的鹽再雜湊一次，比對結果是否一致。存的密碼無法解碼，系統也不會顯示或修改密碼。PHP 產生的雜湊（$2y$）同樣可用。</w:t>
+      </w:r>
+    </w:p>
+    <w:p>
+      <w:pPr>
+        <w:pStyle w:val="ListParagraph"/>
+        <w:numPr>
+          <w:ilvl w:val="0"/>
+          <w:numId w:val="2"/>
+        </w:numPr>
+        <w:spacing w:after="60"/>
+      </w:pPr>
+      <w:r>
+        <w:rPr>
+          <w:rFonts w:ascii="Calibri" w:cs="Calibri" w:eastAsia="Microsoft JhengHei" w:hAnsi="Calibri"/>
+        </w:rPr>
+        <w:t xml:space="preserve">登入成功後，瀏覽器取得一個由 user id 與 'md5' || md5(password_hash || email) 組成的 cookie。每次請求都在資料庫重算這個值，並同時檢查 role = 'LABEL' AND status = true；因此不需要密鑰，伺服器重啟或部署不會登出，改密碼則會讓登入失效。</w:t>
+      </w:r>
+    </w:p>
+    <w:p>
+      <w:pPr>
+        <w:pStyle w:val="ListParagraph"/>
+        <w:numPr>
+          <w:ilvl w:val="0"/>
+          <w:numId w:val="2"/>
+        </w:numPr>
+        <w:spacing w:after="60"/>
+      </w:pPr>
+      <w:r>
+        <w:rPr>
+          <w:rFonts w:ascii="Calibri" w:cs="Calibri" w:eastAsia="Microsoft JhengHei" w:hAnsi="Calibri"/>
+        </w:rPr>
+        <w:t xml:space="preserve">已接受的取捨：能讀取 test.users 的人可以算出任何帳號的 cookie；這個值本身不會過期（瀏覽器在 12 小時後丟掉 cookie）；登出只會刪除該瀏覽器的 cookie。請限制 test.users 的讀取權限。</w:t>
       </w:r>
     </w:p>
     <w:p>
@@ -7536,6 +7813,282 @@
                 <w:szCs w:val="20"/>
               </w:rPr>
               <w:t xml:space="preserve">重新執行預覽即可</w:t>
+            </w:r>
+          </w:p>
+        </w:tc>
+      </w:tr>
+      <w:tr>
+        <w:tc>
+          <w:tcPr>
+            <w:tcW w:type="dxa" w:w="2282"/>
+            <w:tcBorders>
+              <w:top w:val="single" w:color="BFBFBF" w:sz="4"/>
+              <w:left w:val="single" w:color="BFBFBF" w:sz="4"/>
+              <w:bottom w:val="single" w:color="BFBFBF" w:sz="4"/>
+              <w:right w:val="single" w:color="BFBFBF" w:sz="4"/>
+            </w:tcBorders>
+            <w:tcMar>
+              <w:top w:type="dxa" w:w="60"/>
+              <w:left w:type="dxa" w:w="100"/>
+              <w:bottom w:type="dxa" w:w="60"/>
+              <w:right w:type="dxa" w:w="100"/>
+            </w:tcMar>
+          </w:tcPr>
+          <w:p>
+            <w:pPr>
+              <w:spacing w:after="0"/>
+            </w:pPr>
+            <w:r>
+              <w:rPr>
+                <w:rFonts w:ascii="Calibri" w:cs="Calibri" w:eastAsia="Microsoft JhengHei" w:hAnsi="Calibri"/>
+                <w:sz w:val="20"/>
+                <w:szCs w:val="20"/>
+              </w:rPr>
+              <w:t xml:space="preserve">登入時顯示 email 或密碼錯誤</w:t>
+            </w:r>
+          </w:p>
+        </w:tc>
+        <w:tc>
+          <w:tcPr>
+            <w:tcW w:type="dxa" w:w="3511"/>
+            <w:tcBorders>
+              <w:top w:val="single" w:color="BFBFBF" w:sz="4"/>
+              <w:left w:val="single" w:color="BFBFBF" w:sz="4"/>
+              <w:bottom w:val="single" w:color="BFBFBF" w:sz="4"/>
+              <w:right w:val="single" w:color="BFBFBF" w:sz="4"/>
+            </w:tcBorders>
+            <w:tcMar>
+              <w:top w:type="dxa" w:w="60"/>
+              <w:left w:type="dxa" w:w="100"/>
+              <w:bottom w:type="dxa" w:w="60"/>
+              <w:right w:type="dxa" w:w="100"/>
+            </w:tcMar>
+          </w:tcPr>
+          <w:p>
+            <w:pPr>
+              <w:spacing w:after="0"/>
+            </w:pPr>
+            <w:r>
+              <w:rPr>
+                <w:rFonts w:ascii="Calibri" w:cs="Calibri" w:eastAsia="Microsoft JhengHei" w:hAnsi="Calibri"/>
+                <w:sz w:val="20"/>
+                <w:szCs w:val="20"/>
+              </w:rPr>
+              <w:t xml:space="preserve">帳號不是 LABEL 或 status 不是 true、密碼與 LevelFields 不同，或網站連的是另一個資料庫</w:t>
+            </w:r>
+          </w:p>
+        </w:tc>
+        <w:tc>
+          <w:tcPr>
+            <w:tcW w:type="dxa" w:w="3513"/>
+            <w:tcBorders>
+              <w:top w:val="single" w:color="BFBFBF" w:sz="4"/>
+              <w:left w:val="single" w:color="BFBFBF" w:sz="4"/>
+              <w:bottom w:val="single" w:color="BFBFBF" w:sz="4"/>
+              <w:right w:val="single" w:color="BFBFBF" w:sz="4"/>
+            </w:tcBorders>
+            <w:tcMar>
+              <w:top w:type="dxa" w:w="60"/>
+              <w:left w:type="dxa" w:w="100"/>
+              <w:bottom w:type="dxa" w:w="60"/>
+              <w:right w:type="dxa" w:w="100"/>
+            </w:tcMar>
+          </w:tcPr>
+          <w:p>
+            <w:pPr>
+              <w:spacing w:after="0"/>
+            </w:pPr>
+            <w:r>
+              <w:rPr>
+                <w:rFonts w:ascii="Calibri" w:cs="Calibri" w:eastAsia="Microsoft JhengHei" w:hAnsi="Calibri"/>
+                <w:sz w:val="20"/>
+                <w:szCs w:val="20"/>
+              </w:rPr>
+              <w:t xml:space="preserve">到網站實際使用的資料庫查 test.users 的 role、status；密碼請在 LevelFields 重設</w:t>
+            </w:r>
+          </w:p>
+        </w:tc>
+      </w:tr>
+      <w:tr>
+        <w:tc>
+          <w:tcPr>
+            <w:tcW w:type="dxa" w:w="2282"/>
+            <w:tcBorders>
+              <w:top w:val="single" w:color="BFBFBF" w:sz="4"/>
+              <w:left w:val="single" w:color="BFBFBF" w:sz="4"/>
+              <w:bottom w:val="single" w:color="BFBFBF" w:sz="4"/>
+              <w:right w:val="single" w:color="BFBFBF" w:sz="4"/>
+            </w:tcBorders>
+            <w:tcMar>
+              <w:top w:type="dxa" w:w="60"/>
+              <w:left w:type="dxa" w:w="100"/>
+              <w:bottom w:type="dxa" w:w="60"/>
+              <w:right w:type="dxa" w:w="100"/>
+            </w:tcMar>
+          </w:tcPr>
+          <w:p>
+            <w:pPr>
+              <w:spacing w:after="0"/>
+            </w:pPr>
+            <w:r>
+              <w:rPr>
+                <w:rFonts w:ascii="Calibri" w:cs="Calibri" w:eastAsia="Microsoft JhengHei" w:hAnsi="Calibri"/>
+                <w:sz w:val="20"/>
+                <w:szCs w:val="20"/>
+              </w:rPr>
+              <w:t xml:space="preserve">「登入失敗次數過多」</w:t>
+            </w:r>
+          </w:p>
+        </w:tc>
+        <w:tc>
+          <w:tcPr>
+            <w:tcW w:type="dxa" w:w="3511"/>
+            <w:tcBorders>
+              <w:top w:val="single" w:color="BFBFBF" w:sz="4"/>
+              <w:left w:val="single" w:color="BFBFBF" w:sz="4"/>
+              <w:bottom w:val="single" w:color="BFBFBF" w:sz="4"/>
+              <w:right w:val="single" w:color="BFBFBF" w:sz="4"/>
+            </w:tcBorders>
+            <w:tcMar>
+              <w:top w:type="dxa" w:w="60"/>
+              <w:left w:type="dxa" w:w="100"/>
+              <w:bottom w:type="dxa" w:w="60"/>
+              <w:right w:type="dxa" w:w="100"/>
+            </w:tcMar>
+          </w:tcPr>
+          <w:p>
+            <w:pPr>
+              <w:spacing w:after="0"/>
+            </w:pPr>
+            <w:r>
+              <w:rPr>
+                <w:rFonts w:ascii="Calibri" w:cs="Calibri" w:eastAsia="Microsoft JhengHei" w:hAnsi="Calibri"/>
+                <w:sz w:val="20"/>
+                <w:szCs w:val="20"/>
+              </w:rPr>
+              <w:t xml:space="preserve">同一個位址 15 分鐘內登入失敗 10 次</w:t>
+            </w:r>
+          </w:p>
+        </w:tc>
+        <w:tc>
+          <w:tcPr>
+            <w:tcW w:type="dxa" w:w="3513"/>
+            <w:tcBorders>
+              <w:top w:val="single" w:color="BFBFBF" w:sz="4"/>
+              <w:left w:val="single" w:color="BFBFBF" w:sz="4"/>
+              <w:bottom w:val="single" w:color="BFBFBF" w:sz="4"/>
+              <w:right w:val="single" w:color="BFBFBF" w:sz="4"/>
+            </w:tcBorders>
+            <w:tcMar>
+              <w:top w:type="dxa" w:w="60"/>
+              <w:left w:type="dxa" w:w="100"/>
+              <w:bottom w:type="dxa" w:w="60"/>
+              <w:right w:type="dxa" w:w="100"/>
+            </w:tcMar>
+          </w:tcPr>
+          <w:p>
+            <w:pPr>
+              <w:spacing w:after="0"/>
+            </w:pPr>
+            <w:r>
+              <w:rPr>
+                <w:rFonts w:ascii="Calibri" w:cs="Calibri" w:eastAsia="Microsoft JhengHei" w:hAnsi="Calibri"/>
+                <w:sz w:val="20"/>
+                <w:szCs w:val="20"/>
+              </w:rPr>
+              <w:t xml:space="preserve">等 15 分鐘。若經過 Nginx 時所有人同時被鎖，是 Nginx 沒有傳 X-Forwarded-For（見部署手冊）</w:t>
+            </w:r>
+          </w:p>
+        </w:tc>
+      </w:tr>
+      <w:tr>
+        <w:tc>
+          <w:tcPr>
+            <w:tcW w:type="dxa" w:w="2282"/>
+            <w:tcBorders>
+              <w:top w:val="single" w:color="BFBFBF" w:sz="4"/>
+              <w:left w:val="single" w:color="BFBFBF" w:sz="4"/>
+              <w:bottom w:val="single" w:color="BFBFBF" w:sz="4"/>
+              <w:right w:val="single" w:color="BFBFBF" w:sz="4"/>
+            </w:tcBorders>
+            <w:tcMar>
+              <w:top w:type="dxa" w:w="60"/>
+              <w:left w:type="dxa" w:w="100"/>
+              <w:bottom w:type="dxa" w:w="60"/>
+              <w:right w:type="dxa" w:w="100"/>
+            </w:tcMar>
+          </w:tcPr>
+          <w:p>
+            <w:pPr>
+              <w:spacing w:after="0"/>
+            </w:pPr>
+            <w:r>
+              <w:rPr>
+                <w:rFonts w:ascii="Calibri" w:cs="Calibri" w:eastAsia="Microsoft JhengHei" w:hAnsi="Calibri"/>
+                <w:sz w:val="20"/>
+                <w:szCs w:val="20"/>
+              </w:rPr>
+              <w:t xml:space="preserve">被導回登入頁</w:t>
+            </w:r>
+          </w:p>
+        </w:tc>
+        <w:tc>
+          <w:tcPr>
+            <w:tcW w:type="dxa" w:w="3511"/>
+            <w:tcBorders>
+              <w:top w:val="single" w:color="BFBFBF" w:sz="4"/>
+              <w:left w:val="single" w:color="BFBFBF" w:sz="4"/>
+              <w:bottom w:val="single" w:color="BFBFBF" w:sz="4"/>
+              <w:right w:val="single" w:color="BFBFBF" w:sz="4"/>
+            </w:tcBorders>
+            <w:tcMar>
+              <w:top w:type="dxa" w:w="60"/>
+              <w:left w:type="dxa" w:w="100"/>
+              <w:bottom w:type="dxa" w:w="60"/>
+              <w:right w:type="dxa" w:w="100"/>
+            </w:tcMar>
+          </w:tcPr>
+          <w:p>
+            <w:pPr>
+              <w:spacing w:after="0"/>
+            </w:pPr>
+            <w:r>
+              <w:rPr>
+                <w:rFonts w:ascii="Calibri" w:cs="Calibri" w:eastAsia="Microsoft JhengHei" w:hAnsi="Calibri"/>
+                <w:sz w:val="20"/>
+                <w:szCs w:val="20"/>
+              </w:rPr>
+              <w:t xml:space="preserve">已超過 12 小時、在 LevelFields 改了密碼，或帳號不再是 LABEL／啟用中</w:t>
+            </w:r>
+          </w:p>
+        </w:tc>
+        <w:tc>
+          <w:tcPr>
+            <w:tcW w:type="dxa" w:w="3513"/>
+            <w:tcBorders>
+              <w:top w:val="single" w:color="BFBFBF" w:sz="4"/>
+              <w:left w:val="single" w:color="BFBFBF" w:sz="4"/>
+              <w:bottom w:val="single" w:color="BFBFBF" w:sz="4"/>
+              <w:right w:val="single" w:color="BFBFBF" w:sz="4"/>
+            </w:tcBorders>
+            <w:tcMar>
+              <w:top w:type="dxa" w:w="60"/>
+              <w:left w:type="dxa" w:w="100"/>
+              <w:bottom w:type="dxa" w:w="60"/>
+              <w:right w:type="dxa" w:w="100"/>
+            </w:tcMar>
+          </w:tcPr>
+          <w:p>
+            <w:pPr>
+              <w:spacing w:after="0"/>
+            </w:pPr>
+            <w:r>
+              <w:rPr>
+                <w:rFonts w:ascii="Calibri" w:cs="Calibri" w:eastAsia="Microsoft JhengHei" w:hAnsi="Calibri"/>
+                <w:sz w:val="20"/>
+                <w:szCs w:val="20"/>
+              </w:rPr>
+              <w:t xml:space="preserve">重新登入</w:t>
             </w:r>
           </w:p>
         </w:tc>

--- a/docs/Stock_System_Guide_zh-TW.docx
+++ b/docs/Stock_System_Guide_zh-TW.docx
@@ -3789,7 +3789,7 @@
         <w:rPr>
           <w:rFonts w:ascii="Calibri" w:cs="Calibri" w:eastAsia="Microsoft JhengHei" w:hAnsi="Calibri"/>
         </w:rPr>
-        <w:t xml:space="preserve">3.6 語言與外觀</w:t>
+        <w:t xml:space="preserve">3.6 外觀</w:t>
       </w:r>
     </w:p>
     <w:p>
@@ -3801,7 +3801,7 @@
         <w:rPr>
           <w:rFonts w:ascii="Calibri" w:cs="Calibri" w:eastAsia="Microsoft JhengHei" w:hAnsi="Calibri"/>
         </w:rPr>
-        <w:t xml:space="preserve">頁面右上角可切換 Chinese／English，設定會記在瀏覽器中。網頁會跟隨作業系統的淺色／深色模式，手機上也能正常瀏覽（表格可左右捲動）。</w:t>
+        <w:t xml:space="preserve">介面只有英文（中文介面與語言切換已在 2026-10-19 移除）。網頁會跟隨作業系統的淺色／深色模式，手機上也能正常瀏覽（表格可左右捲動）。</w:t>
       </w:r>
     </w:p>
     <w:p>
